--- a/改动清单.docx
+++ b/改动清单.docx
@@ -851,6 +851,7 @@
       <w:pPr>
         <w:widowControl w:val="0"/>
         <w:numPr>
+          <w:ilvl w:val="0"/>
           <w:numId w:val="0"/>
         </w:numPr>
         <w:ind w:leftChars="0"/>
@@ -868,6 +869,7 @@
       <w:pPr>
         <w:widowControl w:val="0"/>
         <w:numPr>
+          <w:ilvl w:val="0"/>
           <w:numId w:val="0"/>
         </w:numPr>
         <w:ind w:leftChars="0"/>
@@ -895,6 +897,7 @@
       <w:pPr>
         <w:widowControl w:val="0"/>
         <w:numPr>
+          <w:ilvl w:val="0"/>
           <w:numId w:val="0"/>
         </w:numPr>
         <w:ind w:leftChars="0"/>
@@ -939,6 +942,7 @@
       <w:pPr>
         <w:widowControl w:val="0"/>
         <w:numPr>
+          <w:ilvl w:val="0"/>
           <w:numId w:val="0"/>
         </w:numPr>
         <w:ind w:leftChars="0"/>
@@ -966,6 +970,7 @@
       <w:pPr>
         <w:widowControl w:val="0"/>
         <w:numPr>
+          <w:ilvl w:val="0"/>
           <w:numId w:val="0"/>
         </w:numPr>
         <w:ind w:leftChars="0"/>
@@ -993,6 +998,7 @@
       <w:pPr>
         <w:widowControl w:val="0"/>
         <w:numPr>
+          <w:ilvl w:val="0"/>
           <w:numId w:val="0"/>
         </w:numPr>
         <w:ind w:leftChars="0"/>
@@ -1020,6 +1026,7 @@
       <w:pPr>
         <w:widowControl w:val="0"/>
         <w:numPr>
+          <w:ilvl w:val="0"/>
           <w:numId w:val="0"/>
         </w:numPr>
         <w:ind w:leftChars="0"/>
@@ -1047,6 +1054,7 @@
       <w:pPr>
         <w:widowControl w:val="0"/>
         <w:numPr>
+          <w:ilvl w:val="0"/>
           <w:numId w:val="0"/>
         </w:numPr>
         <w:ind w:leftChars="0"/>
@@ -1074,6 +1082,7 @@
       <w:pPr>
         <w:widowControl w:val="0"/>
         <w:numPr>
+          <w:ilvl w:val="0"/>
           <w:numId w:val="0"/>
         </w:numPr>
         <w:ind w:leftChars="0"/>
@@ -1101,6 +1110,7 @@
       <w:pPr>
         <w:widowControl w:val="0"/>
         <w:numPr>
+          <w:ilvl w:val="0"/>
           <w:numId w:val="0"/>
         </w:numPr>
         <w:ind w:leftChars="0"/>
@@ -1121,25 +1131,14 @@
           <w:szCs w:val="24"/>
           <w:lang w:val="en-US" w:eastAsia="zh-CN" w:bidi="ar"/>
         </w:rPr>
-        <w:t>布洛克酒馆立绘或半身：</w:t>
-      </w:r>
-      <w:bookmarkStart w:id="0" w:name="_GoBack"/>
-      <w:bookmarkEnd w:id="0"/>
-      <w:r>
-        <w:rPr>
-          <w:rFonts w:hint="default" w:cstheme="minorBidi"/>
-          <w:kern w:val="0"/>
-          <w:sz w:val="24"/>
-          <w:szCs w:val="24"/>
-          <w:lang w:val="en-US" w:eastAsia="zh-CN" w:bidi="ar"/>
-        </w:rPr>
-        <w:t>frontend/public/assets/characters/senluo/brock_tavern.webp</w:t>
-      </w:r>
-    </w:p>
-    <w:p>
-      <w:pPr>
-        <w:widowControl w:val="0"/>
-        <w:numPr>
+        <w:t>布洛克酒馆立绘或半身：frontend/public/assets/characters/senluo/brock_tavern.webp</w:t>
+      </w:r>
+    </w:p>
+    <w:p>
+      <w:pPr>
+        <w:widowControl w:val="0"/>
+        <w:numPr>
+          <w:ilvl w:val="0"/>
           <w:numId w:val="0"/>
         </w:numPr>
         <w:ind w:leftChars="0"/>
@@ -1167,6 +1166,7 @@
       <w:pPr>
         <w:widowControl w:val="0"/>
         <w:numPr>
+          <w:ilvl w:val="0"/>
           <w:numId w:val="0"/>
         </w:numPr>
         <w:ind w:leftChars="0"/>
@@ -1184,6 +1184,7 @@
       <w:pPr>
         <w:widowControl w:val="0"/>
         <w:numPr>
+          <w:ilvl w:val="0"/>
           <w:numId w:val="0"/>
         </w:numPr>
         <w:ind w:leftChars="0"/>
@@ -1211,6 +1212,7 @@
       <w:pPr>
         <w:widowControl w:val="0"/>
         <w:numPr>
+          <w:ilvl w:val="0"/>
           <w:numId w:val="0"/>
         </w:numPr>
         <w:ind w:leftChars="0"/>
@@ -1228,6 +1230,7 @@
       <w:pPr>
         <w:widowControl w:val="0"/>
         <w:numPr>
+          <w:ilvl w:val="0"/>
           <w:numId w:val="0"/>
         </w:numPr>
         <w:ind w:leftChars="0"/>
@@ -1255,6 +1258,7 @@
       <w:pPr>
         <w:widowControl w:val="0"/>
         <w:numPr>
+          <w:ilvl w:val="0"/>
           <w:numId w:val="0"/>
         </w:numPr>
         <w:ind w:leftChars="0"/>
@@ -1282,6 +1286,7 @@
       <w:pPr>
         <w:widowControl w:val="0"/>
         <w:numPr>
+          <w:ilvl w:val="0"/>
           <w:numId w:val="0"/>
         </w:numPr>
         <w:ind w:leftChars="0"/>
@@ -1309,6 +1314,7 @@
       <w:pPr>
         <w:widowControl w:val="0"/>
         <w:numPr>
+          <w:ilvl w:val="0"/>
           <w:numId w:val="0"/>
         </w:numPr>
         <w:ind w:leftChars="0"/>
@@ -1354,6 +1360,7 @@
       <w:pPr>
         <w:widowControl w:val="0"/>
         <w:numPr>
+          <w:ilvl w:val="0"/>
           <w:numId w:val="0"/>
         </w:numPr>
         <w:jc w:val="left"/>
@@ -1380,6 +1387,7 @@
       <w:pPr>
         <w:widowControl w:val="0"/>
         <w:numPr>
+          <w:ilvl w:val="0"/>
           <w:numId w:val="0"/>
         </w:numPr>
         <w:jc w:val="left"/>
@@ -1498,6 +1506,7 @@
       <w:pPr>
         <w:widowControl w:val="0"/>
         <w:numPr>
+          <w:ilvl w:val="0"/>
           <w:numId w:val="0"/>
         </w:numPr>
         <w:jc w:val="left"/>
@@ -1524,6 +1533,7 @@
       <w:pPr>
         <w:widowControl w:val="0"/>
         <w:numPr>
+          <w:ilvl w:val="0"/>
           <w:numId w:val="0"/>
         </w:numPr>
         <w:jc w:val="left"/>
@@ -1540,6 +1550,7 @@
       <w:pPr>
         <w:widowControl w:val="0"/>
         <w:numPr>
+          <w:ilvl w:val="0"/>
           <w:numId w:val="0"/>
         </w:numPr>
         <w:jc w:val="left"/>
@@ -1566,6 +1577,7 @@
       <w:pPr>
         <w:widowControl w:val="0"/>
         <w:numPr>
+          <w:ilvl w:val="0"/>
           <w:numId w:val="0"/>
         </w:numPr>
         <w:jc w:val="left"/>
@@ -1592,6 +1604,7 @@
       <w:pPr>
         <w:widowControl w:val="0"/>
         <w:numPr>
+          <w:ilvl w:val="0"/>
           <w:numId w:val="0"/>
         </w:numPr>
         <w:jc w:val="left"/>
@@ -1618,6 +1631,7 @@
       <w:pPr>
         <w:widowControl w:val="0"/>
         <w:numPr>
+          <w:ilvl w:val="0"/>
           <w:numId w:val="0"/>
         </w:numPr>
         <w:jc w:val="left"/>
@@ -1644,6 +1658,7 @@
       <w:pPr>
         <w:widowControl w:val="0"/>
         <w:numPr>
+          <w:ilvl w:val="0"/>
           <w:numId w:val="0"/>
         </w:numPr>
         <w:jc w:val="left"/>
@@ -1670,6 +1685,7 @@
       <w:pPr>
         <w:widowControl w:val="0"/>
         <w:numPr>
+          <w:ilvl w:val="0"/>
           <w:numId w:val="0"/>
         </w:numPr>
         <w:jc w:val="left"/>
@@ -1696,6 +1712,7 @@
       <w:pPr>
         <w:widowControl w:val="0"/>
         <w:numPr>
+          <w:ilvl w:val="0"/>
           <w:numId w:val="0"/>
         </w:numPr>
         <w:jc w:val="left"/>
@@ -1722,6 +1739,7 @@
       <w:pPr>
         <w:widowControl w:val="0"/>
         <w:numPr>
+          <w:ilvl w:val="0"/>
           <w:numId w:val="0"/>
         </w:numPr>
         <w:jc w:val="left"/>
@@ -1748,6 +1766,7 @@
       <w:pPr>
         <w:widowControl w:val="0"/>
         <w:numPr>
+          <w:ilvl w:val="0"/>
           <w:numId w:val="0"/>
         </w:numPr>
         <w:jc w:val="left"/>
@@ -1774,22 +1793,24 @@
       <w:pPr>
         <w:widowControl w:val="0"/>
         <w:numPr>
-          <w:numId w:val="0"/>
-        </w:numPr>
-        <w:jc w:val="left"/>
-        <w:rPr>
-          <w:rFonts w:hint="default" w:cstheme="minorBidi"/>
-          <w:kern w:val="0"/>
-          <w:sz w:val="24"/>
-          <w:szCs w:val="24"/>
-          <w:lang w:val="en-US" w:eastAsia="zh-CN" w:bidi="ar"/>
-        </w:rPr>
-      </w:pPr>
-    </w:p>
-    <w:p>
-      <w:pPr>
-        <w:widowControl w:val="0"/>
-        <w:numPr>
+          <w:ilvl w:val="0"/>
+          <w:numId w:val="0"/>
+        </w:numPr>
+        <w:jc w:val="left"/>
+        <w:rPr>
+          <w:rFonts w:hint="default" w:cstheme="minorBidi"/>
+          <w:kern w:val="0"/>
+          <w:sz w:val="24"/>
+          <w:szCs w:val="24"/>
+          <w:lang w:val="en-US" w:eastAsia="zh-CN" w:bidi="ar"/>
+        </w:rPr>
+      </w:pPr>
+    </w:p>
+    <w:p>
+      <w:pPr>
+        <w:widowControl w:val="0"/>
+        <w:numPr>
+          <w:ilvl w:val="0"/>
           <w:numId w:val="0"/>
         </w:numPr>
         <w:jc w:val="left"/>
@@ -1816,6 +1837,7 @@
       <w:pPr>
         <w:widowControl w:val="0"/>
         <w:numPr>
+          <w:ilvl w:val="0"/>
           <w:numId w:val="0"/>
         </w:numPr>
         <w:jc w:val="left"/>
@@ -1842,6 +1864,7 @@
       <w:pPr>
         <w:widowControl w:val="0"/>
         <w:numPr>
+          <w:ilvl w:val="0"/>
           <w:numId w:val="0"/>
         </w:numPr>
         <w:jc w:val="left"/>
@@ -1868,6 +1891,7 @@
       <w:pPr>
         <w:widowControl w:val="0"/>
         <w:numPr>
+          <w:ilvl w:val="0"/>
           <w:numId w:val="0"/>
         </w:numPr>
         <w:jc w:val="left"/>
@@ -1894,6 +1918,7 @@
       <w:pPr>
         <w:widowControl w:val="0"/>
         <w:numPr>
+          <w:ilvl w:val="0"/>
           <w:numId w:val="0"/>
         </w:numPr>
         <w:jc w:val="left"/>
@@ -1920,6 +1945,7 @@
       <w:pPr>
         <w:widowControl w:val="0"/>
         <w:numPr>
+          <w:ilvl w:val="0"/>
           <w:numId w:val="0"/>
         </w:numPr>
         <w:jc w:val="left"/>
@@ -1946,6 +1972,7 @@
       <w:pPr>
         <w:widowControl w:val="0"/>
         <w:numPr>
+          <w:ilvl w:val="0"/>
           <w:numId w:val="0"/>
         </w:numPr>
         <w:jc w:val="left"/>
@@ -1972,6 +1999,7 @@
       <w:pPr>
         <w:widowControl w:val="0"/>
         <w:numPr>
+          <w:ilvl w:val="0"/>
           <w:numId w:val="0"/>
         </w:numPr>
         <w:jc w:val="left"/>
@@ -1998,6 +2026,7 @@
       <w:pPr>
         <w:widowControl w:val="0"/>
         <w:numPr>
+          <w:ilvl w:val="0"/>
           <w:numId w:val="0"/>
         </w:numPr>
         <w:jc w:val="left"/>
@@ -2024,6 +2053,7 @@
       <w:pPr>
         <w:widowControl w:val="0"/>
         <w:numPr>
+          <w:ilvl w:val="0"/>
           <w:numId w:val="0"/>
         </w:numPr>
         <w:jc w:val="left"/>
@@ -2050,6 +2080,7 @@
       <w:pPr>
         <w:widowControl w:val="0"/>
         <w:numPr>
+          <w:ilvl w:val="0"/>
           <w:numId w:val="0"/>
         </w:numPr>
         <w:jc w:val="left"/>
@@ -2076,6 +2107,7 @@
       <w:pPr>
         <w:widowControl w:val="0"/>
         <w:numPr>
+          <w:ilvl w:val="0"/>
           <w:numId w:val="0"/>
         </w:numPr>
         <w:jc w:val="left"/>
@@ -2102,6 +2134,7 @@
       <w:pPr>
         <w:widowControl w:val="0"/>
         <w:numPr>
+          <w:ilvl w:val="0"/>
           <w:numId w:val="0"/>
         </w:numPr>
         <w:jc w:val="left"/>
@@ -2128,22 +2161,24 @@
       <w:pPr>
         <w:widowControl w:val="0"/>
         <w:numPr>
-          <w:numId w:val="0"/>
-        </w:numPr>
-        <w:jc w:val="left"/>
-        <w:rPr>
-          <w:rFonts w:hint="default" w:cstheme="minorBidi"/>
-          <w:kern w:val="0"/>
-          <w:sz w:val="24"/>
-          <w:szCs w:val="24"/>
-          <w:lang w:val="en-US" w:eastAsia="zh-CN" w:bidi="ar"/>
-        </w:rPr>
-      </w:pPr>
-    </w:p>
-    <w:p>
-      <w:pPr>
-        <w:widowControl w:val="0"/>
-        <w:numPr>
+          <w:ilvl w:val="0"/>
+          <w:numId w:val="0"/>
+        </w:numPr>
+        <w:jc w:val="left"/>
+        <w:rPr>
+          <w:rFonts w:hint="default" w:cstheme="minorBidi"/>
+          <w:kern w:val="0"/>
+          <w:sz w:val="24"/>
+          <w:szCs w:val="24"/>
+          <w:lang w:val="en-US" w:eastAsia="zh-CN" w:bidi="ar"/>
+        </w:rPr>
+      </w:pPr>
+    </w:p>
+    <w:p>
+      <w:pPr>
+        <w:widowControl w:val="0"/>
+        <w:numPr>
+          <w:ilvl w:val="0"/>
           <w:numId w:val="0"/>
         </w:numPr>
         <w:jc w:val="left"/>
@@ -2170,6 +2205,7 @@
       <w:pPr>
         <w:widowControl w:val="0"/>
         <w:numPr>
+          <w:ilvl w:val="0"/>
           <w:numId w:val="0"/>
         </w:numPr>
         <w:jc w:val="left"/>
@@ -2196,6 +2232,7 @@
       <w:pPr>
         <w:widowControl w:val="0"/>
         <w:numPr>
+          <w:ilvl w:val="0"/>
           <w:numId w:val="0"/>
         </w:numPr>
         <w:jc w:val="left"/>
@@ -2222,6 +2259,7 @@
       <w:pPr>
         <w:widowControl w:val="0"/>
         <w:numPr>
+          <w:ilvl w:val="0"/>
           <w:numId w:val="0"/>
         </w:numPr>
         <w:jc w:val="left"/>
@@ -2248,6 +2286,7 @@
       <w:pPr>
         <w:widowControl w:val="0"/>
         <w:numPr>
+          <w:ilvl w:val="0"/>
           <w:numId w:val="0"/>
         </w:numPr>
         <w:jc w:val="left"/>
@@ -2274,6 +2313,7 @@
       <w:pPr>
         <w:widowControl w:val="0"/>
         <w:numPr>
+          <w:ilvl w:val="0"/>
           <w:numId w:val="0"/>
         </w:numPr>
         <w:jc w:val="left"/>
@@ -2300,6 +2340,7 @@
       <w:pPr>
         <w:widowControl w:val="0"/>
         <w:numPr>
+          <w:ilvl w:val="0"/>
           <w:numId w:val="0"/>
         </w:numPr>
         <w:jc w:val="left"/>
@@ -2326,6 +2367,7 @@
       <w:pPr>
         <w:widowControl w:val="0"/>
         <w:numPr>
+          <w:ilvl w:val="0"/>
           <w:numId w:val="0"/>
         </w:numPr>
         <w:jc w:val="left"/>
@@ -2352,6 +2394,7 @@
       <w:pPr>
         <w:widowControl w:val="0"/>
         <w:numPr>
+          <w:ilvl w:val="0"/>
           <w:numId w:val="0"/>
         </w:numPr>
         <w:jc w:val="left"/>
@@ -2378,6 +2421,7 @@
       <w:pPr>
         <w:widowControl w:val="0"/>
         <w:numPr>
+          <w:ilvl w:val="0"/>
           <w:numId w:val="0"/>
         </w:numPr>
         <w:jc w:val="left"/>
@@ -2404,6 +2448,7 @@
       <w:pPr>
         <w:widowControl w:val="0"/>
         <w:numPr>
+          <w:ilvl w:val="0"/>
           <w:numId w:val="0"/>
         </w:numPr>
         <w:jc w:val="left"/>
@@ -2430,6 +2475,7 @@
       <w:pPr>
         <w:widowControl w:val="0"/>
         <w:numPr>
+          <w:ilvl w:val="0"/>
           <w:numId w:val="0"/>
         </w:numPr>
         <w:jc w:val="left"/>
@@ -2456,6 +2502,7 @@
       <w:pPr>
         <w:widowControl w:val="0"/>
         <w:numPr>
+          <w:ilvl w:val="0"/>
           <w:numId w:val="0"/>
         </w:numPr>
         <w:jc w:val="left"/>
@@ -2482,6 +2529,7 @@
       <w:pPr>
         <w:widowControl w:val="0"/>
         <w:numPr>
+          <w:ilvl w:val="0"/>
           <w:numId w:val="0"/>
         </w:numPr>
         <w:jc w:val="left"/>
@@ -2508,6 +2556,7 @@
       <w:pPr>
         <w:widowControl w:val="0"/>
         <w:numPr>
+          <w:ilvl w:val="0"/>
           <w:numId w:val="0"/>
         </w:numPr>
         <w:jc w:val="left"/>
@@ -2534,6 +2583,7 @@
       <w:pPr>
         <w:widowControl w:val="0"/>
         <w:numPr>
+          <w:ilvl w:val="0"/>
           <w:numId w:val="0"/>
         </w:numPr>
         <w:jc w:val="left"/>
@@ -2560,6 +2610,7 @@
       <w:pPr>
         <w:widowControl w:val="0"/>
         <w:numPr>
+          <w:ilvl w:val="0"/>
           <w:numId w:val="0"/>
         </w:numPr>
         <w:jc w:val="left"/>
@@ -2586,6 +2637,7 @@
       <w:pPr>
         <w:widowControl w:val="0"/>
         <w:numPr>
+          <w:ilvl w:val="0"/>
           <w:numId w:val="0"/>
         </w:numPr>
         <w:jc w:val="left"/>
@@ -2612,22 +2664,24 @@
       <w:pPr>
         <w:widowControl w:val="0"/>
         <w:numPr>
-          <w:numId w:val="0"/>
-        </w:numPr>
-        <w:jc w:val="left"/>
-        <w:rPr>
-          <w:rFonts w:hint="default" w:cstheme="minorBidi"/>
-          <w:kern w:val="0"/>
-          <w:sz w:val="24"/>
-          <w:szCs w:val="24"/>
-          <w:lang w:val="en-US" w:eastAsia="zh-CN" w:bidi="ar"/>
-        </w:rPr>
-      </w:pPr>
-    </w:p>
-    <w:p>
-      <w:pPr>
-        <w:widowControl w:val="0"/>
-        <w:numPr>
+          <w:ilvl w:val="0"/>
+          <w:numId w:val="0"/>
+        </w:numPr>
+        <w:jc w:val="left"/>
+        <w:rPr>
+          <w:rFonts w:hint="default" w:cstheme="minorBidi"/>
+          <w:kern w:val="0"/>
+          <w:sz w:val="24"/>
+          <w:szCs w:val="24"/>
+          <w:lang w:val="en-US" w:eastAsia="zh-CN" w:bidi="ar"/>
+        </w:rPr>
+      </w:pPr>
+    </w:p>
+    <w:p>
+      <w:pPr>
+        <w:widowControl w:val="0"/>
+        <w:numPr>
+          <w:ilvl w:val="0"/>
           <w:numId w:val="0"/>
         </w:numPr>
         <w:jc w:val="left"/>
@@ -2654,6 +2708,7 @@
       <w:pPr>
         <w:widowControl w:val="0"/>
         <w:numPr>
+          <w:ilvl w:val="0"/>
           <w:numId w:val="0"/>
         </w:numPr>
         <w:jc w:val="left"/>
@@ -2680,6 +2735,7 @@
       <w:pPr>
         <w:widowControl w:val="0"/>
         <w:numPr>
+          <w:ilvl w:val="0"/>
           <w:numId w:val="0"/>
         </w:numPr>
         <w:jc w:val="left"/>
@@ -2706,6 +2762,7 @@
       <w:pPr>
         <w:widowControl w:val="0"/>
         <w:numPr>
+          <w:ilvl w:val="0"/>
           <w:numId w:val="0"/>
         </w:numPr>
         <w:jc w:val="left"/>
@@ -2732,6 +2789,7 @@
       <w:pPr>
         <w:widowControl w:val="0"/>
         <w:numPr>
+          <w:ilvl w:val="0"/>
           <w:numId w:val="0"/>
         </w:numPr>
         <w:jc w:val="left"/>
@@ -2758,6 +2816,7 @@
       <w:pPr>
         <w:widowControl w:val="0"/>
         <w:numPr>
+          <w:ilvl w:val="0"/>
           <w:numId w:val="0"/>
         </w:numPr>
         <w:jc w:val="left"/>
@@ -2784,6 +2843,7 @@
       <w:pPr>
         <w:widowControl w:val="0"/>
         <w:numPr>
+          <w:ilvl w:val="0"/>
           <w:numId w:val="0"/>
         </w:numPr>
         <w:jc w:val="left"/>
@@ -2810,6 +2870,7 @@
       <w:pPr>
         <w:widowControl w:val="0"/>
         <w:numPr>
+          <w:ilvl w:val="0"/>
           <w:numId w:val="0"/>
         </w:numPr>
         <w:jc w:val="left"/>
@@ -2836,6 +2897,7 @@
       <w:pPr>
         <w:widowControl w:val="0"/>
         <w:numPr>
+          <w:ilvl w:val="0"/>
           <w:numId w:val="0"/>
         </w:numPr>
         <w:jc w:val="left"/>
@@ -2862,6 +2924,7 @@
       <w:pPr>
         <w:widowControl w:val="0"/>
         <w:numPr>
+          <w:ilvl w:val="0"/>
           <w:numId w:val="0"/>
         </w:numPr>
         <w:jc w:val="left"/>
@@ -2888,6 +2951,7 @@
       <w:pPr>
         <w:widowControl w:val="0"/>
         <w:numPr>
+          <w:ilvl w:val="0"/>
           <w:numId w:val="0"/>
         </w:numPr>
         <w:jc w:val="left"/>
@@ -2914,6 +2978,7 @@
       <w:pPr>
         <w:widowControl w:val="0"/>
         <w:numPr>
+          <w:ilvl w:val="0"/>
           <w:numId w:val="0"/>
         </w:numPr>
         <w:jc w:val="left"/>
@@ -2940,22 +3005,24 @@
       <w:pPr>
         <w:widowControl w:val="0"/>
         <w:numPr>
-          <w:numId w:val="0"/>
-        </w:numPr>
-        <w:jc w:val="left"/>
-        <w:rPr>
-          <w:rFonts w:hint="default" w:cstheme="minorBidi"/>
-          <w:kern w:val="0"/>
-          <w:sz w:val="24"/>
-          <w:szCs w:val="24"/>
-          <w:lang w:val="en-US" w:eastAsia="zh-CN" w:bidi="ar"/>
-        </w:rPr>
-      </w:pPr>
-    </w:p>
-    <w:p>
-      <w:pPr>
-        <w:widowControl w:val="0"/>
-        <w:numPr>
+          <w:ilvl w:val="0"/>
+          <w:numId w:val="0"/>
+        </w:numPr>
+        <w:jc w:val="left"/>
+        <w:rPr>
+          <w:rFonts w:hint="default" w:cstheme="minorBidi"/>
+          <w:kern w:val="0"/>
+          <w:sz w:val="24"/>
+          <w:szCs w:val="24"/>
+          <w:lang w:val="en-US" w:eastAsia="zh-CN" w:bidi="ar"/>
+        </w:rPr>
+      </w:pPr>
+    </w:p>
+    <w:p>
+      <w:pPr>
+        <w:widowControl w:val="0"/>
+        <w:numPr>
+          <w:ilvl w:val="0"/>
           <w:numId w:val="0"/>
         </w:numPr>
         <w:jc w:val="left"/>
@@ -2982,6 +3049,7 @@
       <w:pPr>
         <w:widowControl w:val="0"/>
         <w:numPr>
+          <w:ilvl w:val="0"/>
           <w:numId w:val="0"/>
         </w:numPr>
         <w:jc w:val="left"/>
@@ -3008,6 +3076,7 @@
       <w:pPr>
         <w:widowControl w:val="0"/>
         <w:numPr>
+          <w:ilvl w:val="0"/>
           <w:numId w:val="0"/>
         </w:numPr>
         <w:jc w:val="left"/>
@@ -3034,6 +3103,7 @@
       <w:pPr>
         <w:widowControl w:val="0"/>
         <w:numPr>
+          <w:ilvl w:val="0"/>
           <w:numId w:val="0"/>
         </w:numPr>
         <w:jc w:val="left"/>
@@ -3060,6 +3130,7 @@
       <w:pPr>
         <w:widowControl w:val="0"/>
         <w:numPr>
+          <w:ilvl w:val="0"/>
           <w:numId w:val="0"/>
         </w:numPr>
         <w:jc w:val="left"/>
@@ -3086,6 +3157,7 @@
       <w:pPr>
         <w:widowControl w:val="0"/>
         <w:numPr>
+          <w:ilvl w:val="0"/>
           <w:numId w:val="0"/>
         </w:numPr>
         <w:jc w:val="left"/>
@@ -3112,6 +3184,7 @@
       <w:pPr>
         <w:widowControl w:val="0"/>
         <w:numPr>
+          <w:ilvl w:val="0"/>
           <w:numId w:val="0"/>
         </w:numPr>
         <w:jc w:val="left"/>
@@ -3138,6 +3211,7 @@
       <w:pPr>
         <w:widowControl w:val="0"/>
         <w:numPr>
+          <w:ilvl w:val="0"/>
           <w:numId w:val="0"/>
         </w:numPr>
         <w:jc w:val="left"/>
@@ -3164,6 +3238,7 @@
       <w:pPr>
         <w:widowControl w:val="0"/>
         <w:numPr>
+          <w:ilvl w:val="0"/>
           <w:numId w:val="0"/>
         </w:numPr>
         <w:jc w:val="left"/>
@@ -3190,6 +3265,7 @@
       <w:pPr>
         <w:widowControl w:val="0"/>
         <w:numPr>
+          <w:ilvl w:val="0"/>
           <w:numId w:val="0"/>
         </w:numPr>
         <w:jc w:val="left"/>
@@ -3216,6 +3292,7 @@
       <w:pPr>
         <w:widowControl w:val="0"/>
         <w:numPr>
+          <w:ilvl w:val="0"/>
           <w:numId w:val="0"/>
         </w:numPr>
         <w:jc w:val="left"/>
@@ -3242,6 +3319,7 @@
       <w:pPr>
         <w:widowControl w:val="0"/>
         <w:numPr>
+          <w:ilvl w:val="0"/>
           <w:numId w:val="0"/>
         </w:numPr>
         <w:jc w:val="left"/>
@@ -3268,6 +3346,7 @@
       <w:pPr>
         <w:widowControl w:val="0"/>
         <w:numPr>
+          <w:ilvl w:val="0"/>
           <w:numId w:val="0"/>
         </w:numPr>
         <w:jc w:val="left"/>
@@ -3294,6 +3373,7 @@
       <w:pPr>
         <w:widowControl w:val="0"/>
         <w:numPr>
+          <w:ilvl w:val="0"/>
           <w:numId w:val="0"/>
         </w:numPr>
         <w:jc w:val="left"/>
@@ -3320,6 +3400,7 @@
       <w:pPr>
         <w:widowControl w:val="0"/>
         <w:numPr>
+          <w:ilvl w:val="0"/>
           <w:numId w:val="0"/>
         </w:numPr>
         <w:jc w:val="left"/>
@@ -3346,6 +3427,7 @@
       <w:pPr>
         <w:widowControl w:val="0"/>
         <w:numPr>
+          <w:ilvl w:val="0"/>
           <w:numId w:val="0"/>
         </w:numPr>
         <w:jc w:val="left"/>
@@ -3372,6 +3454,7 @@
       <w:pPr>
         <w:widowControl w:val="0"/>
         <w:numPr>
+          <w:ilvl w:val="0"/>
           <w:numId w:val="0"/>
         </w:numPr>
         <w:jc w:val="left"/>
@@ -3398,22 +3481,24 @@
       <w:pPr>
         <w:widowControl w:val="0"/>
         <w:numPr>
-          <w:numId w:val="0"/>
-        </w:numPr>
-        <w:jc w:val="left"/>
-        <w:rPr>
-          <w:rFonts w:hint="default" w:cstheme="minorBidi"/>
-          <w:kern w:val="0"/>
-          <w:sz w:val="24"/>
-          <w:szCs w:val="24"/>
-          <w:lang w:val="en-US" w:eastAsia="zh-CN" w:bidi="ar"/>
-        </w:rPr>
-      </w:pPr>
-    </w:p>
-    <w:p>
-      <w:pPr>
-        <w:widowControl w:val="0"/>
-        <w:numPr>
+          <w:ilvl w:val="0"/>
+          <w:numId w:val="0"/>
+        </w:numPr>
+        <w:jc w:val="left"/>
+        <w:rPr>
+          <w:rFonts w:hint="default" w:cstheme="minorBidi"/>
+          <w:kern w:val="0"/>
+          <w:sz w:val="24"/>
+          <w:szCs w:val="24"/>
+          <w:lang w:val="en-US" w:eastAsia="zh-CN" w:bidi="ar"/>
+        </w:rPr>
+      </w:pPr>
+    </w:p>
+    <w:p>
+      <w:pPr>
+        <w:widowControl w:val="0"/>
+        <w:numPr>
+          <w:ilvl w:val="0"/>
           <w:numId w:val="0"/>
         </w:numPr>
         <w:jc w:val="left"/>
@@ -3440,6 +3525,7 @@
       <w:pPr>
         <w:widowControl w:val="0"/>
         <w:numPr>
+          <w:ilvl w:val="0"/>
           <w:numId w:val="0"/>
         </w:numPr>
         <w:jc w:val="left"/>
@@ -3466,6 +3552,7 @@
       <w:pPr>
         <w:widowControl w:val="0"/>
         <w:numPr>
+          <w:ilvl w:val="0"/>
           <w:numId w:val="0"/>
         </w:numPr>
         <w:jc w:val="left"/>
@@ -3492,6 +3579,7 @@
       <w:pPr>
         <w:widowControl w:val="0"/>
         <w:numPr>
+          <w:ilvl w:val="0"/>
           <w:numId w:val="0"/>
         </w:numPr>
         <w:jc w:val="left"/>
@@ -3518,6 +3606,7 @@
       <w:pPr>
         <w:widowControl w:val="0"/>
         <w:numPr>
+          <w:ilvl w:val="0"/>
           <w:numId w:val="0"/>
         </w:numPr>
         <w:jc w:val="left"/>
@@ -3544,6 +3633,7 @@
       <w:pPr>
         <w:widowControl w:val="0"/>
         <w:numPr>
+          <w:ilvl w:val="0"/>
           <w:numId w:val="0"/>
         </w:numPr>
         <w:jc w:val="left"/>
@@ -3570,6 +3660,7 @@
       <w:pPr>
         <w:widowControl w:val="0"/>
         <w:numPr>
+          <w:ilvl w:val="0"/>
           <w:numId w:val="0"/>
         </w:numPr>
         <w:jc w:val="left"/>
@@ -3596,6 +3687,7 @@
       <w:pPr>
         <w:widowControl w:val="0"/>
         <w:numPr>
+          <w:ilvl w:val="0"/>
           <w:numId w:val="0"/>
         </w:numPr>
         <w:jc w:val="left"/>
@@ -3622,6 +3714,7 @@
       <w:pPr>
         <w:widowControl w:val="0"/>
         <w:numPr>
+          <w:ilvl w:val="0"/>
           <w:numId w:val="0"/>
         </w:numPr>
         <w:jc w:val="left"/>
@@ -3648,6 +3741,7 @@
       <w:pPr>
         <w:widowControl w:val="0"/>
         <w:numPr>
+          <w:ilvl w:val="0"/>
           <w:numId w:val="0"/>
         </w:numPr>
         <w:jc w:val="left"/>
@@ -3674,6 +3768,7 @@
       <w:pPr>
         <w:widowControl w:val="0"/>
         <w:numPr>
+          <w:ilvl w:val="0"/>
           <w:numId w:val="0"/>
         </w:numPr>
         <w:jc w:val="left"/>
@@ -3700,6 +3795,7 @@
       <w:pPr>
         <w:widowControl w:val="0"/>
         <w:numPr>
+          <w:ilvl w:val="0"/>
           <w:numId w:val="0"/>
         </w:numPr>
         <w:jc w:val="left"/>
@@ -3726,6 +3822,7 @@
       <w:pPr>
         <w:widowControl w:val="0"/>
         <w:numPr>
+          <w:ilvl w:val="0"/>
           <w:numId w:val="0"/>
         </w:numPr>
         <w:jc w:val="left"/>
@@ -3752,6 +3849,7 @@
       <w:pPr>
         <w:widowControl w:val="0"/>
         <w:numPr>
+          <w:ilvl w:val="0"/>
           <w:numId w:val="0"/>
         </w:numPr>
         <w:jc w:val="left"/>
@@ -3778,6 +3876,7 @@
       <w:pPr>
         <w:widowControl w:val="0"/>
         <w:numPr>
+          <w:ilvl w:val="0"/>
           <w:numId w:val="0"/>
         </w:numPr>
         <w:jc w:val="left"/>
@@ -3804,6 +3903,7 @@
       <w:pPr>
         <w:widowControl w:val="0"/>
         <w:numPr>
+          <w:ilvl w:val="0"/>
           <w:numId w:val="0"/>
         </w:numPr>
         <w:jc w:val="left"/>
@@ -3830,6 +3930,7 @@
       <w:pPr>
         <w:widowControl w:val="0"/>
         <w:numPr>
+          <w:ilvl w:val="0"/>
           <w:numId w:val="0"/>
         </w:numPr>
         <w:jc w:val="left"/>
@@ -3856,6 +3957,7 @@
       <w:pPr>
         <w:widowControl w:val="0"/>
         <w:numPr>
+          <w:ilvl w:val="0"/>
           <w:numId w:val="0"/>
         </w:numPr>
         <w:jc w:val="left"/>
@@ -3882,6 +3984,7 @@
       <w:pPr>
         <w:widowControl w:val="0"/>
         <w:numPr>
+          <w:ilvl w:val="0"/>
           <w:numId w:val="0"/>
         </w:numPr>
         <w:jc w:val="left"/>
@@ -3908,6 +4011,7 @@
       <w:pPr>
         <w:widowControl w:val="0"/>
         <w:numPr>
+          <w:ilvl w:val="0"/>
           <w:numId w:val="0"/>
         </w:numPr>
         <w:jc w:val="left"/>
@@ -3934,6 +4038,7 @@
       <w:pPr>
         <w:widowControl w:val="0"/>
         <w:numPr>
+          <w:ilvl w:val="0"/>
           <w:numId w:val="0"/>
         </w:numPr>
         <w:jc w:val="left"/>
@@ -3960,6 +4065,7 @@
       <w:pPr>
         <w:widowControl w:val="0"/>
         <w:numPr>
+          <w:ilvl w:val="0"/>
           <w:numId w:val="0"/>
         </w:numPr>
         <w:jc w:val="left"/>
@@ -3986,6 +4092,7 @@
       <w:pPr>
         <w:widowControl w:val="0"/>
         <w:numPr>
+          <w:ilvl w:val="0"/>
           <w:numId w:val="0"/>
         </w:numPr>
         <w:jc w:val="left"/>
@@ -4012,6 +4119,7 @@
       <w:pPr>
         <w:widowControl w:val="0"/>
         <w:numPr>
+          <w:ilvl w:val="0"/>
           <w:numId w:val="0"/>
         </w:numPr>
         <w:jc w:val="left"/>
@@ -4038,6 +4146,7 @@
       <w:pPr>
         <w:widowControl w:val="0"/>
         <w:numPr>
+          <w:ilvl w:val="0"/>
           <w:numId w:val="0"/>
         </w:numPr>
         <w:jc w:val="left"/>
@@ -4064,6 +4173,7 @@
       <w:pPr>
         <w:widowControl w:val="0"/>
         <w:numPr>
+          <w:ilvl w:val="0"/>
           <w:numId w:val="0"/>
         </w:numPr>
         <w:jc w:val="left"/>
@@ -4090,6 +4200,7 @@
       <w:pPr>
         <w:widowControl w:val="0"/>
         <w:numPr>
+          <w:ilvl w:val="0"/>
           <w:numId w:val="0"/>
         </w:numPr>
         <w:jc w:val="left"/>
@@ -4116,6 +4227,7 @@
       <w:pPr>
         <w:widowControl w:val="0"/>
         <w:numPr>
+          <w:ilvl w:val="0"/>
           <w:numId w:val="0"/>
         </w:numPr>
         <w:jc w:val="left"/>
@@ -4142,6 +4254,7 @@
       <w:pPr>
         <w:widowControl w:val="0"/>
         <w:numPr>
+          <w:ilvl w:val="0"/>
           <w:numId w:val="0"/>
         </w:numPr>
         <w:jc w:val="left"/>
@@ -4168,6 +4281,7 @@
       <w:pPr>
         <w:widowControl w:val="0"/>
         <w:numPr>
+          <w:ilvl w:val="0"/>
           <w:numId w:val="0"/>
         </w:numPr>
         <w:jc w:val="left"/>
@@ -4194,6 +4308,7 @@
       <w:pPr>
         <w:widowControl w:val="0"/>
         <w:numPr>
+          <w:ilvl w:val="0"/>
           <w:numId w:val="0"/>
         </w:numPr>
         <w:jc w:val="left"/>
@@ -4220,6 +4335,7 @@
       <w:pPr>
         <w:widowControl w:val="0"/>
         <w:numPr>
+          <w:ilvl w:val="0"/>
           <w:numId w:val="0"/>
         </w:numPr>
         <w:jc w:val="left"/>
@@ -4246,6 +4362,7 @@
       <w:pPr>
         <w:widowControl w:val="0"/>
         <w:numPr>
+          <w:ilvl w:val="0"/>
           <w:numId w:val="0"/>
         </w:numPr>
         <w:jc w:val="left"/>
@@ -4272,6 +4389,7 @@
       <w:pPr>
         <w:widowControl w:val="0"/>
         <w:numPr>
+          <w:ilvl w:val="0"/>
           <w:numId w:val="0"/>
         </w:numPr>
         <w:jc w:val="left"/>
@@ -4298,6 +4416,7 @@
       <w:pPr>
         <w:widowControl w:val="0"/>
         <w:numPr>
+          <w:ilvl w:val="0"/>
           <w:numId w:val="0"/>
         </w:numPr>
         <w:jc w:val="left"/>
@@ -4324,6 +4443,7 @@
       <w:pPr>
         <w:widowControl w:val="0"/>
         <w:numPr>
+          <w:ilvl w:val="0"/>
           <w:numId w:val="0"/>
         </w:numPr>
         <w:jc w:val="left"/>
@@ -4350,6 +4470,7 @@
       <w:pPr>
         <w:widowControl w:val="0"/>
         <w:numPr>
+          <w:ilvl w:val="0"/>
           <w:numId w:val="0"/>
         </w:numPr>
         <w:jc w:val="left"/>
@@ -4376,6 +4497,7 @@
       <w:pPr>
         <w:widowControl w:val="0"/>
         <w:numPr>
+          <w:ilvl w:val="0"/>
           <w:numId w:val="0"/>
         </w:numPr>
         <w:jc w:val="left"/>
@@ -4402,6 +4524,7 @@
       <w:pPr>
         <w:widowControl w:val="0"/>
         <w:numPr>
+          <w:ilvl w:val="0"/>
           <w:numId w:val="0"/>
         </w:numPr>
         <w:jc w:val="left"/>
@@ -4428,6 +4551,7 @@
       <w:pPr>
         <w:widowControl w:val="0"/>
         <w:numPr>
+          <w:ilvl w:val="0"/>
           <w:numId w:val="0"/>
         </w:numPr>
         <w:jc w:val="left"/>
@@ -4454,6 +4578,7 @@
       <w:pPr>
         <w:widowControl w:val="0"/>
         <w:numPr>
+          <w:ilvl w:val="0"/>
           <w:numId w:val="0"/>
         </w:numPr>
         <w:jc w:val="left"/>
@@ -4480,6 +4605,7 @@
       <w:pPr>
         <w:widowControl w:val="0"/>
         <w:numPr>
+          <w:ilvl w:val="0"/>
           <w:numId w:val="0"/>
         </w:numPr>
         <w:jc w:val="left"/>
@@ -4506,6 +4632,7 @@
       <w:pPr>
         <w:widowControl w:val="0"/>
         <w:numPr>
+          <w:ilvl w:val="0"/>
           <w:numId w:val="0"/>
         </w:numPr>
         <w:jc w:val="left"/>
@@ -4532,22 +4659,24 @@
       <w:pPr>
         <w:widowControl w:val="0"/>
         <w:numPr>
-          <w:numId w:val="0"/>
-        </w:numPr>
-        <w:jc w:val="left"/>
-        <w:rPr>
-          <w:rFonts w:hint="default" w:cstheme="minorBidi"/>
-          <w:kern w:val="0"/>
-          <w:sz w:val="24"/>
-          <w:szCs w:val="24"/>
-          <w:lang w:val="en-US" w:eastAsia="zh-CN" w:bidi="ar"/>
-        </w:rPr>
-      </w:pPr>
-    </w:p>
-    <w:p>
-      <w:pPr>
-        <w:widowControl w:val="0"/>
-        <w:numPr>
+          <w:ilvl w:val="0"/>
+          <w:numId w:val="0"/>
+        </w:numPr>
+        <w:jc w:val="left"/>
+        <w:rPr>
+          <w:rFonts w:hint="default" w:cstheme="minorBidi"/>
+          <w:kern w:val="0"/>
+          <w:sz w:val="24"/>
+          <w:szCs w:val="24"/>
+          <w:lang w:val="en-US" w:eastAsia="zh-CN" w:bidi="ar"/>
+        </w:rPr>
+      </w:pPr>
+    </w:p>
+    <w:p>
+      <w:pPr>
+        <w:widowControl w:val="0"/>
+        <w:numPr>
+          <w:ilvl w:val="0"/>
           <w:numId w:val="0"/>
         </w:numPr>
         <w:jc w:val="left"/>
@@ -4574,6 +4703,7 @@
       <w:pPr>
         <w:widowControl w:val="0"/>
         <w:numPr>
+          <w:ilvl w:val="0"/>
           <w:numId w:val="0"/>
         </w:numPr>
         <w:jc w:val="left"/>
@@ -4600,22 +4730,24 @@
       <w:pPr>
         <w:widowControl w:val="0"/>
         <w:numPr>
-          <w:numId w:val="0"/>
-        </w:numPr>
-        <w:jc w:val="left"/>
-        <w:rPr>
-          <w:rFonts w:hint="default" w:cstheme="minorBidi"/>
-          <w:kern w:val="0"/>
-          <w:sz w:val="24"/>
-          <w:szCs w:val="24"/>
-          <w:lang w:val="en-US" w:eastAsia="zh-CN" w:bidi="ar"/>
-        </w:rPr>
-      </w:pPr>
-    </w:p>
-    <w:p>
-      <w:pPr>
-        <w:widowControl w:val="0"/>
-        <w:numPr>
+          <w:ilvl w:val="0"/>
+          <w:numId w:val="0"/>
+        </w:numPr>
+        <w:jc w:val="left"/>
+        <w:rPr>
+          <w:rFonts w:hint="default" w:cstheme="minorBidi"/>
+          <w:kern w:val="0"/>
+          <w:sz w:val="24"/>
+          <w:szCs w:val="24"/>
+          <w:lang w:val="en-US" w:eastAsia="zh-CN" w:bidi="ar"/>
+        </w:rPr>
+      </w:pPr>
+    </w:p>
+    <w:p>
+      <w:pPr>
+        <w:widowControl w:val="0"/>
+        <w:numPr>
+          <w:ilvl w:val="0"/>
           <w:numId w:val="0"/>
         </w:numPr>
         <w:jc w:val="left"/>
@@ -4642,6 +4774,7 @@
       <w:pPr>
         <w:widowControl w:val="0"/>
         <w:numPr>
+          <w:ilvl w:val="0"/>
           <w:numId w:val="0"/>
         </w:numPr>
         <w:jc w:val="left"/>
@@ -4668,6 +4801,7 @@
       <w:pPr>
         <w:widowControl w:val="0"/>
         <w:numPr>
+          <w:ilvl w:val="0"/>
           <w:numId w:val="0"/>
         </w:numPr>
         <w:jc w:val="left"/>
@@ -4694,6 +4828,7 @@
       <w:pPr>
         <w:widowControl w:val="0"/>
         <w:numPr>
+          <w:ilvl w:val="0"/>
           <w:numId w:val="0"/>
         </w:numPr>
         <w:jc w:val="left"/>
@@ -4720,6 +4855,7 @@
       <w:pPr>
         <w:widowControl w:val="0"/>
         <w:numPr>
+          <w:ilvl w:val="0"/>
           <w:numId w:val="0"/>
         </w:numPr>
         <w:jc w:val="left"/>
@@ -4746,6 +4882,7 @@
       <w:pPr>
         <w:widowControl w:val="0"/>
         <w:numPr>
+          <w:ilvl w:val="0"/>
           <w:numId w:val="0"/>
         </w:numPr>
         <w:jc w:val="left"/>
@@ -4772,6 +4909,7 @@
       <w:pPr>
         <w:widowControl w:val="0"/>
         <w:numPr>
+          <w:ilvl w:val="0"/>
           <w:numId w:val="0"/>
         </w:numPr>
         <w:jc w:val="left"/>
@@ -4798,6 +4936,7 @@
       <w:pPr>
         <w:widowControl w:val="0"/>
         <w:numPr>
+          <w:ilvl w:val="0"/>
           <w:numId w:val="0"/>
         </w:numPr>
         <w:jc w:val="left"/>
@@ -4824,6 +4963,7 @@
       <w:pPr>
         <w:widowControl w:val="0"/>
         <w:numPr>
+          <w:ilvl w:val="0"/>
           <w:numId w:val="0"/>
         </w:numPr>
         <w:jc w:val="left"/>
@@ -4850,6 +4990,7 @@
       <w:pPr>
         <w:widowControl w:val="0"/>
         <w:numPr>
+          <w:ilvl w:val="0"/>
           <w:numId w:val="0"/>
         </w:numPr>
         <w:jc w:val="left"/>
@@ -4876,6 +5017,7 @@
       <w:pPr>
         <w:widowControl w:val="0"/>
         <w:numPr>
+          <w:ilvl w:val="0"/>
           <w:numId w:val="0"/>
         </w:numPr>
         <w:jc w:val="left"/>
@@ -4902,6 +5044,7 @@
       <w:pPr>
         <w:widowControl w:val="0"/>
         <w:numPr>
+          <w:ilvl w:val="0"/>
           <w:numId w:val="0"/>
         </w:numPr>
         <w:jc w:val="left"/>
@@ -4928,6 +5071,7 @@
       <w:pPr>
         <w:widowControl w:val="0"/>
         <w:numPr>
+          <w:ilvl w:val="0"/>
           <w:numId w:val="0"/>
         </w:numPr>
         <w:jc w:val="left"/>
@@ -4954,6 +5098,7 @@
       <w:pPr>
         <w:widowControl w:val="0"/>
         <w:numPr>
+          <w:ilvl w:val="0"/>
           <w:numId w:val="0"/>
         </w:numPr>
         <w:jc w:val="left"/>
@@ -4980,6 +5125,7 @@
       <w:pPr>
         <w:widowControl w:val="0"/>
         <w:numPr>
+          <w:ilvl w:val="0"/>
           <w:numId w:val="0"/>
         </w:numPr>
         <w:jc w:val="left"/>
@@ -5006,6 +5152,7 @@
       <w:pPr>
         <w:widowControl w:val="0"/>
         <w:numPr>
+          <w:ilvl w:val="0"/>
           <w:numId w:val="0"/>
         </w:numPr>
         <w:jc w:val="left"/>
@@ -5032,6 +5179,7 @@
       <w:pPr>
         <w:widowControl w:val="0"/>
         <w:numPr>
+          <w:ilvl w:val="0"/>
           <w:numId w:val="0"/>
         </w:numPr>
         <w:jc w:val="left"/>
@@ -5058,6 +5206,7 @@
       <w:pPr>
         <w:widowControl w:val="0"/>
         <w:numPr>
+          <w:ilvl w:val="0"/>
           <w:numId w:val="0"/>
         </w:numPr>
         <w:jc w:val="left"/>
@@ -5084,6 +5233,7 @@
       <w:pPr>
         <w:widowControl w:val="0"/>
         <w:numPr>
+          <w:ilvl w:val="0"/>
           <w:numId w:val="0"/>
         </w:numPr>
         <w:jc w:val="left"/>
@@ -5110,6 +5260,7 @@
       <w:pPr>
         <w:widowControl w:val="0"/>
         <w:numPr>
+          <w:ilvl w:val="0"/>
           <w:numId w:val="0"/>
         </w:numPr>
         <w:jc w:val="left"/>
@@ -5136,6 +5287,7 @@
       <w:pPr>
         <w:widowControl w:val="0"/>
         <w:numPr>
+          <w:ilvl w:val="0"/>
           <w:numId w:val="0"/>
         </w:numPr>
         <w:jc w:val="left"/>
@@ -5162,6 +5314,7 @@
       <w:pPr>
         <w:widowControl w:val="0"/>
         <w:numPr>
+          <w:ilvl w:val="0"/>
           <w:numId w:val="0"/>
         </w:numPr>
         <w:jc w:val="left"/>
@@ -5188,6 +5341,7 @@
       <w:pPr>
         <w:widowControl w:val="0"/>
         <w:numPr>
+          <w:ilvl w:val="0"/>
           <w:numId w:val="0"/>
         </w:numPr>
         <w:jc w:val="left"/>
@@ -5214,22 +5368,24 @@
       <w:pPr>
         <w:widowControl w:val="0"/>
         <w:numPr>
-          <w:numId w:val="0"/>
-        </w:numPr>
-        <w:jc w:val="left"/>
-        <w:rPr>
-          <w:rFonts w:hint="default" w:cstheme="minorBidi"/>
-          <w:kern w:val="0"/>
-          <w:sz w:val="24"/>
-          <w:szCs w:val="24"/>
-          <w:lang w:val="en-US" w:eastAsia="zh-CN" w:bidi="ar"/>
-        </w:rPr>
-      </w:pPr>
-    </w:p>
-    <w:p>
-      <w:pPr>
-        <w:widowControl w:val="0"/>
-        <w:numPr>
+          <w:ilvl w:val="0"/>
+          <w:numId w:val="0"/>
+        </w:numPr>
+        <w:jc w:val="left"/>
+        <w:rPr>
+          <w:rFonts w:hint="default" w:cstheme="minorBidi"/>
+          <w:kern w:val="0"/>
+          <w:sz w:val="24"/>
+          <w:szCs w:val="24"/>
+          <w:lang w:val="en-US" w:eastAsia="zh-CN" w:bidi="ar"/>
+        </w:rPr>
+      </w:pPr>
+    </w:p>
+    <w:p>
+      <w:pPr>
+        <w:widowControl w:val="0"/>
+        <w:numPr>
+          <w:ilvl w:val="0"/>
           <w:numId w:val="0"/>
         </w:numPr>
         <w:jc w:val="left"/>
@@ -5256,6 +5412,7 @@
       <w:pPr>
         <w:widowControl w:val="0"/>
         <w:numPr>
+          <w:ilvl w:val="0"/>
           <w:numId w:val="0"/>
         </w:numPr>
         <w:jc w:val="left"/>
@@ -5282,6 +5439,7 @@
       <w:pPr>
         <w:widowControl w:val="0"/>
         <w:numPr>
+          <w:ilvl w:val="0"/>
           <w:numId w:val="0"/>
         </w:numPr>
         <w:jc w:val="left"/>
@@ -5308,6 +5466,7 @@
       <w:pPr>
         <w:widowControl w:val="0"/>
         <w:numPr>
+          <w:ilvl w:val="0"/>
           <w:numId w:val="0"/>
         </w:numPr>
         <w:jc w:val="left"/>
@@ -5334,6 +5493,7 @@
       <w:pPr>
         <w:widowControl w:val="0"/>
         <w:numPr>
+          <w:ilvl w:val="0"/>
           <w:numId w:val="0"/>
         </w:numPr>
         <w:jc w:val="left"/>
@@ -5360,6 +5520,7 @@
       <w:pPr>
         <w:widowControl w:val="0"/>
         <w:numPr>
+          <w:ilvl w:val="0"/>
           <w:numId w:val="0"/>
         </w:numPr>
         <w:jc w:val="left"/>
@@ -5386,6 +5547,7 @@
       <w:pPr>
         <w:widowControl w:val="0"/>
         <w:numPr>
+          <w:ilvl w:val="0"/>
           <w:numId w:val="0"/>
         </w:numPr>
         <w:jc w:val="left"/>
@@ -5412,6 +5574,7 @@
       <w:pPr>
         <w:widowControl w:val="0"/>
         <w:numPr>
+          <w:ilvl w:val="0"/>
           <w:numId w:val="0"/>
         </w:numPr>
         <w:jc w:val="left"/>
@@ -5438,22 +5601,24 @@
       <w:pPr>
         <w:widowControl w:val="0"/>
         <w:numPr>
-          <w:numId w:val="0"/>
-        </w:numPr>
-        <w:jc w:val="left"/>
-        <w:rPr>
-          <w:rFonts w:hint="default" w:cstheme="minorBidi"/>
-          <w:kern w:val="0"/>
-          <w:sz w:val="24"/>
-          <w:szCs w:val="24"/>
-          <w:lang w:val="en-US" w:eastAsia="zh-CN" w:bidi="ar"/>
-        </w:rPr>
-      </w:pPr>
-    </w:p>
-    <w:p>
-      <w:pPr>
-        <w:widowControl w:val="0"/>
-        <w:numPr>
+          <w:ilvl w:val="0"/>
+          <w:numId w:val="0"/>
+        </w:numPr>
+        <w:jc w:val="left"/>
+        <w:rPr>
+          <w:rFonts w:hint="default" w:cstheme="minorBidi"/>
+          <w:kern w:val="0"/>
+          <w:sz w:val="24"/>
+          <w:szCs w:val="24"/>
+          <w:lang w:val="en-US" w:eastAsia="zh-CN" w:bidi="ar"/>
+        </w:rPr>
+      </w:pPr>
+    </w:p>
+    <w:p>
+      <w:pPr>
+        <w:widowControl w:val="0"/>
+        <w:numPr>
+          <w:ilvl w:val="0"/>
           <w:numId w:val="0"/>
         </w:numPr>
         <w:jc w:val="left"/>
@@ -5480,6 +5645,7 @@
       <w:pPr>
         <w:widowControl w:val="0"/>
         <w:numPr>
+          <w:ilvl w:val="0"/>
           <w:numId w:val="0"/>
         </w:numPr>
         <w:jc w:val="left"/>
@@ -5506,6 +5672,7 @@
       <w:pPr>
         <w:widowControl w:val="0"/>
         <w:numPr>
+          <w:ilvl w:val="0"/>
           <w:numId w:val="0"/>
         </w:numPr>
         <w:jc w:val="left"/>
@@ -5532,6 +5699,7 @@
       <w:pPr>
         <w:widowControl w:val="0"/>
         <w:numPr>
+          <w:ilvl w:val="0"/>
           <w:numId w:val="0"/>
         </w:numPr>
         <w:jc w:val="left"/>
@@ -5558,6 +5726,7 @@
       <w:pPr>
         <w:widowControl w:val="0"/>
         <w:numPr>
+          <w:ilvl w:val="0"/>
           <w:numId w:val="0"/>
         </w:numPr>
         <w:jc w:val="left"/>
@@ -5584,6 +5753,7 @@
       <w:pPr>
         <w:widowControl w:val="0"/>
         <w:numPr>
+          <w:ilvl w:val="0"/>
           <w:numId w:val="0"/>
         </w:numPr>
         <w:jc w:val="left"/>
@@ -5610,6 +5780,7 @@
       <w:pPr>
         <w:widowControl w:val="0"/>
         <w:numPr>
+          <w:ilvl w:val="0"/>
           <w:numId w:val="0"/>
         </w:numPr>
         <w:jc w:val="left"/>
@@ -5636,6 +5807,7 @@
       <w:pPr>
         <w:widowControl w:val="0"/>
         <w:numPr>
+          <w:ilvl w:val="0"/>
           <w:numId w:val="0"/>
         </w:numPr>
         <w:jc w:val="left"/>
@@ -5662,6 +5834,7 @@
       <w:pPr>
         <w:widowControl w:val="0"/>
         <w:numPr>
+          <w:ilvl w:val="0"/>
           <w:numId w:val="0"/>
         </w:numPr>
         <w:jc w:val="left"/>
@@ -5688,6 +5861,7 @@
       <w:pPr>
         <w:widowControl w:val="0"/>
         <w:numPr>
+          <w:ilvl w:val="0"/>
           <w:numId w:val="0"/>
         </w:numPr>
         <w:jc w:val="left"/>
@@ -5714,6 +5888,7 @@
       <w:pPr>
         <w:widowControl w:val="0"/>
         <w:numPr>
+          <w:ilvl w:val="0"/>
           <w:numId w:val="0"/>
         </w:numPr>
         <w:jc w:val="left"/>
@@ -5740,6 +5915,7 @@
       <w:pPr>
         <w:widowControl w:val="0"/>
         <w:numPr>
+          <w:ilvl w:val="0"/>
           <w:numId w:val="0"/>
         </w:numPr>
         <w:jc w:val="left"/>
@@ -5766,6 +5942,7 @@
       <w:pPr>
         <w:widowControl w:val="0"/>
         <w:numPr>
+          <w:ilvl w:val="0"/>
           <w:numId w:val="0"/>
         </w:numPr>
         <w:jc w:val="left"/>
@@ -5792,6 +5969,7 @@
       <w:pPr>
         <w:widowControl w:val="0"/>
         <w:numPr>
+          <w:ilvl w:val="0"/>
           <w:numId w:val="0"/>
         </w:numPr>
         <w:jc w:val="left"/>
@@ -5818,22 +5996,24 @@
       <w:pPr>
         <w:widowControl w:val="0"/>
         <w:numPr>
-          <w:numId w:val="0"/>
-        </w:numPr>
-        <w:jc w:val="left"/>
-        <w:rPr>
-          <w:rFonts w:hint="default" w:cstheme="minorBidi"/>
-          <w:kern w:val="0"/>
-          <w:sz w:val="24"/>
-          <w:szCs w:val="24"/>
-          <w:lang w:val="en-US" w:eastAsia="zh-CN" w:bidi="ar"/>
-        </w:rPr>
-      </w:pPr>
-    </w:p>
-    <w:p>
-      <w:pPr>
-        <w:widowControl w:val="0"/>
-        <w:numPr>
+          <w:ilvl w:val="0"/>
+          <w:numId w:val="0"/>
+        </w:numPr>
+        <w:jc w:val="left"/>
+        <w:rPr>
+          <w:rFonts w:hint="default" w:cstheme="minorBidi"/>
+          <w:kern w:val="0"/>
+          <w:sz w:val="24"/>
+          <w:szCs w:val="24"/>
+          <w:lang w:val="en-US" w:eastAsia="zh-CN" w:bidi="ar"/>
+        </w:rPr>
+      </w:pPr>
+    </w:p>
+    <w:p>
+      <w:pPr>
+        <w:widowControl w:val="0"/>
+        <w:numPr>
+          <w:ilvl w:val="0"/>
           <w:numId w:val="0"/>
         </w:numPr>
         <w:jc w:val="left"/>
@@ -5860,6 +6040,7 @@
       <w:pPr>
         <w:widowControl w:val="0"/>
         <w:numPr>
+          <w:ilvl w:val="0"/>
           <w:numId w:val="0"/>
         </w:numPr>
         <w:jc w:val="left"/>
@@ -5886,6 +6067,7 @@
       <w:pPr>
         <w:widowControl w:val="0"/>
         <w:numPr>
+          <w:ilvl w:val="0"/>
           <w:numId w:val="0"/>
         </w:numPr>
         <w:jc w:val="left"/>
@@ -5912,6 +6094,7 @@
       <w:pPr>
         <w:widowControl w:val="0"/>
         <w:numPr>
+          <w:ilvl w:val="0"/>
           <w:numId w:val="0"/>
         </w:numPr>
         <w:jc w:val="left"/>
@@ -5938,6 +6121,7 @@
       <w:pPr>
         <w:widowControl w:val="0"/>
         <w:numPr>
+          <w:ilvl w:val="0"/>
           <w:numId w:val="0"/>
         </w:numPr>
         <w:jc w:val="left"/>
@@ -5964,6 +6148,7 @@
       <w:pPr>
         <w:widowControl w:val="0"/>
         <w:numPr>
+          <w:ilvl w:val="0"/>
           <w:numId w:val="0"/>
         </w:numPr>
         <w:jc w:val="left"/>
@@ -5990,6 +6175,7 @@
       <w:pPr>
         <w:widowControl w:val="0"/>
         <w:numPr>
+          <w:ilvl w:val="0"/>
           <w:numId w:val="0"/>
         </w:numPr>
         <w:jc w:val="left"/>
@@ -6016,6 +6202,7 @@
       <w:pPr>
         <w:widowControl w:val="0"/>
         <w:numPr>
+          <w:ilvl w:val="0"/>
           <w:numId w:val="0"/>
         </w:numPr>
         <w:jc w:val="left"/>
@@ -6042,6 +6229,7 @@
       <w:pPr>
         <w:widowControl w:val="0"/>
         <w:numPr>
+          <w:ilvl w:val="0"/>
           <w:numId w:val="0"/>
         </w:numPr>
         <w:jc w:val="left"/>
@@ -6068,6 +6256,7 @@
       <w:pPr>
         <w:widowControl w:val="0"/>
         <w:numPr>
+          <w:ilvl w:val="0"/>
           <w:numId w:val="0"/>
         </w:numPr>
         <w:jc w:val="left"/>
@@ -6094,6 +6283,7 @@
       <w:pPr>
         <w:widowControl w:val="0"/>
         <w:numPr>
+          <w:ilvl w:val="0"/>
           <w:numId w:val="0"/>
         </w:numPr>
         <w:jc w:val="left"/>
@@ -6120,6 +6310,7 @@
       <w:pPr>
         <w:widowControl w:val="0"/>
         <w:numPr>
+          <w:ilvl w:val="0"/>
           <w:numId w:val="0"/>
         </w:numPr>
         <w:jc w:val="left"/>
@@ -6146,6 +6337,7 @@
       <w:pPr>
         <w:widowControl w:val="0"/>
         <w:numPr>
+          <w:ilvl w:val="0"/>
           <w:numId w:val="0"/>
         </w:numPr>
         <w:jc w:val="left"/>
@@ -6172,6 +6364,7 @@
       <w:pPr>
         <w:widowControl w:val="0"/>
         <w:numPr>
+          <w:ilvl w:val="0"/>
           <w:numId w:val="0"/>
         </w:numPr>
         <w:jc w:val="left"/>
@@ -6198,6 +6391,7 @@
       <w:pPr>
         <w:widowControl w:val="0"/>
         <w:numPr>
+          <w:ilvl w:val="0"/>
           <w:numId w:val="0"/>
         </w:numPr>
         <w:jc w:val="left"/>
@@ -6224,6 +6418,7 @@
       <w:pPr>
         <w:widowControl w:val="0"/>
         <w:numPr>
+          <w:ilvl w:val="0"/>
           <w:numId w:val="0"/>
         </w:numPr>
         <w:jc w:val="left"/>
@@ -6250,6 +6445,7 @@
       <w:pPr>
         <w:widowControl w:val="0"/>
         <w:numPr>
+          <w:ilvl w:val="0"/>
           <w:numId w:val="0"/>
         </w:numPr>
         <w:jc w:val="left"/>
@@ -6276,6 +6472,7 @@
       <w:pPr>
         <w:widowControl w:val="0"/>
         <w:numPr>
+          <w:ilvl w:val="0"/>
           <w:numId w:val="0"/>
         </w:numPr>
         <w:jc w:val="left"/>
@@ -6302,6 +6499,7 @@
       <w:pPr>
         <w:widowControl w:val="0"/>
         <w:numPr>
+          <w:ilvl w:val="0"/>
           <w:numId w:val="0"/>
         </w:numPr>
         <w:jc w:val="left"/>
@@ -6328,6 +6526,7 @@
       <w:pPr>
         <w:widowControl w:val="0"/>
         <w:numPr>
+          <w:ilvl w:val="0"/>
           <w:numId w:val="0"/>
         </w:numPr>
         <w:jc w:val="left"/>
@@ -6354,6 +6553,7 @@
       <w:pPr>
         <w:widowControl w:val="0"/>
         <w:numPr>
+          <w:ilvl w:val="0"/>
           <w:numId w:val="0"/>
         </w:numPr>
         <w:jc w:val="left"/>
@@ -6380,6 +6580,7 @@
       <w:pPr>
         <w:widowControl w:val="0"/>
         <w:numPr>
+          <w:ilvl w:val="0"/>
           <w:numId w:val="0"/>
         </w:numPr>
         <w:jc w:val="left"/>
@@ -6406,6 +6607,7 @@
       <w:pPr>
         <w:widowControl w:val="0"/>
         <w:numPr>
+          <w:ilvl w:val="0"/>
           <w:numId w:val="0"/>
         </w:numPr>
         <w:jc w:val="left"/>
@@ -6432,6 +6634,7 @@
       <w:pPr>
         <w:widowControl w:val="0"/>
         <w:numPr>
+          <w:ilvl w:val="0"/>
           <w:numId w:val="0"/>
         </w:numPr>
         <w:jc w:val="left"/>
@@ -6458,6 +6661,7 @@
       <w:pPr>
         <w:widowControl w:val="0"/>
         <w:numPr>
+          <w:ilvl w:val="0"/>
           <w:numId w:val="0"/>
         </w:numPr>
         <w:jc w:val="left"/>
@@ -6484,6 +6688,7 @@
       <w:pPr>
         <w:widowControl w:val="0"/>
         <w:numPr>
+          <w:ilvl w:val="0"/>
           <w:numId w:val="0"/>
         </w:numPr>
         <w:jc w:val="left"/>
@@ -6510,6 +6715,7 @@
       <w:pPr>
         <w:widowControl w:val="0"/>
         <w:numPr>
+          <w:ilvl w:val="0"/>
           <w:numId w:val="0"/>
         </w:numPr>
         <w:jc w:val="left"/>
@@ -6536,6 +6742,7 @@
       <w:pPr>
         <w:widowControl w:val="0"/>
         <w:numPr>
+          <w:ilvl w:val="0"/>
           <w:numId w:val="0"/>
         </w:numPr>
         <w:jc w:val="left"/>
@@ -6562,6 +6769,7 @@
       <w:pPr>
         <w:widowControl w:val="0"/>
         <w:numPr>
+          <w:ilvl w:val="0"/>
           <w:numId w:val="0"/>
         </w:numPr>
         <w:jc w:val="left"/>
@@ -6588,6 +6796,7 @@
       <w:pPr>
         <w:widowControl w:val="0"/>
         <w:numPr>
+          <w:ilvl w:val="0"/>
           <w:numId w:val="0"/>
         </w:numPr>
         <w:jc w:val="left"/>
@@ -6614,6 +6823,7 @@
       <w:pPr>
         <w:widowControl w:val="0"/>
         <w:numPr>
+          <w:ilvl w:val="0"/>
           <w:numId w:val="0"/>
         </w:numPr>
         <w:jc w:val="left"/>
@@ -6640,6 +6850,7 @@
       <w:pPr>
         <w:widowControl w:val="0"/>
         <w:numPr>
+          <w:ilvl w:val="0"/>
           <w:numId w:val="0"/>
         </w:numPr>
         <w:jc w:val="left"/>
@@ -6666,6 +6877,7 @@
       <w:pPr>
         <w:widowControl w:val="0"/>
         <w:numPr>
+          <w:ilvl w:val="0"/>
           <w:numId w:val="0"/>
         </w:numPr>
         <w:jc w:val="left"/>
@@ -6692,6 +6904,7 @@
       <w:pPr>
         <w:widowControl w:val="0"/>
         <w:numPr>
+          <w:ilvl w:val="0"/>
           <w:numId w:val="0"/>
         </w:numPr>
         <w:jc w:val="left"/>
@@ -6718,6 +6931,7 @@
       <w:pPr>
         <w:widowControl w:val="0"/>
         <w:numPr>
+          <w:ilvl w:val="0"/>
           <w:numId w:val="0"/>
         </w:numPr>
         <w:jc w:val="left"/>
@@ -6744,6 +6958,7 @@
       <w:pPr>
         <w:widowControl w:val="0"/>
         <w:numPr>
+          <w:ilvl w:val="0"/>
           <w:numId w:val="0"/>
         </w:numPr>
         <w:jc w:val="left"/>
@@ -6770,6 +6985,7 @@
       <w:pPr>
         <w:widowControl w:val="0"/>
         <w:numPr>
+          <w:ilvl w:val="0"/>
           <w:numId w:val="0"/>
         </w:numPr>
         <w:jc w:val="left"/>
@@ -6796,6 +7012,7 @@
       <w:pPr>
         <w:widowControl w:val="0"/>
         <w:numPr>
+          <w:ilvl w:val="0"/>
           <w:numId w:val="0"/>
         </w:numPr>
         <w:jc w:val="left"/>
@@ -6822,6 +7039,7 @@
       <w:pPr>
         <w:widowControl w:val="0"/>
         <w:numPr>
+          <w:ilvl w:val="0"/>
           <w:numId w:val="0"/>
         </w:numPr>
         <w:jc w:val="left"/>
@@ -6848,6 +7066,7 @@
       <w:pPr>
         <w:widowControl w:val="0"/>
         <w:numPr>
+          <w:ilvl w:val="0"/>
           <w:numId w:val="0"/>
         </w:numPr>
         <w:jc w:val="left"/>
@@ -6874,6 +7093,7 @@
       <w:pPr>
         <w:widowControl w:val="0"/>
         <w:numPr>
+          <w:ilvl w:val="0"/>
           <w:numId w:val="0"/>
         </w:numPr>
         <w:jc w:val="left"/>
@@ -6900,6 +7120,7 @@
       <w:pPr>
         <w:widowControl w:val="0"/>
         <w:numPr>
+          <w:ilvl w:val="0"/>
           <w:numId w:val="0"/>
         </w:numPr>
         <w:jc w:val="left"/>
@@ -6926,6 +7147,7 @@
       <w:pPr>
         <w:widowControl w:val="0"/>
         <w:numPr>
+          <w:ilvl w:val="0"/>
           <w:numId w:val="0"/>
         </w:numPr>
         <w:jc w:val="left"/>
@@ -6952,6 +7174,7 @@
       <w:pPr>
         <w:widowControl w:val="0"/>
         <w:numPr>
+          <w:ilvl w:val="0"/>
           <w:numId w:val="0"/>
         </w:numPr>
         <w:jc w:val="left"/>
@@ -6978,6 +7201,7 @@
       <w:pPr>
         <w:widowControl w:val="0"/>
         <w:numPr>
+          <w:ilvl w:val="0"/>
           <w:numId w:val="0"/>
         </w:numPr>
         <w:jc w:val="left"/>
@@ -7004,6 +7228,7 @@
       <w:pPr>
         <w:widowControl w:val="0"/>
         <w:numPr>
+          <w:ilvl w:val="0"/>
           <w:numId w:val="0"/>
         </w:numPr>
         <w:jc w:val="left"/>
@@ -7030,6 +7255,7 @@
       <w:pPr>
         <w:widowControl w:val="0"/>
         <w:numPr>
+          <w:ilvl w:val="0"/>
           <w:numId w:val="0"/>
         </w:numPr>
         <w:jc w:val="left"/>
@@ -7056,6 +7282,7 @@
       <w:pPr>
         <w:widowControl w:val="0"/>
         <w:numPr>
+          <w:ilvl w:val="0"/>
           <w:numId w:val="0"/>
         </w:numPr>
         <w:jc w:val="left"/>
@@ -7082,22 +7309,24 @@
       <w:pPr>
         <w:widowControl w:val="0"/>
         <w:numPr>
-          <w:numId w:val="0"/>
-        </w:numPr>
-        <w:jc w:val="left"/>
-        <w:rPr>
-          <w:rFonts w:hint="default" w:cstheme="minorBidi"/>
-          <w:kern w:val="0"/>
-          <w:sz w:val="24"/>
-          <w:szCs w:val="24"/>
-          <w:lang w:val="en-US" w:eastAsia="zh-CN" w:bidi="ar"/>
-        </w:rPr>
-      </w:pPr>
-    </w:p>
-    <w:p>
-      <w:pPr>
-        <w:widowControl w:val="0"/>
-        <w:numPr>
+          <w:ilvl w:val="0"/>
+          <w:numId w:val="0"/>
+        </w:numPr>
+        <w:jc w:val="left"/>
+        <w:rPr>
+          <w:rFonts w:hint="default" w:cstheme="minorBidi"/>
+          <w:kern w:val="0"/>
+          <w:sz w:val="24"/>
+          <w:szCs w:val="24"/>
+          <w:lang w:val="en-US" w:eastAsia="zh-CN" w:bidi="ar"/>
+        </w:rPr>
+      </w:pPr>
+    </w:p>
+    <w:p>
+      <w:pPr>
+        <w:widowControl w:val="0"/>
+        <w:numPr>
+          <w:ilvl w:val="0"/>
           <w:numId w:val="0"/>
         </w:numPr>
         <w:jc w:val="left"/>
@@ -7124,6 +7353,7 @@
       <w:pPr>
         <w:widowControl w:val="0"/>
         <w:numPr>
+          <w:ilvl w:val="0"/>
           <w:numId w:val="0"/>
         </w:numPr>
         <w:jc w:val="left"/>
@@ -7150,6 +7380,7 @@
       <w:pPr>
         <w:widowControl w:val="0"/>
         <w:numPr>
+          <w:ilvl w:val="0"/>
           <w:numId w:val="0"/>
         </w:numPr>
         <w:jc w:val="left"/>
@@ -7176,6 +7407,7 @@
       <w:pPr>
         <w:widowControl w:val="0"/>
         <w:numPr>
+          <w:ilvl w:val="0"/>
           <w:numId w:val="0"/>
         </w:numPr>
         <w:jc w:val="left"/>
@@ -7202,6 +7434,7 @@
       <w:pPr>
         <w:widowControl w:val="0"/>
         <w:numPr>
+          <w:ilvl w:val="0"/>
           <w:numId w:val="0"/>
         </w:numPr>
         <w:jc w:val="left"/>
@@ -7228,6 +7461,7 @@
       <w:pPr>
         <w:widowControl w:val="0"/>
         <w:numPr>
+          <w:ilvl w:val="0"/>
           <w:numId w:val="0"/>
         </w:numPr>
         <w:jc w:val="left"/>
@@ -7254,6 +7488,7 @@
       <w:pPr>
         <w:widowControl w:val="0"/>
         <w:numPr>
+          <w:ilvl w:val="0"/>
           <w:numId w:val="0"/>
         </w:numPr>
         <w:jc w:val="left"/>
@@ -7280,22 +7515,24 @@
       <w:pPr>
         <w:widowControl w:val="0"/>
         <w:numPr>
-          <w:numId w:val="0"/>
-        </w:numPr>
-        <w:jc w:val="left"/>
-        <w:rPr>
-          <w:rFonts w:hint="default" w:cstheme="minorBidi"/>
-          <w:kern w:val="0"/>
-          <w:sz w:val="24"/>
-          <w:szCs w:val="24"/>
-          <w:lang w:val="en-US" w:eastAsia="zh-CN" w:bidi="ar"/>
-        </w:rPr>
-      </w:pPr>
-    </w:p>
-    <w:p>
-      <w:pPr>
-        <w:widowControl w:val="0"/>
-        <w:numPr>
+          <w:ilvl w:val="0"/>
+          <w:numId w:val="0"/>
+        </w:numPr>
+        <w:jc w:val="left"/>
+        <w:rPr>
+          <w:rFonts w:hint="default" w:cstheme="minorBidi"/>
+          <w:kern w:val="0"/>
+          <w:sz w:val="24"/>
+          <w:szCs w:val="24"/>
+          <w:lang w:val="en-US" w:eastAsia="zh-CN" w:bidi="ar"/>
+        </w:rPr>
+      </w:pPr>
+    </w:p>
+    <w:p>
+      <w:pPr>
+        <w:widowControl w:val="0"/>
+        <w:numPr>
+          <w:ilvl w:val="0"/>
           <w:numId w:val="0"/>
         </w:numPr>
         <w:jc w:val="left"/>
@@ -7322,6 +7559,7 @@
       <w:pPr>
         <w:widowControl w:val="0"/>
         <w:numPr>
+          <w:ilvl w:val="0"/>
           <w:numId w:val="0"/>
         </w:numPr>
         <w:jc w:val="left"/>
@@ -7348,6 +7586,7 @@
       <w:pPr>
         <w:widowControl w:val="0"/>
         <w:numPr>
+          <w:ilvl w:val="0"/>
           <w:numId w:val="0"/>
         </w:numPr>
         <w:jc w:val="left"/>
@@ -7374,6 +7613,7 @@
       <w:pPr>
         <w:widowControl w:val="0"/>
         <w:numPr>
+          <w:ilvl w:val="0"/>
           <w:numId w:val="0"/>
         </w:numPr>
         <w:jc w:val="left"/>
@@ -7400,6 +7640,7 @@
       <w:pPr>
         <w:widowControl w:val="0"/>
         <w:numPr>
+          <w:ilvl w:val="0"/>
           <w:numId w:val="0"/>
         </w:numPr>
         <w:jc w:val="left"/>
@@ -7426,22 +7667,24 @@
       <w:pPr>
         <w:widowControl w:val="0"/>
         <w:numPr>
-          <w:numId w:val="0"/>
-        </w:numPr>
-        <w:jc w:val="left"/>
-        <w:rPr>
-          <w:rFonts w:hint="default" w:cstheme="minorBidi"/>
-          <w:kern w:val="0"/>
-          <w:sz w:val="24"/>
-          <w:szCs w:val="24"/>
-          <w:lang w:val="en-US" w:eastAsia="zh-CN" w:bidi="ar"/>
-        </w:rPr>
-      </w:pPr>
-    </w:p>
-    <w:p>
-      <w:pPr>
-        <w:widowControl w:val="0"/>
-        <w:numPr>
+          <w:ilvl w:val="0"/>
+          <w:numId w:val="0"/>
+        </w:numPr>
+        <w:jc w:val="left"/>
+        <w:rPr>
+          <w:rFonts w:hint="default" w:cstheme="minorBidi"/>
+          <w:kern w:val="0"/>
+          <w:sz w:val="24"/>
+          <w:szCs w:val="24"/>
+          <w:lang w:val="en-US" w:eastAsia="zh-CN" w:bidi="ar"/>
+        </w:rPr>
+      </w:pPr>
+    </w:p>
+    <w:p>
+      <w:pPr>
+        <w:widowControl w:val="0"/>
+        <w:numPr>
+          <w:ilvl w:val="0"/>
           <w:numId w:val="0"/>
         </w:numPr>
         <w:jc w:val="left"/>
@@ -7468,6 +7711,7 @@
       <w:pPr>
         <w:widowControl w:val="0"/>
         <w:numPr>
+          <w:ilvl w:val="0"/>
           <w:numId w:val="0"/>
         </w:numPr>
         <w:jc w:val="left"/>
@@ -7494,6 +7738,7 @@
       <w:pPr>
         <w:widowControl w:val="0"/>
         <w:numPr>
+          <w:ilvl w:val="0"/>
           <w:numId w:val="0"/>
         </w:numPr>
         <w:jc w:val="left"/>
@@ -7520,6 +7765,7 @@
       <w:pPr>
         <w:widowControl w:val="0"/>
         <w:numPr>
+          <w:ilvl w:val="0"/>
           <w:numId w:val="0"/>
         </w:numPr>
         <w:jc w:val="left"/>
@@ -7546,6 +7792,7 @@
       <w:pPr>
         <w:widowControl w:val="0"/>
         <w:numPr>
+          <w:ilvl w:val="0"/>
           <w:numId w:val="0"/>
         </w:numPr>
         <w:jc w:val="left"/>
@@ -7572,6 +7819,7 @@
       <w:pPr>
         <w:widowControl w:val="0"/>
         <w:numPr>
+          <w:ilvl w:val="0"/>
           <w:numId w:val="0"/>
         </w:numPr>
         <w:jc w:val="left"/>
@@ -7598,6 +7846,7 @@
       <w:pPr>
         <w:widowControl w:val="0"/>
         <w:numPr>
+          <w:ilvl w:val="0"/>
           <w:numId w:val="0"/>
         </w:numPr>
         <w:jc w:val="left"/>
@@ -7624,6 +7873,7 @@
       <w:pPr>
         <w:widowControl w:val="0"/>
         <w:numPr>
+          <w:ilvl w:val="0"/>
           <w:numId w:val="0"/>
         </w:numPr>
         <w:jc w:val="left"/>
@@ -7650,6 +7900,7 @@
       <w:pPr>
         <w:widowControl w:val="0"/>
         <w:numPr>
+          <w:ilvl w:val="0"/>
           <w:numId w:val="0"/>
         </w:numPr>
         <w:jc w:val="left"/>
@@ -7676,22 +7927,24 @@
       <w:pPr>
         <w:widowControl w:val="0"/>
         <w:numPr>
-          <w:numId w:val="0"/>
-        </w:numPr>
-        <w:jc w:val="left"/>
-        <w:rPr>
-          <w:rFonts w:hint="default" w:cstheme="minorBidi"/>
-          <w:kern w:val="0"/>
-          <w:sz w:val="24"/>
-          <w:szCs w:val="24"/>
-          <w:lang w:val="en-US" w:eastAsia="zh-CN" w:bidi="ar"/>
-        </w:rPr>
-      </w:pPr>
-    </w:p>
-    <w:p>
-      <w:pPr>
-        <w:widowControl w:val="0"/>
-        <w:numPr>
+          <w:ilvl w:val="0"/>
+          <w:numId w:val="0"/>
+        </w:numPr>
+        <w:jc w:val="left"/>
+        <w:rPr>
+          <w:rFonts w:hint="default" w:cstheme="minorBidi"/>
+          <w:kern w:val="0"/>
+          <w:sz w:val="24"/>
+          <w:szCs w:val="24"/>
+          <w:lang w:val="en-US" w:eastAsia="zh-CN" w:bidi="ar"/>
+        </w:rPr>
+      </w:pPr>
+    </w:p>
+    <w:p>
+      <w:pPr>
+        <w:widowControl w:val="0"/>
+        <w:numPr>
+          <w:ilvl w:val="0"/>
           <w:numId w:val="0"/>
         </w:numPr>
         <w:jc w:val="left"/>
@@ -7718,6 +7971,7 @@
       <w:pPr>
         <w:widowControl w:val="0"/>
         <w:numPr>
+          <w:ilvl w:val="0"/>
           <w:numId w:val="0"/>
         </w:numPr>
         <w:jc w:val="left"/>
@@ -7744,6 +7998,7 @@
       <w:pPr>
         <w:widowControl w:val="0"/>
         <w:numPr>
+          <w:ilvl w:val="0"/>
           <w:numId w:val="0"/>
         </w:numPr>
         <w:jc w:val="left"/>
@@ -7770,6 +8025,7 @@
       <w:pPr>
         <w:widowControl w:val="0"/>
         <w:numPr>
+          <w:ilvl w:val="0"/>
           <w:numId w:val="0"/>
         </w:numPr>
         <w:jc w:val="left"/>
@@ -7796,6 +8052,7 @@
       <w:pPr>
         <w:widowControl w:val="0"/>
         <w:numPr>
+          <w:ilvl w:val="0"/>
           <w:numId w:val="0"/>
         </w:numPr>
         <w:jc w:val="left"/>
@@ -7822,22 +8079,24 @@
       <w:pPr>
         <w:widowControl w:val="0"/>
         <w:numPr>
-          <w:numId w:val="0"/>
-        </w:numPr>
-        <w:jc w:val="left"/>
-        <w:rPr>
-          <w:rFonts w:hint="default" w:cstheme="minorBidi"/>
-          <w:kern w:val="0"/>
-          <w:sz w:val="24"/>
-          <w:szCs w:val="24"/>
-          <w:lang w:val="en-US" w:eastAsia="zh-CN" w:bidi="ar"/>
-        </w:rPr>
-      </w:pPr>
-    </w:p>
-    <w:p>
-      <w:pPr>
-        <w:widowControl w:val="0"/>
-        <w:numPr>
+          <w:ilvl w:val="0"/>
+          <w:numId w:val="0"/>
+        </w:numPr>
+        <w:jc w:val="left"/>
+        <w:rPr>
+          <w:rFonts w:hint="default" w:cstheme="minorBidi"/>
+          <w:kern w:val="0"/>
+          <w:sz w:val="24"/>
+          <w:szCs w:val="24"/>
+          <w:lang w:val="en-US" w:eastAsia="zh-CN" w:bidi="ar"/>
+        </w:rPr>
+      </w:pPr>
+    </w:p>
+    <w:p>
+      <w:pPr>
+        <w:widowControl w:val="0"/>
+        <w:numPr>
+          <w:ilvl w:val="0"/>
           <w:numId w:val="0"/>
         </w:numPr>
         <w:jc w:val="left"/>
@@ -7864,6 +8123,7 @@
       <w:pPr>
         <w:widowControl w:val="0"/>
         <w:numPr>
+          <w:ilvl w:val="0"/>
           <w:numId w:val="0"/>
         </w:numPr>
         <w:jc w:val="left"/>
@@ -7890,6 +8150,7 @@
       <w:pPr>
         <w:widowControl w:val="0"/>
         <w:numPr>
+          <w:ilvl w:val="0"/>
           <w:numId w:val="0"/>
         </w:numPr>
         <w:jc w:val="left"/>
@@ -7916,6 +8177,7 @@
       <w:pPr>
         <w:widowControl w:val="0"/>
         <w:numPr>
+          <w:ilvl w:val="0"/>
           <w:numId w:val="0"/>
         </w:numPr>
         <w:jc w:val="left"/>
@@ -7942,22 +8204,24 @@
       <w:pPr>
         <w:widowControl w:val="0"/>
         <w:numPr>
-          <w:numId w:val="0"/>
-        </w:numPr>
-        <w:jc w:val="left"/>
-        <w:rPr>
-          <w:rFonts w:hint="default" w:cstheme="minorBidi"/>
-          <w:kern w:val="0"/>
-          <w:sz w:val="24"/>
-          <w:szCs w:val="24"/>
-          <w:lang w:val="en-US" w:eastAsia="zh-CN" w:bidi="ar"/>
-        </w:rPr>
-      </w:pPr>
-    </w:p>
-    <w:p>
-      <w:pPr>
-        <w:widowControl w:val="0"/>
-        <w:numPr>
+          <w:ilvl w:val="0"/>
+          <w:numId w:val="0"/>
+        </w:numPr>
+        <w:jc w:val="left"/>
+        <w:rPr>
+          <w:rFonts w:hint="default" w:cstheme="minorBidi"/>
+          <w:kern w:val="0"/>
+          <w:sz w:val="24"/>
+          <w:szCs w:val="24"/>
+          <w:lang w:val="en-US" w:eastAsia="zh-CN" w:bidi="ar"/>
+        </w:rPr>
+      </w:pPr>
+    </w:p>
+    <w:p>
+      <w:pPr>
+        <w:widowControl w:val="0"/>
+        <w:numPr>
+          <w:ilvl w:val="0"/>
           <w:numId w:val="0"/>
         </w:numPr>
         <w:jc w:val="left"/>
@@ -7984,6 +8248,7 @@
       <w:pPr>
         <w:widowControl w:val="0"/>
         <w:numPr>
+          <w:ilvl w:val="0"/>
           <w:numId w:val="0"/>
         </w:numPr>
         <w:jc w:val="left"/>
@@ -8010,6 +8275,7 @@
       <w:pPr>
         <w:widowControl w:val="0"/>
         <w:numPr>
+          <w:ilvl w:val="0"/>
           <w:numId w:val="0"/>
         </w:numPr>
         <w:jc w:val="left"/>
@@ -8036,6 +8302,7 @@
       <w:pPr>
         <w:widowControl w:val="0"/>
         <w:numPr>
+          <w:ilvl w:val="0"/>
           <w:numId w:val="0"/>
         </w:numPr>
         <w:jc w:val="left"/>
@@ -8062,6 +8329,7 @@
       <w:pPr>
         <w:widowControl w:val="0"/>
         <w:numPr>
+          <w:ilvl w:val="0"/>
           <w:numId w:val="0"/>
         </w:numPr>
         <w:jc w:val="left"/>
@@ -8088,6 +8356,7 @@
       <w:pPr>
         <w:widowControl w:val="0"/>
         <w:numPr>
+          <w:ilvl w:val="0"/>
           <w:numId w:val="0"/>
         </w:numPr>
         <w:jc w:val="left"/>
@@ -8114,6 +8383,7 @@
       <w:pPr>
         <w:widowControl w:val="0"/>
         <w:numPr>
+          <w:ilvl w:val="0"/>
           <w:numId w:val="0"/>
         </w:numPr>
         <w:jc w:val="left"/>
@@ -8140,6 +8410,7 @@
       <w:pPr>
         <w:widowControl w:val="0"/>
         <w:numPr>
+          <w:ilvl w:val="0"/>
           <w:numId w:val="0"/>
         </w:numPr>
         <w:jc w:val="left"/>
@@ -8166,6 +8437,7 @@
       <w:pPr>
         <w:widowControl w:val="0"/>
         <w:numPr>
+          <w:ilvl w:val="0"/>
           <w:numId w:val="0"/>
         </w:numPr>
         <w:jc w:val="left"/>
@@ -8192,6 +8464,7 @@
       <w:pPr>
         <w:widowControl w:val="0"/>
         <w:numPr>
+          <w:ilvl w:val="0"/>
           <w:numId w:val="0"/>
         </w:numPr>
         <w:jc w:val="left"/>
@@ -8218,6 +8491,7 @@
       <w:pPr>
         <w:widowControl w:val="0"/>
         <w:numPr>
+          <w:ilvl w:val="0"/>
           <w:numId w:val="0"/>
         </w:numPr>
         <w:jc w:val="left"/>
@@ -8244,6 +8518,7 @@
       <w:pPr>
         <w:widowControl w:val="0"/>
         <w:numPr>
+          <w:ilvl w:val="0"/>
           <w:numId w:val="0"/>
         </w:numPr>
         <w:jc w:val="left"/>
@@ -8270,6 +8545,7 @@
       <w:pPr>
         <w:widowControl w:val="0"/>
         <w:numPr>
+          <w:ilvl w:val="0"/>
           <w:numId w:val="0"/>
         </w:numPr>
         <w:jc w:val="left"/>
@@ -8296,6 +8572,7 @@
       <w:pPr>
         <w:widowControl w:val="0"/>
         <w:numPr>
+          <w:ilvl w:val="0"/>
           <w:numId w:val="0"/>
         </w:numPr>
         <w:jc w:val="left"/>
@@ -8322,6 +8599,7 @@
       <w:pPr>
         <w:widowControl w:val="0"/>
         <w:numPr>
+          <w:ilvl w:val="0"/>
           <w:numId w:val="0"/>
         </w:numPr>
         <w:jc w:val="left"/>
@@ -8348,6 +8626,7 @@
       <w:pPr>
         <w:widowControl w:val="0"/>
         <w:numPr>
+          <w:ilvl w:val="0"/>
           <w:numId w:val="0"/>
         </w:numPr>
         <w:jc w:val="left"/>
@@ -8374,6 +8653,7 @@
       <w:pPr>
         <w:widowControl w:val="0"/>
         <w:numPr>
+          <w:ilvl w:val="0"/>
           <w:numId w:val="0"/>
         </w:numPr>
         <w:jc w:val="left"/>
@@ -8400,6 +8680,7 @@
       <w:pPr>
         <w:widowControl w:val="0"/>
         <w:numPr>
+          <w:ilvl w:val="0"/>
           <w:numId w:val="0"/>
         </w:numPr>
         <w:jc w:val="left"/>
@@ -8426,6 +8707,7 @@
       <w:pPr>
         <w:widowControl w:val="0"/>
         <w:numPr>
+          <w:ilvl w:val="0"/>
           <w:numId w:val="0"/>
         </w:numPr>
         <w:jc w:val="left"/>
@@ -8452,6 +8734,7 @@
       <w:pPr>
         <w:widowControl w:val="0"/>
         <w:numPr>
+          <w:ilvl w:val="0"/>
           <w:numId w:val="0"/>
         </w:numPr>
         <w:jc w:val="left"/>
@@ -8478,38 +8761,41 @@
       <w:pPr>
         <w:widowControl w:val="0"/>
         <w:numPr>
-          <w:numId w:val="0"/>
-        </w:numPr>
-        <w:jc w:val="left"/>
-        <w:rPr>
-          <w:rFonts w:hint="default" w:cstheme="minorBidi"/>
-          <w:kern w:val="0"/>
-          <w:sz w:val="24"/>
-          <w:szCs w:val="24"/>
-          <w:lang w:val="en-US" w:eastAsia="zh-CN" w:bidi="ar"/>
-        </w:rPr>
-      </w:pPr>
-    </w:p>
-    <w:p>
-      <w:pPr>
-        <w:widowControl w:val="0"/>
-        <w:numPr>
-          <w:numId w:val="0"/>
-        </w:numPr>
-        <w:jc w:val="left"/>
-        <w:rPr>
-          <w:rFonts w:hint="default" w:cstheme="minorBidi"/>
-          <w:kern w:val="0"/>
-          <w:sz w:val="24"/>
-          <w:szCs w:val="24"/>
-          <w:lang w:val="en-US" w:eastAsia="zh-CN" w:bidi="ar"/>
-        </w:rPr>
-      </w:pPr>
-    </w:p>
-    <w:p>
-      <w:pPr>
-        <w:widowControl w:val="0"/>
-        <w:numPr>
+          <w:ilvl w:val="0"/>
+          <w:numId w:val="0"/>
+        </w:numPr>
+        <w:jc w:val="left"/>
+        <w:rPr>
+          <w:rFonts w:hint="default" w:cstheme="minorBidi"/>
+          <w:kern w:val="0"/>
+          <w:sz w:val="24"/>
+          <w:szCs w:val="24"/>
+          <w:lang w:val="en-US" w:eastAsia="zh-CN" w:bidi="ar"/>
+        </w:rPr>
+      </w:pPr>
+    </w:p>
+    <w:p>
+      <w:pPr>
+        <w:widowControl w:val="0"/>
+        <w:numPr>
+          <w:ilvl w:val="0"/>
+          <w:numId w:val="0"/>
+        </w:numPr>
+        <w:jc w:val="left"/>
+        <w:rPr>
+          <w:rFonts w:hint="default" w:cstheme="minorBidi"/>
+          <w:kern w:val="0"/>
+          <w:sz w:val="24"/>
+          <w:szCs w:val="24"/>
+          <w:lang w:val="en-US" w:eastAsia="zh-CN" w:bidi="ar"/>
+        </w:rPr>
+      </w:pPr>
+    </w:p>
+    <w:p>
+      <w:pPr>
+        <w:widowControl w:val="0"/>
+        <w:numPr>
+          <w:ilvl w:val="0"/>
           <w:numId w:val="0"/>
         </w:numPr>
         <w:jc w:val="left"/>
@@ -8536,6 +8822,7 @@
       <w:pPr>
         <w:widowControl w:val="0"/>
         <w:numPr>
+          <w:ilvl w:val="0"/>
           <w:numId w:val="0"/>
         </w:numPr>
         <w:jc w:val="left"/>
@@ -8562,6 +8849,7 @@
       <w:pPr>
         <w:widowControl w:val="0"/>
         <w:numPr>
+          <w:ilvl w:val="0"/>
           <w:numId w:val="0"/>
         </w:numPr>
         <w:jc w:val="left"/>
@@ -12942,6 +13230,7 @@
       <w:pPr>
         <w:widowControl w:val="0"/>
         <w:numPr>
+          <w:ilvl w:val="0"/>
           <w:numId w:val="0"/>
         </w:numPr>
         <w:jc w:val="left"/>
@@ -12957,15 +13246,17 @@
       <w:pPr>
         <w:widowControl w:val="0"/>
         <w:numPr>
-          <w:numId w:val="0"/>
-        </w:numPr>
-        <w:jc w:val="left"/>
-      </w:pPr>
-    </w:p>
-    <w:p>
-      <w:pPr>
-        <w:widowControl w:val="0"/>
-        <w:numPr>
+          <w:ilvl w:val="0"/>
+          <w:numId w:val="0"/>
+        </w:numPr>
+        <w:jc w:val="left"/>
+      </w:pPr>
+    </w:p>
+    <w:p>
+      <w:pPr>
+        <w:widowControl w:val="0"/>
+        <w:numPr>
+          <w:ilvl w:val="0"/>
           <w:numId w:val="0"/>
         </w:numPr>
         <w:jc w:val="left"/>
@@ -13392,15 +13683,17 @@
       <w:pPr>
         <w:widowControl w:val="0"/>
         <w:numPr>
-          <w:numId w:val="0"/>
-        </w:numPr>
-        <w:jc w:val="left"/>
-      </w:pPr>
-    </w:p>
-    <w:p>
-      <w:pPr>
-        <w:widowControl w:val="0"/>
-        <w:numPr>
+          <w:ilvl w:val="0"/>
+          <w:numId w:val="0"/>
+        </w:numPr>
+        <w:jc w:val="left"/>
+      </w:pPr>
+    </w:p>
+    <w:p>
+      <w:pPr>
+        <w:widowControl w:val="0"/>
+        <w:numPr>
+          <w:ilvl w:val="0"/>
           <w:numId w:val="0"/>
         </w:numPr>
         <w:jc w:val="left"/>
@@ -13453,6 +13746,7 @@
       <w:pPr>
         <w:widowControl w:val="0"/>
         <w:numPr>
+          <w:ilvl w:val="0"/>
           <w:numId w:val="0"/>
         </w:numPr>
         <w:jc w:val="left"/>
@@ -13484,6 +13778,7 @@
       <w:pPr>
         <w:widowControl w:val="0"/>
         <w:numPr>
+          <w:ilvl w:val="0"/>
           <w:numId w:val="0"/>
         </w:numPr>
         <w:ind w:leftChars="0"/>
@@ -13505,6 +13800,7 @@
       <w:pPr>
         <w:widowControl w:val="0"/>
         <w:numPr>
+          <w:ilvl w:val="0"/>
           <w:numId w:val="0"/>
         </w:numPr>
         <w:ind w:leftChars="0"/>
@@ -13526,6 +13822,7 @@
       <w:pPr>
         <w:widowControl w:val="0"/>
         <w:numPr>
+          <w:ilvl w:val="0"/>
           <w:numId w:val="0"/>
         </w:numPr>
         <w:ind w:leftChars="0"/>
@@ -13547,6 +13844,7 @@
       <w:pPr>
         <w:widowControl w:val="0"/>
         <w:numPr>
+          <w:ilvl w:val="0"/>
           <w:numId w:val="0"/>
         </w:numPr>
         <w:ind w:leftChars="0"/>
@@ -13568,6 +13866,7 @@
       <w:pPr>
         <w:widowControl w:val="0"/>
         <w:numPr>
+          <w:ilvl w:val="0"/>
           <w:numId w:val="0"/>
         </w:numPr>
         <w:ind w:leftChars="0"/>
@@ -13589,6 +13888,7 @@
       <w:pPr>
         <w:widowControl w:val="0"/>
         <w:numPr>
+          <w:ilvl w:val="0"/>
           <w:numId w:val="0"/>
         </w:numPr>
         <w:ind w:leftChars="0"/>
@@ -13610,6 +13910,7 @@
       <w:pPr>
         <w:widowControl w:val="0"/>
         <w:numPr>
+          <w:ilvl w:val="0"/>
           <w:numId w:val="0"/>
         </w:numPr>
         <w:ind w:leftChars="0"/>
@@ -13631,6 +13932,7 @@
       <w:pPr>
         <w:widowControl w:val="0"/>
         <w:numPr>
+          <w:ilvl w:val="0"/>
           <w:numId w:val="0"/>
         </w:numPr>
         <w:ind w:leftChars="0"/>
@@ -13645,6 +13947,7 @@
       <w:pPr>
         <w:widowControl w:val="0"/>
         <w:numPr>
+          <w:ilvl w:val="0"/>
           <w:numId w:val="0"/>
         </w:numPr>
         <w:ind w:leftChars="0"/>
@@ -13659,14 +13962,11 @@
       <w:pPr>
         <w:widowControl w:val="0"/>
         <w:numPr>
+          <w:ilvl w:val="0"/>
           <w:numId w:val="0"/>
         </w:numPr>
         <w:ind w:leftChars="0"/>
         <w:jc w:val="left"/>
-        <w:rPr>
-          <w:rFonts w:hint="default"/>
-          <w:lang w:val="en-US" w:eastAsia="zh-CN"/>
-        </w:rPr>
       </w:pPr>
       <w:r>
         <w:drawing>
@@ -13712,6 +14012,1272 @@
         </w:drawing>
       </w:r>
     </w:p>
+    <w:p>
+      <w:pPr>
+        <w:widowControl w:val="0"/>
+        <w:numPr>
+          <w:ilvl w:val="0"/>
+          <w:numId w:val="0"/>
+        </w:numPr>
+        <w:ind w:leftChars="0"/>
+        <w:jc w:val="left"/>
+      </w:pPr>
+    </w:p>
+    <w:p>
+      <w:pPr>
+        <w:widowControl w:val="0"/>
+        <w:numPr>
+          <w:ilvl w:val="0"/>
+          <w:numId w:val="0"/>
+        </w:numPr>
+        <w:ind w:leftChars="0"/>
+        <w:jc w:val="left"/>
+        <w:rPr>
+          <w:rFonts w:hint="default"/>
+          <w:lang w:val="en-US" w:eastAsia="zh-CN"/>
+        </w:rPr>
+      </w:pPr>
+      <w:r>
+        <w:rPr>
+          <w:rFonts w:hint="default"/>
+          <w:lang w:val="en-US" w:eastAsia="zh-CN"/>
+        </w:rPr>
+        <w:t>18.</w:t>
+      </w:r>
+      <w:r>
+        <w:rPr>
+          <w:rFonts w:hint="eastAsia"/>
+          <w:lang w:val="en-US" w:eastAsia="zh-CN"/>
+        </w:rPr>
+        <w:t>这几处背景我没有表述清楚</w:t>
+      </w:r>
+    </w:p>
+    <w:p>
+      <w:pPr>
+        <w:widowControl w:val="0"/>
+        <w:numPr>
+          <w:ilvl w:val="0"/>
+          <w:numId w:val="0"/>
+        </w:numPr>
+        <w:ind w:leftChars="0"/>
+        <w:jc w:val="left"/>
+        <w:rPr>
+          <w:rFonts w:hint="eastAsia"/>
+          <w:lang w:val="en-US" w:eastAsia="zh-CN"/>
+        </w:rPr>
+      </w:pPr>
+      <w:r>
+        <w:rPr>
+          <w:rFonts w:hint="eastAsia"/>
+          <w:lang w:val="en-US" w:eastAsia="zh-CN"/>
+        </w:rPr>
+        <w:t>酒馆、黑市、教堂的背景图片依旧是用原来的图片</w:t>
+      </w:r>
+    </w:p>
+    <w:p>
+      <w:pPr>
+        <w:widowControl w:val="0"/>
+        <w:numPr>
+          <w:ilvl w:val="0"/>
+          <w:numId w:val="0"/>
+        </w:numPr>
+        <w:ind w:leftChars="0"/>
+        <w:jc w:val="left"/>
+        <w:rPr>
+          <w:rFonts w:hint="default"/>
+          <w:lang w:val="en-US" w:eastAsia="zh-CN"/>
+        </w:rPr>
+      </w:pPr>
+      <w:r>
+        <w:rPr>
+          <w:rFonts w:hint="eastAsia"/>
+          <w:lang w:val="en-US" w:eastAsia="zh-CN"/>
+        </w:rPr>
+        <w:t>而以下三处，是在触发对应剧情后才会更改</w:t>
+      </w:r>
+    </w:p>
+    <w:p>
+      <w:pPr>
+        <w:widowControl w:val="0"/>
+        <w:numPr>
+          <w:ilvl w:val="0"/>
+          <w:numId w:val="0"/>
+        </w:numPr>
+        <w:ind w:leftChars="0"/>
+        <w:jc w:val="left"/>
+        <w:rPr>
+          <w:rFonts w:hint="default"/>
+          <w:lang w:val="en-US" w:eastAsia="zh-CN"/>
+        </w:rPr>
+      </w:pPr>
+      <w:r>
+        <w:rPr>
+          <w:rFonts w:hint="default"/>
+          <w:lang w:val="en-US" w:eastAsia="zh-CN"/>
+        </w:rPr>
+        <w:t>布洛克酒桌/铁锅特写：frontend/public/assets/scenes/09brock-tavern-table.webp</w:t>
+      </w:r>
+    </w:p>
+    <w:p>
+      <w:pPr>
+        <w:widowControl w:val="0"/>
+        <w:numPr>
+          <w:ilvl w:val="0"/>
+          <w:numId w:val="0"/>
+        </w:numPr>
+        <w:ind w:leftChars="0"/>
+        <w:jc w:val="left"/>
+        <w:rPr>
+          <w:rFonts w:hint="default"/>
+          <w:lang w:val="en-US" w:eastAsia="zh-CN"/>
+        </w:rPr>
+      </w:pPr>
+      <w:r>
+        <w:rPr>
+          <w:rFonts w:hint="default"/>
+          <w:lang w:val="en-US" w:eastAsia="zh-CN"/>
+        </w:rPr>
+        <w:t>奥兰幸运盲盒/钻石特写：frontend/public/assets/scenes/10orlan-lucky-box.webp</w:t>
+      </w:r>
+    </w:p>
+    <w:p>
+      <w:pPr>
+        <w:widowControl w:val="0"/>
+        <w:numPr>
+          <w:ilvl w:val="0"/>
+          <w:numId w:val="0"/>
+        </w:numPr>
+        <w:ind w:leftChars="0"/>
+        <w:jc w:val="left"/>
+        <w:rPr>
+          <w:rFonts w:hint="default"/>
+          <w:lang w:val="en-US" w:eastAsia="zh-CN"/>
+        </w:rPr>
+      </w:pPr>
+      <w:r>
+        <w:rPr>
+          <w:rFonts w:hint="default"/>
+          <w:lang w:val="en-US" w:eastAsia="zh-CN"/>
+        </w:rPr>
+        <w:t>静默神殿安魂仪式特写：frontend/public/assets/scenes/11temple-prayer.webp</w:t>
+      </w:r>
+    </w:p>
+    <w:p>
+      <w:pPr>
+        <w:widowControl w:val="0"/>
+        <w:numPr>
+          <w:ilvl w:val="0"/>
+          <w:numId w:val="0"/>
+        </w:numPr>
+        <w:ind w:leftChars="0"/>
+        <w:jc w:val="left"/>
+        <w:rPr>
+          <w:rFonts w:hint="default"/>
+          <w:lang w:val="en-US" w:eastAsia="zh-CN"/>
+        </w:rPr>
+      </w:pPr>
+    </w:p>
+    <w:p>
+      <w:pPr>
+        <w:widowControl w:val="0"/>
+        <w:numPr>
+          <w:ilvl w:val="0"/>
+          <w:numId w:val="0"/>
+        </w:numPr>
+        <w:ind w:leftChars="0"/>
+        <w:jc w:val="left"/>
+        <w:rPr>
+          <w:rFonts w:hint="default"/>
+          <w:lang w:val="en-US" w:eastAsia="zh-CN"/>
+        </w:rPr>
+      </w:pPr>
+      <w:r>
+        <w:rPr>
+          <w:rFonts w:hint="eastAsia"/>
+          <w:lang w:val="en-US" w:eastAsia="zh-CN"/>
+        </w:rPr>
+        <w:t>另外，这三张图片也是触发对应剧情才会出现，而并不是让你把他们三个的立绘设为这三张图片，把立绘改回去</w:t>
+      </w:r>
+    </w:p>
+    <w:p>
+      <w:pPr>
+        <w:widowControl w:val="0"/>
+        <w:numPr>
+          <w:ilvl w:val="0"/>
+          <w:numId w:val="0"/>
+        </w:numPr>
+        <w:ind w:leftChars="0"/>
+        <w:jc w:val="left"/>
+        <w:rPr>
+          <w:rFonts w:hint="default"/>
+          <w:lang w:val="en-US" w:eastAsia="zh-CN"/>
+        </w:rPr>
+      </w:pPr>
+      <w:r>
+        <w:rPr>
+          <w:rFonts w:hint="default"/>
+          <w:lang w:val="en-US" w:eastAsia="zh-CN"/>
+        </w:rPr>
+        <w:t>凯娅黑市现身立绘或半身：frontend/public/assets/characters/kelaiya/kaiya_blackmarket.webp</w:t>
+      </w:r>
+    </w:p>
+    <w:p>
+      <w:pPr>
+        <w:widowControl w:val="0"/>
+        <w:numPr>
+          <w:ilvl w:val="0"/>
+          <w:numId w:val="0"/>
+        </w:numPr>
+        <w:ind w:leftChars="0"/>
+        <w:jc w:val="left"/>
+        <w:rPr>
+          <w:rFonts w:hint="default"/>
+          <w:lang w:val="en-US" w:eastAsia="zh-CN"/>
+        </w:rPr>
+      </w:pPr>
+      <w:r>
+        <w:rPr>
+          <w:rFonts w:hint="default"/>
+          <w:lang w:val="en-US" w:eastAsia="zh-CN"/>
+        </w:rPr>
+        <w:t>布洛克酒馆立绘或半身：frontend/public/assets/characters/senluo/brock_tavern.webp</w:t>
+      </w:r>
+    </w:p>
+    <w:p>
+      <w:pPr>
+        <w:widowControl w:val="0"/>
+        <w:numPr>
+          <w:ilvl w:val="0"/>
+          <w:numId w:val="0"/>
+        </w:numPr>
+        <w:ind w:leftChars="0"/>
+        <w:jc w:val="left"/>
+        <w:rPr>
+          <w:rFonts w:hint="default"/>
+          <w:lang w:val="en-US" w:eastAsia="zh-CN"/>
+        </w:rPr>
+      </w:pPr>
+      <w:r>
+        <w:rPr>
+          <w:rFonts w:hint="default"/>
+          <w:lang w:val="en-US" w:eastAsia="zh-CN"/>
+        </w:rPr>
+        <w:t>艾琳祈祷立绘或半身：frontend/public/assets/characters/ailin/ailin_prayer.webp</w:t>
+      </w:r>
+    </w:p>
+    <w:p>
+      <w:pPr>
+        <w:widowControl w:val="0"/>
+        <w:numPr>
+          <w:ilvl w:val="0"/>
+          <w:numId w:val="0"/>
+        </w:numPr>
+        <w:ind w:leftChars="0"/>
+        <w:jc w:val="left"/>
+        <w:rPr>
+          <w:rFonts w:hint="default"/>
+          <w:lang w:val="en-US" w:eastAsia="zh-CN"/>
+        </w:rPr>
+      </w:pPr>
+    </w:p>
+    <w:p>
+      <w:pPr>
+        <w:widowControl w:val="0"/>
+        <w:numPr>
+          <w:ilvl w:val="0"/>
+          <w:numId w:val="0"/>
+        </w:numPr>
+        <w:ind w:leftChars="0"/>
+        <w:jc w:val="left"/>
+        <w:rPr>
+          <w:rFonts w:hint="eastAsia"/>
+          <w:lang w:val="en-US" w:eastAsia="zh-CN"/>
+        </w:rPr>
+      </w:pPr>
+      <w:r>
+        <w:rPr>
+          <w:rFonts w:hint="eastAsia"/>
+          <w:lang w:val="en-US" w:eastAsia="zh-CN"/>
+        </w:rPr>
+        <w:t>19.第一场战斗如果选择“撤退脱战并拉开距离”，玩家将不会触发“第一次战斗教学”，而是跟着剧情直接走到“冒险者工会”。其余选项没有问题。将“撤退脱战并拉开距离”选项删去，若玩家输入的行动包含“逃跑”“撤退”也要强制进入战斗。</w:t>
+      </w:r>
+    </w:p>
+    <w:p>
+      <w:pPr>
+        <w:rPr>
+          <w:rFonts w:hint="default"/>
+          <w:lang w:val="en-US" w:eastAsia="zh-CN"/>
+        </w:rPr>
+      </w:pPr>
+    </w:p>
+    <w:p>
+      <w:pPr>
+        <w:rPr>
+          <w:rFonts w:hint="default" w:eastAsiaTheme="minorEastAsia"/>
+          <w:lang w:val="en-US" w:eastAsia="zh-CN"/>
+        </w:rPr>
+      </w:pPr>
+      <w:r>
+        <w:rPr>
+          <w:rFonts w:hint="eastAsia"/>
+          <w:lang w:val="en-US" w:eastAsia="zh-CN"/>
+        </w:rPr>
+        <w:t>20.在行动选择阶段，选择“输入你的行动”自己输入行动后，ai的回复总会出现战斗判定提示词。</w:t>
+      </w:r>
+      <w:r>
+        <w:rPr>
+          <w:rFonts w:hint="default"/>
+          <w:lang w:val="en-US" w:eastAsia="zh-CN"/>
+        </w:rPr>
+        <w:t>”</w:t>
+      </w:r>
+      <w:r>
+        <w:rPr>
+          <w:rFonts w:hint="eastAsia"/>
+          <w:lang w:val="en-US" w:eastAsia="zh-CN"/>
+        </w:rPr>
+        <w:t>HINTS</w:t>
+      </w:r>
+      <w:r>
+        <w:rPr>
+          <w:rFonts w:hint="default"/>
+          <w:lang w:val="en-US" w:eastAsia="zh-CN"/>
+        </w:rPr>
+        <w:t>”</w:t>
+      </w:r>
+      <w:r>
+        <w:rPr>
+          <w:rFonts w:hint="eastAsia"/>
+          <w:lang w:val="en-US" w:eastAsia="zh-CN"/>
+        </w:rPr>
+        <w:t>等话语很明显这不是瑟琳应该说的话。对该方面加强控制，ai返回的文本必须是标准的剧本形式，严禁出现如下图“HINTS”的字眼。</w:t>
+      </w:r>
+    </w:p>
+    <w:p>
+      <w:pPr>
+        <w:widowControl w:val="0"/>
+        <w:numPr>
+          <w:ilvl w:val="0"/>
+          <w:numId w:val="0"/>
+        </w:numPr>
+        <w:ind w:leftChars="0"/>
+        <w:jc w:val="left"/>
+      </w:pPr>
+      <w:r>
+        <w:drawing>
+          <wp:inline distT="0" distB="0" distL="114300" distR="114300">
+            <wp:extent cx="5273040" cy="955675"/>
+            <wp:effectExtent l="0" t="0" r="10160" b="9525"/>
+            <wp:docPr id="4" name="图片 1"/>
+            <wp:cNvGraphicFramePr>
+              <a:graphicFrameLocks xmlns:a="http://schemas.openxmlformats.org/drawingml/2006/main" noChangeAspect="1"/>
+            </wp:cNvGraphicFramePr>
+            <a:graphic xmlns:a="http://schemas.openxmlformats.org/drawingml/2006/main">
+              <a:graphicData uri="http://schemas.openxmlformats.org/drawingml/2006/picture">
+                <pic:pic xmlns:pic="http://schemas.openxmlformats.org/drawingml/2006/picture">
+                  <pic:nvPicPr>
+                    <pic:cNvPr id="4" name="图片 1"/>
+                    <pic:cNvPicPr>
+                      <a:picLocks noChangeAspect="1"/>
+                    </pic:cNvPicPr>
+                  </pic:nvPicPr>
+                  <pic:blipFill>
+                    <a:blip r:embed="rId7"/>
+                    <a:stretch>
+                      <a:fillRect/>
+                    </a:stretch>
+                  </pic:blipFill>
+                  <pic:spPr>
+                    <a:xfrm>
+                      <a:off x="0" y="0"/>
+                      <a:ext cx="5273040" cy="955675"/>
+                    </a:xfrm>
+                    <a:prstGeom prst="rect">
+                      <a:avLst/>
+                    </a:prstGeom>
+                    <a:noFill/>
+                    <a:ln>
+                      <a:noFill/>
+                    </a:ln>
+                  </pic:spPr>
+                </pic:pic>
+              </a:graphicData>
+            </a:graphic>
+          </wp:inline>
+        </w:drawing>
+      </w:r>
+    </w:p>
+    <w:p>
+      <w:pPr>
+        <w:widowControl w:val="0"/>
+        <w:numPr>
+          <w:ilvl w:val="0"/>
+          <w:numId w:val="0"/>
+        </w:numPr>
+        <w:ind w:leftChars="0"/>
+        <w:jc w:val="left"/>
+      </w:pPr>
+    </w:p>
+    <w:p>
+      <w:pPr>
+        <w:numPr>
+          <w:ilvl w:val="0"/>
+          <w:numId w:val="4"/>
+        </w:numPr>
+        <w:rPr>
+          <w:rFonts w:hint="eastAsia"/>
+          <w:lang w:val="en-US" w:eastAsia="zh-CN"/>
+        </w:rPr>
+      </w:pPr>
+      <w:r>
+        <w:rPr>
+          <w:rFonts w:hint="default" w:eastAsiaTheme="minorEastAsia"/>
+          <w:lang w:val="en-US" w:eastAsia="zh-CN"/>
+        </w:rPr>
+        <w:t>发生位置：</w:t>
+      </w:r>
+      <w:r>
+        <w:rPr>
+          <w:rFonts w:hint="eastAsia"/>
+          <w:lang w:val="en-US" w:eastAsia="zh-CN"/>
+        </w:rPr>
+        <w:t>队友招募部分，</w:t>
+      </w:r>
+      <w:r>
+        <w:rPr>
+          <w:rFonts w:hint="default" w:eastAsiaTheme="minorEastAsia"/>
+          <w:lang w:val="en-US" w:eastAsia="zh-CN"/>
+        </w:rPr>
+        <w:t>问题：</w:t>
+      </w:r>
+      <w:r>
+        <w:rPr>
+          <w:rFonts w:hint="eastAsia"/>
+          <w:lang w:val="en-US" w:eastAsia="zh-CN"/>
+        </w:rPr>
+        <w:t>已经招募完队友了，还是提示去招募，而且剧情一直卡在这个选项，没有办法推荐剧情。一直在酒馆，工会，黑市，教堂来回移动，无法进行下去。，</w:t>
+      </w:r>
+      <w:r>
+        <w:rPr>
+          <w:rFonts w:hint="default" w:eastAsiaTheme="minorEastAsia"/>
+          <w:lang w:val="en-US" w:eastAsia="zh-CN"/>
+        </w:rPr>
+        <w:t>影响：</w:t>
+      </w:r>
+      <w:r>
+        <w:rPr>
+          <w:rFonts w:hint="eastAsia"/>
+          <w:lang w:val="en-US" w:eastAsia="zh-CN"/>
+        </w:rPr>
+        <w:t>招募队友，剧情形成一个环状，无法继续推进。需要完善剧情逻辑，直接做成线性剧情结构：去公会见米娜、赫尔曼，去酒馆找萨洛，去教堂找艾琳，去酒馆找布洛克，去黑市找凯娅（若云苓剧情条件符合则随后触发）。在一个地点的任务完成后不能出现前往与该线性剧情不符的地方。例如：在教堂完成了对艾琳的招募后进入选择行动阶段。可以有：“让艾琳疗伤DC12”“询问教堂历史DC10”“为战士祈祷”等调查类选项，或者“回到回声酒馆找布洛克”移动选项。禁止出现“直接前往黑市寻找凯娅”这类与剧情顺序不符的选项，若玩家输出类似改变至错误地点的选项，需要通过角色瑟琳之口驳回，并引导至正确地点。</w:t>
+      </w:r>
+    </w:p>
+    <w:p>
+      <w:pPr>
+        <w:widowControl w:val="0"/>
+        <w:numPr>
+          <w:numId w:val="0"/>
+        </w:numPr>
+        <w:jc w:val="both"/>
+        <w:rPr>
+          <w:rFonts w:hint="default"/>
+          <w:lang w:val="en-US" w:eastAsia="zh-CN"/>
+        </w:rPr>
+      </w:pPr>
+    </w:p>
+    <w:p>
+      <w:pPr>
+        <w:rPr>
+          <w:rFonts w:hint="default"/>
+          <w:lang w:val="en-US" w:eastAsia="zh-CN"/>
+        </w:rPr>
+      </w:pPr>
+      <w:r>
+        <w:rPr>
+          <w:rFonts w:hint="eastAsia"/>
+          <w:lang w:val="en-US" w:eastAsia="zh-CN"/>
+        </w:rPr>
+        <w:t>22.布洛克的炸弹技能有“范围中心”这个设定，但是战斗中只能使一个对象受到攻击。</w:t>
+      </w:r>
+    </w:p>
+    <w:p>
+      <w:pPr>
+        <w:widowControl w:val="0"/>
+        <w:numPr>
+          <w:numId w:val="0"/>
+        </w:numPr>
+        <w:jc w:val="both"/>
+        <w:rPr>
+          <w:rFonts w:hint="eastAsia"/>
+          <w:lang w:val="en-US" w:eastAsia="zh-CN"/>
+        </w:rPr>
+      </w:pPr>
+      <w:r>
+        <w:rPr>
+          <w:rFonts w:hint="eastAsia"/>
+          <w:lang w:val="en-US" w:eastAsia="zh-CN"/>
+        </w:rPr>
+        <w:t>把这个改成群体攻击，对所有敌人造成伤害。</w:t>
+      </w:r>
+    </w:p>
+    <w:p>
+      <w:pPr>
+        <w:widowControl w:val="0"/>
+        <w:numPr>
+          <w:numId w:val="0"/>
+        </w:numPr>
+        <w:jc w:val="both"/>
+        <w:rPr>
+          <w:rFonts w:hint="eastAsia"/>
+          <w:lang w:val="en-US" w:eastAsia="zh-CN"/>
+        </w:rPr>
+      </w:pPr>
+    </w:p>
+    <w:p>
+      <w:pPr>
+        <w:rPr>
+          <w:rFonts w:hint="default"/>
+          <w:lang w:val="en-US" w:eastAsia="zh-CN"/>
+        </w:rPr>
+      </w:pPr>
+      <w:r>
+        <w:rPr>
+          <w:rFonts w:hint="eastAsia"/>
+          <w:lang w:val="en-US" w:eastAsia="zh-CN"/>
+        </w:rPr>
+        <w:t>23.</w:t>
+      </w:r>
+      <w:r>
+        <w:rPr>
+          <w:rFonts w:hint="default" w:eastAsiaTheme="minorEastAsia"/>
+          <w:lang w:val="en-US" w:eastAsia="zh-CN"/>
+        </w:rPr>
+        <w:t>发生位置：</w:t>
+      </w:r>
+      <w:r>
+        <w:rPr>
+          <w:rFonts w:hint="eastAsia"/>
+          <w:lang w:val="en-US" w:eastAsia="zh-CN"/>
+        </w:rPr>
+        <w:t>开始界面</w:t>
+      </w:r>
+    </w:p>
+    <w:p>
+      <w:pPr>
+        <w:rPr>
+          <w:rFonts w:hint="default"/>
+          <w:lang w:val="en-US" w:eastAsia="zh-CN"/>
+        </w:rPr>
+      </w:pPr>
+      <w:r>
+        <w:rPr>
+          <w:rFonts w:hint="default" w:eastAsiaTheme="minorEastAsia"/>
+          <w:lang w:val="en-US" w:eastAsia="zh-CN"/>
+        </w:rPr>
+        <w:t>问题：</w:t>
+      </w:r>
+      <w:r>
+        <w:rPr>
+          <w:rFonts w:hint="eastAsia"/>
+          <w:lang w:val="en-US" w:eastAsia="zh-CN"/>
+        </w:rPr>
+        <w:t>玩家不知道这是一个什么游戏</w:t>
+      </w:r>
+    </w:p>
+    <w:p>
+      <w:pPr>
+        <w:rPr>
+          <w:rFonts w:hint="default"/>
+          <w:lang w:val="en-US" w:eastAsia="zh-CN"/>
+        </w:rPr>
+      </w:pPr>
+      <w:r>
+        <w:rPr>
+          <w:rFonts w:hint="eastAsia"/>
+          <w:lang w:val="en-US" w:eastAsia="zh-CN"/>
+        </w:rPr>
+        <w:t>建议：应当加上有关这个游戏的介绍，“新时代TRPG,ai跑团游戏”可以是玩法，可以是世界观，也可以解释“地心之门”是地心狱门，通向九层地狱。</w:t>
+      </w:r>
+    </w:p>
+    <w:p>
+      <w:pPr>
+        <w:widowControl w:val="0"/>
+        <w:numPr>
+          <w:numId w:val="0"/>
+        </w:numPr>
+        <w:jc w:val="both"/>
+        <w:rPr>
+          <w:rFonts w:hint="default"/>
+          <w:lang w:val="en-US" w:eastAsia="zh-CN"/>
+        </w:rPr>
+      </w:pPr>
+    </w:p>
+    <w:p>
+      <w:pPr>
+        <w:rPr>
+          <w:rFonts w:hint="default" w:eastAsiaTheme="minorEastAsia"/>
+          <w:lang w:val="en-US" w:eastAsia="zh-CN"/>
+        </w:rPr>
+      </w:pPr>
+      <w:r>
+        <w:rPr>
+          <w:rFonts w:hint="eastAsia"/>
+          <w:lang w:val="en-US" w:eastAsia="zh-CN"/>
+        </w:rPr>
+        <w:t>24.</w:t>
+      </w:r>
+      <w:r>
+        <w:rPr>
+          <w:rFonts w:hint="default" w:eastAsiaTheme="minorEastAsia"/>
+          <w:lang w:val="en-US" w:eastAsia="zh-CN"/>
+        </w:rPr>
+        <w:t>类型：</w:t>
+      </w:r>
+      <w:r>
+        <w:rPr>
+          <w:rFonts w:hint="eastAsia"/>
+          <w:lang w:val="en-US" w:eastAsia="zh-CN"/>
+        </w:rPr>
+        <w:t>场景图片显示</w:t>
+      </w:r>
+    </w:p>
+    <w:p>
+      <w:pPr>
+        <w:rPr>
+          <w:rFonts w:hint="eastAsia"/>
+          <w:lang w:val="en-US" w:eastAsia="zh-CN"/>
+        </w:rPr>
+      </w:pPr>
+      <w:r>
+        <w:rPr>
+          <w:rFonts w:hint="default" w:eastAsiaTheme="minorEastAsia"/>
+          <w:lang w:val="en-US" w:eastAsia="zh-CN"/>
+        </w:rPr>
+        <w:t>发生位置：</w:t>
+      </w:r>
+      <w:r>
+        <w:rPr>
+          <w:rFonts w:hint="eastAsia"/>
+          <w:lang w:val="en-US" w:eastAsia="zh-CN"/>
+        </w:rPr>
+        <w:t>主线初入逆穹城，第一场战斗前遇爬兽，第一场战斗后的清点场景显示全部有问题，按我所给的句子触发对应的场景。</w:t>
+      </w:r>
+      <w:r>
+        <w:rPr>
+          <w:rFonts w:hint="eastAsia"/>
+          <w:lang w:val="en-US" w:eastAsia="zh-CN"/>
+        </w:rPr>
+        <w:br w:type="textWrapping"/>
+      </w:r>
+      <w:r>
+        <w:rPr>
+          <w:rFonts w:hint="eastAsia"/>
+          <w:lang w:val="en-US" w:eastAsia="zh-CN"/>
+        </w:rPr>
+        <w:t>①这世界远比地表王国愿意承认的更古老也更危险。</w:t>
+      </w:r>
+    </w:p>
+    <w:p>
+      <w:pPr>
+        <w:rPr>
+          <w:rFonts w:hint="default"/>
+          <w:lang w:val="en-US" w:eastAsia="zh-CN"/>
+        </w:rPr>
+      </w:pPr>
+      <w:r>
+        <w:rPr>
+          <w:rFonts w:hint="eastAsia"/>
+          <w:lang w:val="en-US" w:eastAsia="zh-CN"/>
+        </w:rPr>
+        <w:t>不显示任何背景</w:t>
+      </w:r>
+    </w:p>
+    <w:p>
+      <w:pPr>
+        <w:rPr>
+          <w:rFonts w:hint="eastAsia"/>
+          <w:lang w:val="en-US" w:eastAsia="zh-CN"/>
+        </w:rPr>
+      </w:pPr>
+      <w:r>
+        <w:rPr>
+          <w:rFonts w:hint="eastAsia"/>
+          <w:lang w:val="en-US" w:eastAsia="zh-CN"/>
+        </w:rPr>
+        <w:t>②一整座城市倒挂在巨大洞穴的穹顶之上。</w:t>
+      </w:r>
+    </w:p>
+    <w:p>
+      <w:pPr>
+        <w:rPr>
+          <w:rFonts w:hint="eastAsia"/>
+          <w:lang w:val="en-US" w:eastAsia="zh-CN"/>
+        </w:rPr>
+      </w:pPr>
+      <w:r>
+        <w:rPr>
+          <w:rFonts w:hint="eastAsia"/>
+          <w:lang w:val="en-US" w:eastAsia="zh-CN"/>
+        </w:rPr>
+        <w:t>frontend\public\assets\scenes\01inverse-city-first-sight.webp</w:t>
+      </w:r>
+    </w:p>
+    <w:p>
+      <w:pPr>
+        <w:rPr>
+          <w:rFonts w:hint="eastAsia"/>
+          <w:lang w:val="en-US" w:eastAsia="zh-CN"/>
+        </w:rPr>
+      </w:pPr>
+      <w:r>
+        <w:rPr>
+          <w:rFonts w:hint="eastAsia"/>
+          <w:lang w:val="en-US" w:eastAsia="zh-CN"/>
+        </w:rPr>
+        <w:t>③你们没走多远，街尽头传来刺耳的金属刮擦声。</w:t>
+      </w:r>
+    </w:p>
+    <w:p>
+      <w:pPr>
+        <w:rPr>
+          <w:rFonts w:hint="default"/>
+          <w:lang w:val="en-US" w:eastAsia="zh-CN"/>
+        </w:rPr>
+      </w:pPr>
+      <w:r>
+        <w:rPr>
+          <w:rFonts w:hint="default"/>
+          <w:lang w:val="en-US" w:eastAsia="zh-CN"/>
+        </w:rPr>
+        <w:t>frontend\public\assets\scenes\02tutorial-battle-trigger.webp</w:t>
+      </w:r>
+    </w:p>
+    <w:p>
+      <w:pPr>
+        <w:rPr>
+          <w:rFonts w:hint="eastAsia"/>
+          <w:lang w:val="en-US" w:eastAsia="zh-CN"/>
+        </w:rPr>
+      </w:pPr>
+      <w:r>
+        <w:rPr>
+          <w:rFonts w:hint="eastAsia"/>
+          <w:lang w:val="en-US" w:eastAsia="zh-CN"/>
+        </w:rPr>
+        <w:t>④最后一只裂隙爬兽被银白色光芒逼退，撞在吊箱边缘，蜷缩着失去了攻击性。</w:t>
+      </w:r>
+    </w:p>
+    <w:p>
+      <w:pPr>
+        <w:rPr>
+          <w:rFonts w:hint="default"/>
+          <w:lang w:val="en-US" w:eastAsia="zh-CN"/>
+        </w:rPr>
+      </w:pPr>
+      <w:r>
+        <w:rPr>
+          <w:rFonts w:hint="default"/>
+          <w:lang w:val="en-US" w:eastAsia="zh-CN"/>
+        </w:rPr>
+        <w:t>frontend\public\assets\scenes\03post-battle-street.webp</w:t>
+      </w:r>
+    </w:p>
+    <w:p>
+      <w:pPr>
+        <w:rPr>
+          <w:rFonts w:hint="default"/>
+          <w:lang w:val="en-US" w:eastAsia="zh-CN"/>
+        </w:rPr>
+      </w:pPr>
+    </w:p>
+    <w:p>
+      <w:pPr>
+        <w:numPr>
+          <w:ilvl w:val="0"/>
+          <w:numId w:val="5"/>
+        </w:numPr>
+        <w:rPr>
+          <w:rFonts w:hint="eastAsia"/>
+          <w:lang w:val="en-US" w:eastAsia="zh-CN"/>
+        </w:rPr>
+      </w:pPr>
+      <w:r>
+        <w:rPr>
+          <w:rFonts w:hint="eastAsia"/>
+          <w:lang w:val="en-US" w:eastAsia="zh-CN"/>
+        </w:rPr>
+        <w:t>最好能以“行动选择”为锚点，制作一个自动存档功能，自动存档与另外五个手动存档并列，这样我们测试也方便一点。</w:t>
+      </w:r>
+    </w:p>
+    <w:p>
+      <w:pPr>
+        <w:widowControl w:val="0"/>
+        <w:numPr>
+          <w:numId w:val="0"/>
+        </w:numPr>
+        <w:jc w:val="both"/>
+        <w:rPr>
+          <w:rFonts w:hint="default"/>
+          <w:lang w:val="en-US" w:eastAsia="zh-CN"/>
+        </w:rPr>
+      </w:pPr>
+    </w:p>
+    <w:p>
+      <w:pPr>
+        <w:widowControl w:val="0"/>
+        <w:numPr>
+          <w:numId w:val="0"/>
+        </w:numPr>
+        <w:jc w:val="both"/>
+        <w:rPr>
+          <w:rFonts w:hint="eastAsia"/>
+          <w:lang w:val="en-US" w:eastAsia="zh-CN"/>
+        </w:rPr>
+      </w:pPr>
+      <w:r>
+        <w:rPr>
+          <w:rFonts w:hint="eastAsia"/>
+          <w:lang w:val="en-US" w:eastAsia="zh-CN"/>
+        </w:rPr>
+        <w:t>26.你沿主缆街朝公会方向走去。（这句话需要插入以下背景）</w:t>
+      </w:r>
+    </w:p>
+    <w:p>
+      <w:pPr>
+        <w:widowControl w:val="0"/>
+        <w:numPr>
+          <w:numId w:val="0"/>
+        </w:numPr>
+        <w:jc w:val="both"/>
+        <w:rPr>
+          <w:rFonts w:hint="eastAsia"/>
+          <w:lang w:val="en-US" w:eastAsia="zh-CN"/>
+        </w:rPr>
+      </w:pPr>
+      <w:r>
+        <w:rPr>
+          <w:rFonts w:hint="eastAsia"/>
+          <w:lang w:val="en-US" w:eastAsia="zh-CN"/>
+        </w:rPr>
+        <w:t>frontend/public/assets/scenes/0101cable-street-walk.webp</w:t>
+      </w:r>
+    </w:p>
+    <w:p>
+      <w:pPr>
+        <w:widowControl w:val="0"/>
+        <w:numPr>
+          <w:numId w:val="0"/>
+        </w:numPr>
+        <w:jc w:val="both"/>
+        <w:rPr>
+          <w:rFonts w:hint="eastAsia"/>
+          <w:lang w:val="en-US" w:eastAsia="zh-CN"/>
+        </w:rPr>
+      </w:pPr>
+    </w:p>
+    <w:p>
+      <w:pPr>
+        <w:widowControl w:val="0"/>
+        <w:numPr>
+          <w:numId w:val="0"/>
+        </w:numPr>
+        <w:jc w:val="both"/>
+        <w:rPr>
+          <w:rFonts w:hint="eastAsia"/>
+          <w:lang w:val="en-US" w:eastAsia="zh-CN"/>
+        </w:rPr>
+      </w:pPr>
+      <w:r>
+        <w:rPr>
+          <w:rFonts w:hint="eastAsia"/>
+          <w:lang w:val="en-US" w:eastAsia="zh-CN"/>
+        </w:rPr>
+        <w:t>27.删除通过点击对话日志的跳转功能，且点击对话日志只能看到当前台词以前的语句，无法查看以后的台词（这个问题在固定剧情时出现）</w:t>
+      </w:r>
+    </w:p>
+    <w:p>
+      <w:pPr>
+        <w:widowControl w:val="0"/>
+        <w:numPr>
+          <w:numId w:val="0"/>
+        </w:numPr>
+        <w:jc w:val="both"/>
+        <w:rPr>
+          <w:rFonts w:hint="default"/>
+          <w:lang w:val="en-US" w:eastAsia="zh-CN"/>
+        </w:rPr>
+      </w:pPr>
+    </w:p>
+    <w:p>
+      <w:pPr>
+        <w:widowControl w:val="0"/>
+        <w:numPr>
+          <w:ilvl w:val="0"/>
+          <w:numId w:val="6"/>
+        </w:numPr>
+        <w:jc w:val="both"/>
+        <w:rPr>
+          <w:rFonts w:hint="eastAsia"/>
+          <w:lang w:val="en-US" w:eastAsia="zh-CN"/>
+        </w:rPr>
+      </w:pPr>
+      <w:r>
+        <w:rPr>
+          <w:rFonts w:hint="eastAsia"/>
+          <w:lang w:val="en-US" w:eastAsia="zh-CN"/>
+        </w:rPr>
+        <w:t>开始导入bgm，按我所给的句子触发对应的bgm，一遍播完就循环播放</w:t>
+      </w:r>
+    </w:p>
+    <w:p>
+      <w:pPr>
+        <w:widowControl w:val="0"/>
+        <w:numPr>
+          <w:numId w:val="0"/>
+        </w:numPr>
+        <w:jc w:val="both"/>
+        <w:rPr>
+          <w:rFonts w:hint="default"/>
+          <w:lang w:val="en-US" w:eastAsia="zh-CN"/>
+        </w:rPr>
+      </w:pPr>
+      <w:r>
+        <w:rPr>
+          <w:rFonts w:hint="eastAsia"/>
+          <w:lang w:val="en-US" w:eastAsia="zh-CN"/>
+        </w:rPr>
+        <w:t>①标题界面</w:t>
+      </w:r>
+    </w:p>
+    <w:p>
+      <w:pPr>
+        <w:widowControl w:val="0"/>
+        <w:numPr>
+          <w:numId w:val="0"/>
+        </w:numPr>
+        <w:jc w:val="both"/>
+        <w:rPr>
+          <w:rFonts w:hint="default"/>
+          <w:lang w:val="en-US" w:eastAsia="zh-CN"/>
+        </w:rPr>
+      </w:pPr>
+      <w:r>
+        <w:rPr>
+          <w:rFonts w:hint="default"/>
+          <w:lang w:val="en-US" w:eastAsia="zh-CN"/>
+        </w:rPr>
+        <w:t>frontend\public\assets\bgm\bgm_01_title_theme.mp3</w:t>
+      </w:r>
+    </w:p>
+    <w:p>
+      <w:pPr>
+        <w:widowControl w:val="0"/>
+        <w:numPr>
+          <w:numId w:val="0"/>
+        </w:numPr>
+        <w:jc w:val="both"/>
+        <w:rPr>
+          <w:rFonts w:hint="default"/>
+          <w:lang w:val="en-US" w:eastAsia="zh-CN"/>
+        </w:rPr>
+      </w:pPr>
+      <w:r>
+        <w:rPr>
+          <w:rFonts w:hint="eastAsia"/>
+          <w:lang w:val="en-US" w:eastAsia="zh-CN"/>
+        </w:rPr>
+        <w:t>②一整座城市倒挂在巨大洞穴的穹顶之上。</w:t>
+      </w:r>
+    </w:p>
+    <w:p>
+      <w:pPr>
+        <w:widowControl w:val="0"/>
+        <w:numPr>
+          <w:numId w:val="0"/>
+        </w:numPr>
+        <w:jc w:val="both"/>
+        <w:rPr>
+          <w:rFonts w:hint="default"/>
+          <w:lang w:val="en-US" w:eastAsia="zh-CN"/>
+        </w:rPr>
+      </w:pPr>
+      <w:r>
+        <w:rPr>
+          <w:rFonts w:hint="default"/>
+          <w:lang w:val="en-US" w:eastAsia="zh-CN"/>
+        </w:rPr>
+        <w:t>frontend\public\assets\bgm\bgm_02_inverse_city.mp3</w:t>
+      </w:r>
+    </w:p>
+    <w:p>
+      <w:pPr>
+        <w:widowControl w:val="0"/>
+        <w:numPr>
+          <w:numId w:val="0"/>
+        </w:numPr>
+        <w:jc w:val="both"/>
+        <w:rPr>
+          <w:rFonts w:hint="default"/>
+          <w:lang w:val="en-US" w:eastAsia="zh-CN"/>
+        </w:rPr>
+      </w:pPr>
+      <w:r>
+        <w:rPr>
+          <w:rFonts w:hint="eastAsia"/>
+          <w:lang w:val="en-US" w:eastAsia="zh-CN"/>
+        </w:rPr>
+        <w:t>③你沿着主缆街朝倒挂塔楼区走去。街道两侧的符文灯将影子投在头顶的街石上，远处城市缆索发出低沉震响。公会建筑是一栋倒挂的石砌塔楼，门外挂着铁制剑盾徽记，门口贴着泛黄的任务单和悬赏令。</w:t>
+      </w:r>
+    </w:p>
+    <w:p>
+      <w:pPr>
+        <w:widowControl w:val="0"/>
+        <w:numPr>
+          <w:numId w:val="0"/>
+        </w:numPr>
+        <w:jc w:val="both"/>
+        <w:rPr>
+          <w:rFonts w:hint="default"/>
+          <w:lang w:val="en-US" w:eastAsia="zh-CN"/>
+        </w:rPr>
+      </w:pPr>
+      <w:r>
+        <w:rPr>
+          <w:rFonts w:hint="default"/>
+          <w:lang w:val="en-US" w:eastAsia="zh-CN"/>
+        </w:rPr>
+        <w:t>frontend\public\assets\bgm\bgm_03_guild_tavern_companions.mp3</w:t>
+      </w:r>
+    </w:p>
+    <w:p>
+      <w:pPr>
+        <w:widowControl w:val="0"/>
+        <w:numPr>
+          <w:numId w:val="0"/>
+        </w:numPr>
+        <w:jc w:val="both"/>
+        <w:rPr>
+          <w:rFonts w:hint="default"/>
+          <w:lang w:val="en-US" w:eastAsia="zh-CN"/>
+        </w:rPr>
+      </w:pPr>
+      <w:r>
+        <w:rPr>
+          <w:rFonts w:hint="eastAsia"/>
+          <w:lang w:val="en-US" w:eastAsia="zh-CN"/>
+        </w:rPr>
+        <w:t>④降渊缆梯场景第一句话</w:t>
+      </w:r>
+    </w:p>
+    <w:p>
+      <w:pPr>
+        <w:widowControl w:val="0"/>
+        <w:numPr>
+          <w:numId w:val="0"/>
+        </w:numPr>
+        <w:jc w:val="both"/>
+        <w:rPr>
+          <w:rFonts w:hint="default"/>
+          <w:lang w:val="en-US" w:eastAsia="zh-CN"/>
+        </w:rPr>
+      </w:pPr>
+      <w:r>
+        <w:rPr>
+          <w:rFonts w:hint="default"/>
+          <w:lang w:val="en-US" w:eastAsia="zh-CN"/>
+        </w:rPr>
+        <w:t>frontend\public\assets\bgm\bgm_04a_elevator_descent.mp3"</w:t>
+      </w:r>
+    </w:p>
+    <w:p>
+      <w:pPr>
+        <w:widowControl w:val="0"/>
+        <w:numPr>
+          <w:numId w:val="0"/>
+        </w:numPr>
+        <w:jc w:val="both"/>
+        <w:rPr>
+          <w:rFonts w:hint="default"/>
+          <w:lang w:val="en-US" w:eastAsia="zh-CN"/>
+        </w:rPr>
+      </w:pPr>
+      <w:r>
+        <w:rPr>
+          <w:rFonts w:hint="eastAsia"/>
+          <w:lang w:val="en-US" w:eastAsia="zh-CN"/>
+        </w:rPr>
+        <w:t>⑤孢海据点</w:t>
+      </w:r>
+      <w:r>
+        <w:rPr>
+          <w:rFonts w:hint="eastAsia"/>
+          <w:lang w:val="en-US" w:eastAsia="zh-CN"/>
+        </w:rPr>
+        <w:t>第一句话</w:t>
+      </w:r>
+    </w:p>
+    <w:p>
+      <w:pPr>
+        <w:widowControl w:val="0"/>
+        <w:numPr>
+          <w:numId w:val="0"/>
+        </w:numPr>
+        <w:jc w:val="both"/>
+        <w:rPr>
+          <w:rFonts w:hint="default"/>
+          <w:lang w:val="en-US" w:eastAsia="zh-CN"/>
+        </w:rPr>
+      </w:pPr>
+      <w:r>
+        <w:rPr>
+          <w:rFonts w:hint="default"/>
+          <w:lang w:val="en-US" w:eastAsia="zh-CN"/>
+        </w:rPr>
+        <w:t>frontend\public\assets\bgm\bgm_04b_fungal_sea_explore.mp3"</w:t>
+      </w:r>
+    </w:p>
+    <w:p>
+      <w:pPr>
+        <w:widowControl w:val="0"/>
+        <w:numPr>
+          <w:numId w:val="0"/>
+        </w:numPr>
+        <w:jc w:val="both"/>
+        <w:rPr>
+          <w:rFonts w:hint="default"/>
+          <w:lang w:val="en-US" w:eastAsia="zh-CN"/>
+        </w:rPr>
+      </w:pPr>
+      <w:r>
+        <w:rPr>
+          <w:rFonts w:hint="eastAsia"/>
+          <w:lang w:val="en-US" w:eastAsia="zh-CN"/>
+        </w:rPr>
+        <w:t>⑥所有战斗场景（非boss战）</w:t>
+      </w:r>
+    </w:p>
+    <w:p>
+      <w:pPr>
+        <w:widowControl w:val="0"/>
+        <w:numPr>
+          <w:numId w:val="0"/>
+        </w:numPr>
+        <w:jc w:val="both"/>
+        <w:rPr>
+          <w:rFonts w:hint="default"/>
+          <w:lang w:val="en-US" w:eastAsia="zh-CN"/>
+        </w:rPr>
+      </w:pPr>
+      <w:r>
+        <w:rPr>
+          <w:rFonts w:hint="default"/>
+          <w:lang w:val="en-US" w:eastAsia="zh-CN"/>
+        </w:rPr>
+        <w:t>frontend\public\assets\bgm\bgm_05_battle_general.mp3"</w:t>
+      </w:r>
+    </w:p>
+    <w:p>
+      <w:pPr>
+        <w:widowControl w:val="0"/>
+        <w:numPr>
+          <w:numId w:val="0"/>
+        </w:numPr>
+        <w:jc w:val="both"/>
+        <w:rPr>
+          <w:rFonts w:hint="default"/>
+          <w:lang w:val="en-US" w:eastAsia="zh-CN"/>
+        </w:rPr>
+      </w:pPr>
+      <w:r>
+        <w:rPr>
+          <w:rFonts w:hint="eastAsia"/>
+          <w:lang w:val="en-US" w:eastAsia="zh-CN"/>
+        </w:rPr>
+        <w:t>⑦黑市场景第一句话</w:t>
+      </w:r>
+    </w:p>
+    <w:p>
+      <w:pPr>
+        <w:widowControl w:val="0"/>
+        <w:numPr>
+          <w:numId w:val="0"/>
+        </w:numPr>
+        <w:jc w:val="both"/>
+        <w:rPr>
+          <w:rFonts w:hint="default"/>
+          <w:lang w:val="en-US" w:eastAsia="zh-CN"/>
+        </w:rPr>
+      </w:pPr>
+      <w:r>
+        <w:rPr>
+          <w:rFonts w:hint="default"/>
+          <w:lang w:val="en-US" w:eastAsia="zh-CN"/>
+        </w:rPr>
+        <w:t>frontend\public\assets\bgm\bgm_06_black_market.mp3"</w:t>
+      </w:r>
+    </w:p>
+    <w:p>
+      <w:pPr>
+        <w:widowControl w:val="0"/>
+        <w:numPr>
+          <w:numId w:val="0"/>
+        </w:numPr>
+        <w:jc w:val="both"/>
+        <w:rPr>
+          <w:rFonts w:hint="default"/>
+          <w:lang w:val="en-US" w:eastAsia="zh-CN"/>
+        </w:rPr>
+      </w:pPr>
+      <w:r>
+        <w:rPr>
+          <w:rFonts w:hint="eastAsia"/>
+          <w:lang w:val="en-US" w:eastAsia="zh-CN"/>
+        </w:rPr>
+        <w:t>⑧boss战场景</w:t>
+      </w:r>
+    </w:p>
+    <w:p>
+      <w:pPr>
+        <w:widowControl w:val="0"/>
+        <w:numPr>
+          <w:numId w:val="0"/>
+        </w:numPr>
+        <w:jc w:val="both"/>
+        <w:rPr>
+          <w:rFonts w:hint="default"/>
+          <w:lang w:val="en-US" w:eastAsia="zh-CN"/>
+        </w:rPr>
+      </w:pPr>
+      <w:r>
+        <w:rPr>
+          <w:rFonts w:hint="default"/>
+          <w:lang w:val="en-US" w:eastAsia="zh-CN"/>
+        </w:rPr>
+        <w:t>frontend\public\assets\bgm\bgm_07_blackstone_guardian_boss.mp3"</w:t>
+      </w:r>
+    </w:p>
+    <w:p>
+      <w:pPr>
+        <w:widowControl w:val="0"/>
+        <w:numPr>
+          <w:numId w:val="0"/>
+        </w:numPr>
+        <w:jc w:val="both"/>
+        <w:rPr>
+          <w:rFonts w:hint="default"/>
+          <w:lang w:val="en-US" w:eastAsia="zh-CN"/>
+        </w:rPr>
+      </w:pPr>
+      <w:r>
+        <w:rPr>
+          <w:rFonts w:hint="eastAsia"/>
+          <w:lang w:val="en-US" w:eastAsia="zh-CN"/>
+        </w:rPr>
+        <w:t>启动标题界面的设置功能，加入背景音乐大小和音效大小调节</w:t>
+      </w:r>
+      <w:bookmarkStart w:id="0" w:name="_GoBack"/>
+      <w:bookmarkEnd w:id="0"/>
+    </w:p>
     <w:sectPr>
       <w:pgSz w:w="11906" w:h="16838"/>
       <w:pgMar w:top="1440" w:right="1800" w:bottom="1440" w:left="1800" w:header="851" w:footer="992" w:gutter="0"/>
@@ -13725,6 +15291,22 @@
 <file path=word/numbering.xml><?xml version="1.0" encoding="utf-8"?>
 <w:numbering xmlns:wpc="http://schemas.microsoft.com/office/word/2010/wordprocessingCanvas" xmlns:mc="http://schemas.openxmlformats.org/markup-compatibility/2006" xmlns:o="urn:schemas-microsoft-com:office:office" xmlns:r="http://schemas.openxmlformats.org/officeDocument/2006/relationships" xmlns:m="http://schemas.openxmlformats.org/officeDocument/2006/math" xmlns:v="urn:schemas-microsoft-com:vml" xmlns:wp14="http://schemas.microsoft.com/office/word/2010/wordprocessingDrawing" xmlns:wp="http://schemas.openxmlformats.org/drawingml/2006/wordprocessingDrawing" xmlns:w10="urn:schemas-microsoft-com:office:word" xmlns:w="http://schemas.openxmlformats.org/wordprocessingml/2006/main" xmlns:w14="http://schemas.microsoft.com/office/word/2010/wordml" xmlns:wpg="http://schemas.microsoft.com/office/word/2010/wordprocessingGroup" xmlns:wpi="http://schemas.microsoft.com/office/word/2010/wordprocessingInk" xmlns:wne="http://schemas.microsoft.com/office/word/2006/wordml" xmlns:wps="http://schemas.microsoft.com/office/word/2010/wordprocessingShape" xmlns:wpsCustomData="http://www.wps.cn/officeDocument/2013/wpsCustomData" mc:Ignorable="w14 wp14">
   <w:abstractNum w:abstractNumId="0">
+    <w:nsid w:val="E708BBA9"/>
+    <w:multiLevelType w:val="singleLevel"/>
+    <w:tmpl w:val="E708BBA9"/>
+    <w:lvl w:ilvl="0" w:tentative="0">
+      <w:start w:val="25"/>
+      <w:numFmt w:val="decimal"/>
+      <w:lvlText w:val="%1."/>
+      <w:lvlJc w:val="left"/>
+      <w:pPr>
+        <w:tabs>
+          <w:tab w:val="left" w:pos="312"/>
+        </w:tabs>
+      </w:pPr>
+    </w:lvl>
+  </w:abstractNum>
+  <w:abstractNum w:abstractNumId="1">
     <w:nsid w:val="EDE030AC"/>
     <w:multiLevelType w:val="singleLevel"/>
     <w:tmpl w:val="EDE030AC"/>
@@ -13740,7 +15322,23 @@
       </w:pPr>
     </w:lvl>
   </w:abstractNum>
-  <w:abstractNum w:abstractNumId="1">
+  <w:abstractNum w:abstractNumId="2">
+    <w:nsid w:val="F33F23F3"/>
+    <w:multiLevelType w:val="singleLevel"/>
+    <w:tmpl w:val="F33F23F3"/>
+    <w:lvl w:ilvl="0" w:tentative="0">
+      <w:start w:val="21"/>
+      <w:numFmt w:val="decimal"/>
+      <w:lvlText w:val="%1."/>
+      <w:lvlJc w:val="left"/>
+      <w:pPr>
+        <w:tabs>
+          <w:tab w:val="left" w:pos="312"/>
+        </w:tabs>
+      </w:pPr>
+    </w:lvl>
+  </w:abstractNum>
+  <w:abstractNum w:abstractNumId="3">
     <w:nsid w:val="FDF01763"/>
     <w:multiLevelType w:val="singleLevel"/>
     <w:tmpl w:val="FDF01763"/>
@@ -13756,7 +15354,23 @@
       </w:pPr>
     </w:lvl>
   </w:abstractNum>
-  <w:abstractNum w:abstractNumId="2">
+  <w:abstractNum w:abstractNumId="4">
+    <w:nsid w:val="11468B7E"/>
+    <w:multiLevelType w:val="singleLevel"/>
+    <w:tmpl w:val="11468B7E"/>
+    <w:lvl w:ilvl="0" w:tentative="0">
+      <w:start w:val="28"/>
+      <w:numFmt w:val="decimal"/>
+      <w:lvlText w:val="%1."/>
+      <w:lvlJc w:val="left"/>
+      <w:pPr>
+        <w:tabs>
+          <w:tab w:val="left" w:pos="312"/>
+        </w:tabs>
+      </w:pPr>
+    </w:lvl>
+  </w:abstractNum>
+  <w:abstractNum w:abstractNumId="5">
     <w:nsid w:val="7D120B10"/>
     <w:multiLevelType w:val="singleLevel"/>
     <w:tmpl w:val="7D120B10"/>
@@ -13773,13 +15387,22 @@
     </w:lvl>
   </w:abstractNum>
   <w:num w:numId="1">
+    <w:abstractNumId w:val="3"/>
+  </w:num>
+  <w:num w:numId="2">
+    <w:abstractNumId w:val="5"/>
+  </w:num>
+  <w:num w:numId="3">
     <w:abstractNumId w:val="1"/>
   </w:num>
-  <w:num w:numId="2">
+  <w:num w:numId="4">
     <w:abstractNumId w:val="2"/>
   </w:num>
-  <w:num w:numId="3">
+  <w:num w:numId="5">
     <w:abstractNumId w:val="0"/>
+  </w:num>
+  <w:num w:numId="6">
+    <w:abstractNumId w:val="4"/>
   </w:num>
 </w:numbering>
 </file>
@@ -13887,11 +15510,11 @@
     <w:lsdException w:unhideWhenUsed="0" w:uiPriority="0" w:semiHidden="0" w:name="Document Map"/>
     <w:lsdException w:unhideWhenUsed="0" w:uiPriority="0" w:semiHidden="0" w:name="Plain Text"/>
     <w:lsdException w:unhideWhenUsed="0" w:uiPriority="0" w:semiHidden="0" w:name="E-mail Signature"/>
-    <w:lsdException w:unhideWhenUsed="0" w:uiPriority="0" w:semiHidden="0" w:name="Normal (Web)"/>
+    <w:lsdException w:qFormat="1" w:unhideWhenUsed="0" w:uiPriority="0" w:semiHidden="0" w:name="Normal (Web)"/>
     <w:lsdException w:unhideWhenUsed="0" w:uiPriority="0" w:semiHidden="0" w:name="HTML Acronym"/>
     <w:lsdException w:unhideWhenUsed="0" w:uiPriority="0" w:semiHidden="0" w:name="HTML Address"/>
     <w:lsdException w:unhideWhenUsed="0" w:uiPriority="0" w:semiHidden="0" w:name="HTML Cite"/>
-    <w:lsdException w:unhideWhenUsed="0" w:uiPriority="0" w:semiHidden="0" w:name="HTML Code"/>
+    <w:lsdException w:qFormat="1" w:unhideWhenUsed="0" w:uiPriority="0" w:semiHidden="0" w:name="HTML Code"/>
     <w:lsdException w:unhideWhenUsed="0" w:uiPriority="0" w:semiHidden="0" w:name="HTML Definition"/>
     <w:lsdException w:unhideWhenUsed="0" w:uiPriority="0" w:semiHidden="0" w:name="HTML Keyboard"/>
     <w:lsdException w:unhideWhenUsed="0" w:uiPriority="0" w:semiHidden="0" w:name="HTML Preformatted"/>
@@ -14138,6 +15761,7 @@
   <w:style w:type="paragraph" w:styleId="4">
     <w:name w:val="Normal (Web)"/>
     <w:basedOn w:val="1"/>
+    <w:qFormat/>
     <w:uiPriority w:val="0"/>
     <w:pPr>
       <w:spacing w:before="0" w:beforeAutospacing="1" w:after="0" w:afterAutospacing="1"/>
@@ -14153,6 +15777,7 @@
   <w:style w:type="character" w:styleId="7">
     <w:name w:val="HTML Code"/>
     <w:basedOn w:val="6"/>
+    <w:qFormat/>
     <w:uiPriority w:val="0"/>
     <w:rPr>
       <w:rFonts w:ascii="Courier New" w:hAnsi="Courier New"/>

--- a/改动清单.docx
+++ b/改动清单.docx
@@ -14476,6 +14476,7 @@
       <w:pPr>
         <w:widowControl w:val="0"/>
         <w:numPr>
+          <w:ilvl w:val="0"/>
           <w:numId w:val="0"/>
         </w:numPr>
         <w:jc w:val="both"/>
@@ -14504,6 +14505,7 @@
       <w:pPr>
         <w:widowControl w:val="0"/>
         <w:numPr>
+          <w:ilvl w:val="0"/>
           <w:numId w:val="0"/>
         </w:numPr>
         <w:jc w:val="both"/>
@@ -14524,6 +14526,7 @@
       <w:pPr>
         <w:widowControl w:val="0"/>
         <w:numPr>
+          <w:ilvl w:val="0"/>
           <w:numId w:val="0"/>
         </w:numPr>
         <w:jc w:val="both"/>
@@ -14603,6 +14606,7 @@
       <w:pPr>
         <w:widowControl w:val="0"/>
         <w:numPr>
+          <w:ilvl w:val="0"/>
           <w:numId w:val="0"/>
         </w:numPr>
         <w:jc w:val="both"/>
@@ -14813,6 +14817,7 @@
       <w:pPr>
         <w:widowControl w:val="0"/>
         <w:numPr>
+          <w:ilvl w:val="0"/>
           <w:numId w:val="0"/>
         </w:numPr>
         <w:jc w:val="both"/>
@@ -14826,6 +14831,7 @@
       <w:pPr>
         <w:widowControl w:val="0"/>
         <w:numPr>
+          <w:ilvl w:val="0"/>
           <w:numId w:val="0"/>
         </w:numPr>
         <w:jc w:val="both"/>
@@ -14846,6 +14852,7 @@
       <w:pPr>
         <w:widowControl w:val="0"/>
         <w:numPr>
+          <w:ilvl w:val="0"/>
           <w:numId w:val="0"/>
         </w:numPr>
         <w:jc w:val="both"/>
@@ -14866,6 +14873,7 @@
       <w:pPr>
         <w:widowControl w:val="0"/>
         <w:numPr>
+          <w:ilvl w:val="0"/>
           <w:numId w:val="0"/>
         </w:numPr>
         <w:jc w:val="both"/>
@@ -14879,6 +14887,7 @@
       <w:pPr>
         <w:widowControl w:val="0"/>
         <w:numPr>
+          <w:ilvl w:val="0"/>
           <w:numId w:val="0"/>
         </w:numPr>
         <w:jc w:val="both"/>
@@ -14899,6 +14908,7 @@
       <w:pPr>
         <w:widowControl w:val="0"/>
         <w:numPr>
+          <w:ilvl w:val="0"/>
           <w:numId w:val="0"/>
         </w:numPr>
         <w:jc w:val="both"/>
@@ -14933,6 +14943,7 @@
       <w:pPr>
         <w:widowControl w:val="0"/>
         <w:numPr>
+          <w:ilvl w:val="0"/>
           <w:numId w:val="0"/>
         </w:numPr>
         <w:jc w:val="both"/>
@@ -14953,6 +14964,7 @@
       <w:pPr>
         <w:widowControl w:val="0"/>
         <w:numPr>
+          <w:ilvl w:val="0"/>
           <w:numId w:val="0"/>
         </w:numPr>
         <w:jc w:val="both"/>
@@ -14973,6 +14985,7 @@
       <w:pPr>
         <w:widowControl w:val="0"/>
         <w:numPr>
+          <w:ilvl w:val="0"/>
           <w:numId w:val="0"/>
         </w:numPr>
         <w:jc w:val="both"/>
@@ -14993,6 +15006,7 @@
       <w:pPr>
         <w:widowControl w:val="0"/>
         <w:numPr>
+          <w:ilvl w:val="0"/>
           <w:numId w:val="0"/>
         </w:numPr>
         <w:jc w:val="both"/>
@@ -15013,6 +15027,7 @@
       <w:pPr>
         <w:widowControl w:val="0"/>
         <w:numPr>
+          <w:ilvl w:val="0"/>
           <w:numId w:val="0"/>
         </w:numPr>
         <w:jc w:val="both"/>
@@ -15033,6 +15048,7 @@
       <w:pPr>
         <w:widowControl w:val="0"/>
         <w:numPr>
+          <w:ilvl w:val="0"/>
           <w:numId w:val="0"/>
         </w:numPr>
         <w:jc w:val="both"/>
@@ -15053,6 +15069,7 @@
       <w:pPr>
         <w:widowControl w:val="0"/>
         <w:numPr>
+          <w:ilvl w:val="0"/>
           <w:numId w:val="0"/>
         </w:numPr>
         <w:jc w:val="both"/>
@@ -15073,6 +15090,7 @@
       <w:pPr>
         <w:widowControl w:val="0"/>
         <w:numPr>
+          <w:ilvl w:val="0"/>
           <w:numId w:val="0"/>
         </w:numPr>
         <w:jc w:val="both"/>
@@ -15093,6 +15111,7 @@
       <w:pPr>
         <w:widowControl w:val="0"/>
         <w:numPr>
+          <w:ilvl w:val="0"/>
           <w:numId w:val="0"/>
         </w:numPr>
         <w:jc w:val="both"/>
@@ -15106,20 +15125,56 @@
           <w:rFonts w:hint="eastAsia"/>
           <w:lang w:val="en-US" w:eastAsia="zh-CN"/>
         </w:rPr>
-        <w:t>⑤孢海据点</w:t>
-      </w:r>
+        <w:t>⑤孢海据点第一句话</w:t>
+      </w:r>
+    </w:p>
+    <w:p>
+      <w:pPr>
+        <w:widowControl w:val="0"/>
+        <w:numPr>
+          <w:ilvl w:val="0"/>
+          <w:numId w:val="0"/>
+        </w:numPr>
+        <w:jc w:val="both"/>
+        <w:rPr>
+          <w:rFonts w:hint="default"/>
+          <w:lang w:val="en-US" w:eastAsia="zh-CN"/>
+        </w:rPr>
+      </w:pPr>
+      <w:r>
+        <w:rPr>
+          <w:rFonts w:hint="default"/>
+          <w:lang w:val="en-US" w:eastAsia="zh-CN"/>
+        </w:rPr>
+        <w:t>frontend\public\assets\bgm\bgm_04b_fungal_sea_explore.mp3"</w:t>
+      </w:r>
+    </w:p>
+    <w:p>
+      <w:pPr>
+        <w:widowControl w:val="0"/>
+        <w:numPr>
+          <w:ilvl w:val="0"/>
+          <w:numId w:val="0"/>
+        </w:numPr>
+        <w:jc w:val="both"/>
+        <w:rPr>
+          <w:rFonts w:hint="default"/>
+          <w:lang w:val="en-US" w:eastAsia="zh-CN"/>
+        </w:rPr>
+      </w:pPr>
       <w:r>
         <w:rPr>
           <w:rFonts w:hint="eastAsia"/>
           <w:lang w:val="en-US" w:eastAsia="zh-CN"/>
         </w:rPr>
-        <w:t>第一句话</w:t>
-      </w:r>
-    </w:p>
-    <w:p>
-      <w:pPr>
-        <w:widowControl w:val="0"/>
-        <w:numPr>
+        <w:t>⑥所有战斗场景（非boss战）</w:t>
+      </w:r>
+    </w:p>
+    <w:p>
+      <w:pPr>
+        <w:widowControl w:val="0"/>
+        <w:numPr>
+          <w:ilvl w:val="0"/>
           <w:numId w:val="0"/>
         </w:numPr>
         <w:jc w:val="both"/>
@@ -15133,13 +15188,14 @@
           <w:rFonts w:hint="default"/>
           <w:lang w:val="en-US" w:eastAsia="zh-CN"/>
         </w:rPr>
-        <w:t>frontend\public\assets\bgm\bgm_04b_fungal_sea_explore.mp3"</w:t>
-      </w:r>
-    </w:p>
-    <w:p>
-      <w:pPr>
-        <w:widowControl w:val="0"/>
-        <w:numPr>
+        <w:t>frontend\public\assets\bgm\bgm_05_battle_general.mp3"</w:t>
+      </w:r>
+    </w:p>
+    <w:p>
+      <w:pPr>
+        <w:widowControl w:val="0"/>
+        <w:numPr>
+          <w:ilvl w:val="0"/>
           <w:numId w:val="0"/>
         </w:numPr>
         <w:jc w:val="both"/>
@@ -15153,13 +15209,14 @@
           <w:rFonts w:hint="eastAsia"/>
           <w:lang w:val="en-US" w:eastAsia="zh-CN"/>
         </w:rPr>
-        <w:t>⑥所有战斗场景（非boss战）</w:t>
-      </w:r>
-    </w:p>
-    <w:p>
-      <w:pPr>
-        <w:widowControl w:val="0"/>
-        <w:numPr>
+        <w:t>⑦黑市场景第一句话</w:t>
+      </w:r>
+    </w:p>
+    <w:p>
+      <w:pPr>
+        <w:widowControl w:val="0"/>
+        <w:numPr>
+          <w:ilvl w:val="0"/>
           <w:numId w:val="0"/>
         </w:numPr>
         <w:jc w:val="both"/>
@@ -15173,13 +15230,14 @@
           <w:rFonts w:hint="default"/>
           <w:lang w:val="en-US" w:eastAsia="zh-CN"/>
         </w:rPr>
-        <w:t>frontend\public\assets\bgm\bgm_05_battle_general.mp3"</w:t>
-      </w:r>
-    </w:p>
-    <w:p>
-      <w:pPr>
-        <w:widowControl w:val="0"/>
-        <w:numPr>
+        <w:t>frontend\public\assets\bgm\bgm_06_black_market.mp3"</w:t>
+      </w:r>
+    </w:p>
+    <w:p>
+      <w:pPr>
+        <w:widowControl w:val="0"/>
+        <w:numPr>
+          <w:ilvl w:val="0"/>
           <w:numId w:val="0"/>
         </w:numPr>
         <w:jc w:val="both"/>
@@ -15193,13 +15251,14 @@
           <w:rFonts w:hint="eastAsia"/>
           <w:lang w:val="en-US" w:eastAsia="zh-CN"/>
         </w:rPr>
-        <w:t>⑦黑市场景第一句话</w:t>
-      </w:r>
-    </w:p>
-    <w:p>
-      <w:pPr>
-        <w:widowControl w:val="0"/>
-        <w:numPr>
+        <w:t>⑧boss战场景</w:t>
+      </w:r>
+    </w:p>
+    <w:p>
+      <w:pPr>
+        <w:widowControl w:val="0"/>
+        <w:numPr>
+          <w:ilvl w:val="0"/>
           <w:numId w:val="0"/>
         </w:numPr>
         <w:jc w:val="both"/>
@@ -15213,70 +15272,1275 @@
           <w:rFonts w:hint="default"/>
           <w:lang w:val="en-US" w:eastAsia="zh-CN"/>
         </w:rPr>
-        <w:t>frontend\public\assets\bgm\bgm_06_black_market.mp3"</w:t>
-      </w:r>
-    </w:p>
-    <w:p>
-      <w:pPr>
-        <w:widowControl w:val="0"/>
-        <w:numPr>
+        <w:t>frontend\public\assets\bgm\bgm_07_blackstone_guardian_boss.mp3"</w:t>
+      </w:r>
+    </w:p>
+    <w:p>
+      <w:pPr>
+        <w:widowControl w:val="0"/>
+        <w:numPr>
+          <w:ilvl w:val="0"/>
           <w:numId w:val="0"/>
         </w:numPr>
         <w:jc w:val="both"/>
         <w:rPr>
-          <w:rFonts w:hint="default"/>
-          <w:lang w:val="en-US" w:eastAsia="zh-CN"/>
-        </w:rPr>
-      </w:pPr>
-      <w:r>
-        <w:rPr>
           <w:rFonts w:hint="eastAsia"/>
           <w:lang w:val="en-US" w:eastAsia="zh-CN"/>
         </w:rPr>
-        <w:t>⑧boss战场景</w:t>
-      </w:r>
-    </w:p>
-    <w:p>
-      <w:pPr>
-        <w:widowControl w:val="0"/>
-        <w:numPr>
+      </w:pPr>
+      <w:r>
+        <w:rPr>
+          <w:rFonts w:hint="eastAsia"/>
+          <w:lang w:val="en-US" w:eastAsia="zh-CN"/>
+        </w:rPr>
+        <w:t>启动标题界面的设置功能，加入背景音乐大小和音效大小调节</w:t>
+      </w:r>
+    </w:p>
+    <w:p>
+      <w:pPr>
+        <w:widowControl w:val="0"/>
+        <w:numPr>
+          <w:ilvl w:val="0"/>
           <w:numId w:val="0"/>
         </w:numPr>
         <w:jc w:val="both"/>
         <w:rPr>
-          <w:rFonts w:hint="default"/>
-          <w:lang w:val="en-US" w:eastAsia="zh-CN"/>
-        </w:rPr>
-      </w:pPr>
-      <w:r>
-        <w:rPr>
-          <w:rFonts w:hint="default"/>
-          <w:lang w:val="en-US" w:eastAsia="zh-CN"/>
-        </w:rPr>
-        <w:t>frontend\public\assets\bgm\bgm_07_blackstone_guardian_boss.mp3"</w:t>
-      </w:r>
-    </w:p>
-    <w:p>
-      <w:pPr>
-        <w:widowControl w:val="0"/>
-        <w:numPr>
+          <w:rFonts w:hint="eastAsia"/>
+          <w:lang w:val="en-US" w:eastAsia="zh-CN"/>
+        </w:rPr>
+      </w:pPr>
+    </w:p>
+    <w:p>
+      <w:pPr>
+        <w:widowControl w:val="0"/>
+        <w:numPr>
+          <w:ilvl w:val="0"/>
           <w:numId w:val="0"/>
         </w:numPr>
         <w:jc w:val="both"/>
         <w:rPr>
-          <w:rFonts w:hint="default"/>
-          <w:lang w:val="en-US" w:eastAsia="zh-CN"/>
-        </w:rPr>
-      </w:pPr>
-      <w:r>
-        <w:rPr>
           <w:rFonts w:hint="eastAsia"/>
           <w:lang w:val="en-US" w:eastAsia="zh-CN"/>
         </w:rPr>
-        <w:t>启动标题界面的设置功能，加入背景音乐大小和音效大小调节</w:t>
-      </w:r>
+      </w:pPr>
+    </w:p>
+    <w:p>
+      <w:pPr>
+        <w:widowControl w:val="0"/>
+        <w:numPr>
+          <w:ilvl w:val="0"/>
+          <w:numId w:val="6"/>
+        </w:numPr>
+        <w:ind w:left="0" w:leftChars="0" w:firstLine="0" w:firstLineChars="0"/>
+        <w:jc w:val="both"/>
+        <w:rPr>
+          <w:rFonts w:ascii="宋体" w:hAnsi="宋体" w:eastAsia="宋体" w:cs="宋体"/>
+          <w:sz w:val="24"/>
+          <w:szCs w:val="24"/>
+        </w:rPr>
+      </w:pPr>
+      <w:r>
+        <w:rPr>
+          <w:rFonts w:ascii="宋体" w:hAnsi="宋体" w:eastAsia="宋体" w:cs="宋体"/>
+          <w:sz w:val="24"/>
+          <w:szCs w:val="24"/>
+        </w:rPr>
+        <w:t>现在为开场白添加对应背景：</w:t>
+      </w:r>
+    </w:p>
+    <w:p>
+      <w:pPr>
+        <w:keepNext w:val="0"/>
+        <w:keepLines w:val="0"/>
+        <w:widowControl/>
+        <w:suppressLineNumbers w:val="0"/>
+        <w:shd w:val="clear" w:fill="1E1E2E"/>
+        <w:spacing w:line="190" w:lineRule="atLeast"/>
+        <w:jc w:val="left"/>
+        <w:rPr>
+          <w:rFonts w:ascii="Consolas" w:hAnsi="Consolas" w:eastAsia="Consolas" w:cs="Consolas"/>
+          <w:b w:val="0"/>
+          <w:bCs w:val="0"/>
+          <w:color w:val="CDD6F4"/>
+          <w:sz w:val="14"/>
+          <w:szCs w:val="14"/>
+        </w:rPr>
+      </w:pPr>
+      <w:r>
+        <w:rPr>
+          <w:rFonts w:hint="default" w:ascii="Consolas" w:hAnsi="Consolas" w:eastAsia="Consolas" w:cs="Consolas"/>
+          <w:b w:val="0"/>
+          <w:bCs w:val="0"/>
+          <w:color w:val="CE9178"/>
+          <w:kern w:val="0"/>
+          <w:sz w:val="14"/>
+          <w:szCs w:val="14"/>
+          <w:shd w:val="clear" w:fill="1E1E2E"/>
+          <w:lang w:val="en-US" w:eastAsia="zh-CN" w:bidi="ar"/>
+        </w:rPr>
+        <w:t>地表诸国的历史，不过记载了这个世界最年轻、也最安全的一部分。</w:t>
+      </w:r>
+    </w:p>
+    <w:p>
+      <w:pPr>
+        <w:widowControl w:val="0"/>
+        <w:numPr>
+          <w:numId w:val="0"/>
+        </w:numPr>
+        <w:jc w:val="both"/>
+        <w:rPr>
+          <w:rFonts w:hint="eastAsia" w:ascii="宋体" w:hAnsi="宋体" w:eastAsia="宋体" w:cs="宋体"/>
+          <w:sz w:val="24"/>
+          <w:szCs w:val="24"/>
+        </w:rPr>
+      </w:pPr>
+      <w:r>
+        <w:rPr>
+          <w:rFonts w:hint="eastAsia" w:ascii="宋体" w:hAnsi="宋体" w:eastAsia="宋体" w:cs="宋体"/>
+          <w:sz w:val="24"/>
+          <w:szCs w:val="24"/>
+        </w:rPr>
+        <w:t>frontend\public\assets\scenes\opening\opening01.webp"</w:t>
+      </w:r>
+    </w:p>
+    <w:p>
+      <w:pPr>
+        <w:widowControl w:val="0"/>
+        <w:numPr>
+          <w:numId w:val="0"/>
+        </w:numPr>
+        <w:jc w:val="both"/>
+        <w:rPr>
+          <w:rFonts w:hint="eastAsia" w:ascii="宋体" w:hAnsi="宋体" w:eastAsia="宋体" w:cs="宋体"/>
+          <w:sz w:val="24"/>
+          <w:szCs w:val="24"/>
+        </w:rPr>
+      </w:pPr>
+    </w:p>
+    <w:p>
+      <w:pPr>
+        <w:keepNext w:val="0"/>
+        <w:keepLines w:val="0"/>
+        <w:widowControl/>
+        <w:suppressLineNumbers w:val="0"/>
+        <w:shd w:val="clear" w:fill="1E1E2E"/>
+        <w:spacing w:line="190" w:lineRule="atLeast"/>
+        <w:jc w:val="left"/>
+        <w:rPr>
+          <w:rFonts w:ascii="Consolas" w:hAnsi="Consolas" w:eastAsia="Consolas" w:cs="Consolas"/>
+          <w:b w:val="0"/>
+          <w:bCs w:val="0"/>
+          <w:color w:val="CDD6F4"/>
+          <w:sz w:val="14"/>
+          <w:szCs w:val="14"/>
+        </w:rPr>
+      </w:pPr>
+      <w:r>
+        <w:rPr>
+          <w:rFonts w:hint="default" w:ascii="Consolas" w:hAnsi="Consolas" w:eastAsia="Consolas" w:cs="Consolas"/>
+          <w:b w:val="0"/>
+          <w:bCs w:val="0"/>
+          <w:color w:val="CE9178"/>
+          <w:kern w:val="0"/>
+          <w:sz w:val="14"/>
+          <w:szCs w:val="14"/>
+          <w:shd w:val="clear" w:fill="1E1E2E"/>
+          <w:lang w:val="en-US" w:eastAsia="zh-CN" w:bidi="ar"/>
+        </w:rPr>
+        <w:t>一千年前，大地深处出现了一道贯穿位面的裂口。后来的人们将它称为——地心之门。'</w:t>
+      </w:r>
+    </w:p>
+    <w:p>
+      <w:pPr>
+        <w:widowControl w:val="0"/>
+        <w:numPr>
+          <w:numId w:val="0"/>
+        </w:numPr>
+        <w:ind w:leftChars="0"/>
+        <w:jc w:val="both"/>
+        <w:rPr>
+          <w:rFonts w:hint="default" w:ascii="宋体" w:hAnsi="宋体" w:eastAsia="宋体" w:cs="宋体"/>
+          <w:sz w:val="24"/>
+          <w:szCs w:val="24"/>
+          <w:lang w:val="en-US" w:eastAsia="zh-CN"/>
+        </w:rPr>
+      </w:pPr>
+      <w:r>
+        <w:rPr>
+          <w:rFonts w:hint="default" w:ascii="宋体" w:hAnsi="宋体" w:eastAsia="宋体" w:cs="宋体"/>
+          <w:sz w:val="24"/>
+          <w:szCs w:val="24"/>
+          <w:lang w:val="en-US" w:eastAsia="zh-CN"/>
+        </w:rPr>
+        <w:t>frontend\public\assets\scenes\opening\opening0</w:t>
+      </w:r>
+      <w:r>
+        <w:rPr>
+          <w:rFonts w:hint="eastAsia" w:ascii="宋体" w:hAnsi="宋体" w:eastAsia="宋体" w:cs="宋体"/>
+          <w:sz w:val="24"/>
+          <w:szCs w:val="24"/>
+          <w:lang w:val="en-US" w:eastAsia="zh-CN"/>
+        </w:rPr>
+        <w:t>2</w:t>
+      </w:r>
+      <w:r>
+        <w:rPr>
+          <w:rFonts w:hint="default" w:ascii="宋体" w:hAnsi="宋体" w:eastAsia="宋体" w:cs="宋体"/>
+          <w:sz w:val="24"/>
+          <w:szCs w:val="24"/>
+          <w:lang w:val="en-US" w:eastAsia="zh-CN"/>
+        </w:rPr>
+        <w:t>.webp"</w:t>
+      </w:r>
+    </w:p>
+    <w:p>
+      <w:pPr>
+        <w:widowControl w:val="0"/>
+        <w:numPr>
+          <w:numId w:val="0"/>
+        </w:numPr>
+        <w:ind w:leftChars="0"/>
+        <w:jc w:val="both"/>
+        <w:rPr>
+          <w:rFonts w:hint="default" w:ascii="宋体" w:hAnsi="宋体" w:eastAsia="宋体" w:cs="宋体"/>
+          <w:sz w:val="24"/>
+          <w:szCs w:val="24"/>
+          <w:lang w:val="en-US" w:eastAsia="zh-CN"/>
+        </w:rPr>
+      </w:pPr>
       <w:bookmarkStart w:id="0" w:name="_GoBack"/>
       <w:bookmarkEnd w:id="0"/>
+    </w:p>
+    <w:p>
+      <w:pPr>
+        <w:keepNext w:val="0"/>
+        <w:keepLines w:val="0"/>
+        <w:widowControl/>
+        <w:suppressLineNumbers w:val="0"/>
+        <w:shd w:val="clear" w:fill="1E1E2E"/>
+        <w:spacing w:line="190" w:lineRule="atLeast"/>
+        <w:jc w:val="left"/>
+        <w:rPr>
+          <w:rFonts w:ascii="Consolas" w:hAnsi="Consolas" w:eastAsia="Consolas" w:cs="Consolas"/>
+          <w:b w:val="0"/>
+          <w:bCs w:val="0"/>
+          <w:color w:val="CDD6F4"/>
+          <w:sz w:val="14"/>
+          <w:szCs w:val="14"/>
+        </w:rPr>
+      </w:pPr>
+      <w:r>
+        <w:rPr>
+          <w:rFonts w:hint="default" w:ascii="Consolas" w:hAnsi="Consolas" w:eastAsia="Consolas" w:cs="Consolas"/>
+          <w:b w:val="0"/>
+          <w:bCs w:val="0"/>
+          <w:color w:val="CE9178"/>
+          <w:kern w:val="0"/>
+          <w:sz w:val="14"/>
+          <w:szCs w:val="14"/>
+          <w:shd w:val="clear" w:fill="1E1E2E"/>
+          <w:lang w:val="en-US" w:eastAsia="zh-CN" w:bidi="ar"/>
+        </w:rPr>
+        <w:t>'战争随之降临，炼狱魔物穿过裂口涌入地下，污染矿脉，占据城邦，将大片幽暗地域变成无法通行的死地。'</w:t>
+      </w:r>
+    </w:p>
+    <w:p>
+      <w:pPr>
+        <w:widowControl w:val="0"/>
+        <w:numPr>
+          <w:numId w:val="0"/>
+        </w:numPr>
+        <w:ind w:leftChars="0"/>
+        <w:jc w:val="both"/>
+        <w:rPr>
+          <w:rFonts w:hint="default" w:ascii="宋体" w:hAnsi="宋体" w:eastAsia="宋体" w:cs="宋体"/>
+          <w:sz w:val="24"/>
+          <w:szCs w:val="24"/>
+          <w:lang w:val="en-US" w:eastAsia="zh-CN"/>
+        </w:rPr>
+      </w:pPr>
+      <w:r>
+        <w:rPr>
+          <w:rFonts w:hint="default" w:ascii="宋体" w:hAnsi="宋体" w:eastAsia="宋体" w:cs="宋体"/>
+          <w:sz w:val="24"/>
+          <w:szCs w:val="24"/>
+          <w:lang w:val="en-US" w:eastAsia="zh-CN"/>
+        </w:rPr>
+        <w:t>frontend\public\assets\scenes\opening\opening0</w:t>
+      </w:r>
+      <w:r>
+        <w:rPr>
+          <w:rFonts w:hint="eastAsia" w:ascii="宋体" w:hAnsi="宋体" w:eastAsia="宋体" w:cs="宋体"/>
+          <w:sz w:val="24"/>
+          <w:szCs w:val="24"/>
+          <w:lang w:val="en-US" w:eastAsia="zh-CN"/>
+        </w:rPr>
+        <w:t>3</w:t>
+      </w:r>
+      <w:r>
+        <w:rPr>
+          <w:rFonts w:hint="default" w:ascii="宋体" w:hAnsi="宋体" w:eastAsia="宋体" w:cs="宋体"/>
+          <w:sz w:val="24"/>
+          <w:szCs w:val="24"/>
+          <w:lang w:val="en-US" w:eastAsia="zh-CN"/>
+        </w:rPr>
+        <w:t>.webp"</w:t>
+      </w:r>
+    </w:p>
+    <w:p>
+      <w:pPr>
+        <w:widowControl w:val="0"/>
+        <w:numPr>
+          <w:numId w:val="0"/>
+        </w:numPr>
+        <w:ind w:leftChars="0"/>
+        <w:jc w:val="both"/>
+        <w:rPr>
+          <w:rFonts w:hint="default" w:ascii="宋体" w:hAnsi="宋体" w:eastAsia="宋体" w:cs="宋体"/>
+          <w:sz w:val="24"/>
+          <w:szCs w:val="24"/>
+          <w:lang w:val="en-US" w:eastAsia="zh-CN"/>
+        </w:rPr>
+      </w:pPr>
+    </w:p>
+    <w:p>
+      <w:pPr>
+        <w:keepNext w:val="0"/>
+        <w:keepLines w:val="0"/>
+        <w:widowControl/>
+        <w:suppressLineNumbers w:val="0"/>
+        <w:shd w:val="clear" w:fill="1E1E2E"/>
+        <w:spacing w:line="190" w:lineRule="atLeast"/>
+        <w:jc w:val="left"/>
+        <w:rPr>
+          <w:rFonts w:ascii="Consolas" w:hAnsi="Consolas" w:eastAsia="Consolas" w:cs="Consolas"/>
+          <w:b w:val="0"/>
+          <w:bCs w:val="0"/>
+          <w:color w:val="CDD6F4"/>
+          <w:sz w:val="14"/>
+          <w:szCs w:val="14"/>
+        </w:rPr>
+      </w:pPr>
+      <w:r>
+        <w:rPr>
+          <w:rFonts w:hint="default" w:ascii="Consolas" w:hAnsi="Consolas" w:eastAsia="Consolas" w:cs="Consolas"/>
+          <w:b w:val="0"/>
+          <w:bCs w:val="0"/>
+          <w:color w:val="CE9178"/>
+          <w:kern w:val="0"/>
+          <w:sz w:val="14"/>
+          <w:szCs w:val="14"/>
+          <w:shd w:val="clear" w:fill="1E1E2E"/>
+          <w:lang w:val="en-US" w:eastAsia="zh-CN" w:bidi="ar"/>
+        </w:rPr>
+        <w:t>'最终，三位英雄携带三件圣遗物深入地底，在付出惨重代价后封闭了地心之门。'</w:t>
+      </w:r>
+    </w:p>
+    <w:p>
+      <w:pPr>
+        <w:widowControl w:val="0"/>
+        <w:numPr>
+          <w:numId w:val="0"/>
+        </w:numPr>
+        <w:ind w:leftChars="0"/>
+        <w:jc w:val="both"/>
+        <w:rPr>
+          <w:rFonts w:hint="default" w:ascii="宋体" w:hAnsi="宋体" w:eastAsia="宋体" w:cs="宋体"/>
+          <w:sz w:val="24"/>
+          <w:szCs w:val="24"/>
+          <w:lang w:val="en-US" w:eastAsia="zh-CN"/>
+        </w:rPr>
+      </w:pPr>
+      <w:r>
+        <w:rPr>
+          <w:rFonts w:hint="default" w:ascii="宋体" w:hAnsi="宋体" w:eastAsia="宋体" w:cs="宋体"/>
+          <w:sz w:val="24"/>
+          <w:szCs w:val="24"/>
+          <w:lang w:val="en-US" w:eastAsia="zh-CN"/>
+        </w:rPr>
+        <w:t>frontend\public\assets\scenes\opening\opening04.webp"</w:t>
+      </w:r>
+    </w:p>
+    <w:p>
+      <w:pPr>
+        <w:widowControl w:val="0"/>
+        <w:numPr>
+          <w:numId w:val="0"/>
+        </w:numPr>
+        <w:ind w:leftChars="0"/>
+        <w:jc w:val="both"/>
+        <w:rPr>
+          <w:rFonts w:hint="default" w:ascii="宋体" w:hAnsi="宋体" w:eastAsia="宋体" w:cs="宋体"/>
+          <w:sz w:val="24"/>
+          <w:szCs w:val="24"/>
+          <w:lang w:val="en-US" w:eastAsia="zh-CN"/>
+        </w:rPr>
+      </w:pPr>
+    </w:p>
+    <w:p>
+      <w:pPr>
+        <w:keepNext w:val="0"/>
+        <w:keepLines w:val="0"/>
+        <w:widowControl/>
+        <w:suppressLineNumbers w:val="0"/>
+        <w:shd w:val="clear" w:fill="1E1E2E"/>
+        <w:spacing w:line="190" w:lineRule="atLeast"/>
+        <w:jc w:val="left"/>
+        <w:rPr>
+          <w:rFonts w:ascii="Consolas" w:hAnsi="Consolas" w:eastAsia="Consolas" w:cs="Consolas"/>
+          <w:b w:val="0"/>
+          <w:bCs w:val="0"/>
+          <w:color w:val="CDD6F4"/>
+          <w:sz w:val="14"/>
+          <w:szCs w:val="14"/>
+        </w:rPr>
+      </w:pPr>
+      <w:r>
+        <w:rPr>
+          <w:rFonts w:hint="default" w:ascii="Consolas" w:hAnsi="Consolas" w:eastAsia="Consolas" w:cs="Consolas"/>
+          <w:b w:val="0"/>
+          <w:bCs w:val="0"/>
+          <w:color w:val="CE9178"/>
+          <w:kern w:val="0"/>
+          <w:sz w:val="14"/>
+          <w:szCs w:val="14"/>
+          <w:shd w:val="clear" w:fill="1E1E2E"/>
+          <w:lang w:val="en-US" w:eastAsia="zh-CN" w:bidi="ar"/>
+        </w:rPr>
+        <w:t>'随着驻军、矿工和商队不断聚集，一座前线补给城逐渐出现在堡垒上方的巨大洞窟中。'</w:t>
+      </w:r>
+    </w:p>
+    <w:p>
+      <w:pPr>
+        <w:widowControl w:val="0"/>
+        <w:numPr>
+          <w:numId w:val="0"/>
+        </w:numPr>
+        <w:ind w:leftChars="0"/>
+        <w:jc w:val="both"/>
+        <w:rPr>
+          <w:rFonts w:hint="default" w:ascii="宋体" w:hAnsi="宋体" w:eastAsia="宋体" w:cs="宋体"/>
+          <w:sz w:val="24"/>
+          <w:szCs w:val="24"/>
+          <w:lang w:val="en-US" w:eastAsia="zh-CN"/>
+        </w:rPr>
+      </w:pPr>
+      <w:r>
+        <w:rPr>
+          <w:rFonts w:hint="default" w:ascii="宋体" w:hAnsi="宋体" w:eastAsia="宋体" w:cs="宋体"/>
+          <w:sz w:val="24"/>
+          <w:szCs w:val="24"/>
+          <w:lang w:val="en-US" w:eastAsia="zh-CN"/>
+        </w:rPr>
+        <w:t>frontend\public\assets\scenes\opening\opening05.webp"</w:t>
+      </w:r>
+    </w:p>
+    <w:p>
+      <w:pPr>
+        <w:widowControl w:val="0"/>
+        <w:numPr>
+          <w:numId w:val="0"/>
+        </w:numPr>
+        <w:ind w:leftChars="0"/>
+        <w:jc w:val="both"/>
+        <w:rPr>
+          <w:rFonts w:hint="default" w:ascii="宋体" w:hAnsi="宋体" w:eastAsia="宋体" w:cs="宋体"/>
+          <w:sz w:val="24"/>
+          <w:szCs w:val="24"/>
+          <w:lang w:val="en-US" w:eastAsia="zh-CN"/>
+        </w:rPr>
+      </w:pPr>
+    </w:p>
+    <w:p>
+      <w:pPr>
+        <w:keepNext w:val="0"/>
+        <w:keepLines w:val="0"/>
+        <w:widowControl/>
+        <w:suppressLineNumbers w:val="0"/>
+        <w:shd w:val="clear" w:fill="1E1E2E"/>
+        <w:spacing w:line="190" w:lineRule="atLeast"/>
+        <w:jc w:val="left"/>
+        <w:rPr>
+          <w:rFonts w:ascii="Consolas" w:hAnsi="Consolas" w:eastAsia="Consolas" w:cs="Consolas"/>
+          <w:b w:val="0"/>
+          <w:bCs w:val="0"/>
+          <w:color w:val="CDD6F4"/>
+          <w:sz w:val="14"/>
+          <w:szCs w:val="14"/>
+        </w:rPr>
+      </w:pPr>
+      <w:r>
+        <w:rPr>
+          <w:rFonts w:hint="default" w:ascii="Consolas" w:hAnsi="Consolas" w:eastAsia="Consolas" w:cs="Consolas"/>
+          <w:b w:val="0"/>
+          <w:bCs w:val="0"/>
+          <w:color w:val="CE9178"/>
+          <w:kern w:val="0"/>
+          <w:sz w:val="14"/>
+          <w:szCs w:val="14"/>
+          <w:shd w:val="clear" w:fill="1E1E2E"/>
+          <w:lang w:val="en-US" w:eastAsia="zh-CN" w:bidi="ar"/>
+        </w:rPr>
+        <w:t>'十年前，地底堡垒按惯例发出了最后一次守备信号。内容一切正常，此后便彻底沉默。'</w:t>
+      </w:r>
+    </w:p>
+    <w:p>
+      <w:pPr>
+        <w:widowControl w:val="0"/>
+        <w:numPr>
+          <w:numId w:val="0"/>
+        </w:numPr>
+        <w:ind w:leftChars="0"/>
+        <w:jc w:val="both"/>
+        <w:rPr>
+          <w:rFonts w:hint="default" w:ascii="宋体" w:hAnsi="宋体" w:eastAsia="宋体" w:cs="宋体"/>
+          <w:sz w:val="24"/>
+          <w:szCs w:val="24"/>
+          <w:lang w:val="en-US" w:eastAsia="zh-CN"/>
+        </w:rPr>
+      </w:pPr>
+      <w:r>
+        <w:rPr>
+          <w:rFonts w:hint="default" w:ascii="宋体" w:hAnsi="宋体" w:eastAsia="宋体" w:cs="宋体"/>
+          <w:sz w:val="24"/>
+          <w:szCs w:val="24"/>
+          <w:lang w:val="en-US" w:eastAsia="zh-CN"/>
+        </w:rPr>
+        <w:t>frontend\public\assets\scenes\opening\opening06.webp"</w:t>
+      </w:r>
+    </w:p>
+    <w:p>
+      <w:pPr>
+        <w:widowControl w:val="0"/>
+        <w:numPr>
+          <w:numId w:val="0"/>
+        </w:numPr>
+        <w:ind w:leftChars="0"/>
+        <w:jc w:val="both"/>
+        <w:rPr>
+          <w:rFonts w:hint="default" w:ascii="宋体" w:hAnsi="宋体" w:eastAsia="宋体" w:cs="宋体"/>
+          <w:sz w:val="24"/>
+          <w:szCs w:val="24"/>
+          <w:lang w:val="en-US" w:eastAsia="zh-CN"/>
+        </w:rPr>
+      </w:pPr>
+    </w:p>
+    <w:p>
+      <w:pPr>
+        <w:keepNext w:val="0"/>
+        <w:keepLines w:val="0"/>
+        <w:widowControl/>
+        <w:suppressLineNumbers w:val="0"/>
+        <w:shd w:val="clear" w:fill="1E1E2E"/>
+        <w:spacing w:line="190" w:lineRule="atLeast"/>
+        <w:jc w:val="left"/>
+        <w:rPr>
+          <w:rFonts w:ascii="Consolas" w:hAnsi="Consolas" w:eastAsia="Consolas" w:cs="Consolas"/>
+          <w:b w:val="0"/>
+          <w:bCs w:val="0"/>
+          <w:color w:val="CDD6F4"/>
+          <w:sz w:val="14"/>
+          <w:szCs w:val="14"/>
+        </w:rPr>
+      </w:pPr>
+      <w:r>
+        <w:rPr>
+          <w:rFonts w:hint="default" w:ascii="Consolas" w:hAnsi="Consolas" w:eastAsia="Consolas" w:cs="Consolas"/>
+          <w:b w:val="0"/>
+          <w:bCs w:val="0"/>
+          <w:color w:val="CDD6F4"/>
+          <w:kern w:val="0"/>
+          <w:sz w:val="14"/>
+          <w:szCs w:val="14"/>
+          <w:shd w:val="clear" w:fill="1E1E2E"/>
+          <w:lang w:val="en-US" w:eastAsia="zh-CN" w:bidi="ar"/>
+        </w:rPr>
+        <w:t xml:space="preserve">{ </w:t>
+      </w:r>
+      <w:r>
+        <w:rPr>
+          <w:rFonts w:hint="default" w:ascii="Consolas" w:hAnsi="Consolas" w:eastAsia="Consolas" w:cs="Consolas"/>
+          <w:b w:val="0"/>
+          <w:bCs w:val="0"/>
+          <w:color w:val="9CDCFE"/>
+          <w:kern w:val="0"/>
+          <w:sz w:val="14"/>
+          <w:szCs w:val="14"/>
+          <w:shd w:val="clear" w:fill="1E1E2E"/>
+          <w:lang w:val="en-US" w:eastAsia="zh-CN" w:bidi="ar"/>
+        </w:rPr>
+        <w:t>speaker:</w:t>
+      </w:r>
+      <w:r>
+        <w:rPr>
+          <w:rFonts w:hint="default" w:ascii="Consolas" w:hAnsi="Consolas" w:eastAsia="Consolas" w:cs="Consolas"/>
+          <w:b w:val="0"/>
+          <w:bCs w:val="0"/>
+          <w:color w:val="CDD6F4"/>
+          <w:kern w:val="0"/>
+          <w:sz w:val="14"/>
+          <w:szCs w:val="14"/>
+          <w:shd w:val="clear" w:fill="1E1E2E"/>
+          <w:lang w:val="en-US" w:eastAsia="zh-CN" w:bidi="ar"/>
+        </w:rPr>
+        <w:t xml:space="preserve"> </w:t>
+      </w:r>
+      <w:r>
+        <w:rPr>
+          <w:rFonts w:hint="default" w:ascii="Consolas" w:hAnsi="Consolas" w:eastAsia="Consolas" w:cs="Consolas"/>
+          <w:b w:val="0"/>
+          <w:bCs w:val="0"/>
+          <w:color w:val="CE9178"/>
+          <w:kern w:val="0"/>
+          <w:sz w:val="14"/>
+          <w:szCs w:val="14"/>
+          <w:shd w:val="clear" w:fill="1E1E2E"/>
+          <w:lang w:val="en-US" w:eastAsia="zh-CN" w:bidi="ar"/>
+        </w:rPr>
+        <w:t>'主持人'</w:t>
+      </w:r>
+      <w:r>
+        <w:rPr>
+          <w:rFonts w:hint="default" w:ascii="Consolas" w:hAnsi="Consolas" w:eastAsia="Consolas" w:cs="Consolas"/>
+          <w:b w:val="0"/>
+          <w:bCs w:val="0"/>
+          <w:color w:val="CDD6F4"/>
+          <w:kern w:val="0"/>
+          <w:sz w:val="14"/>
+          <w:szCs w:val="14"/>
+          <w:shd w:val="clear" w:fill="1E1E2E"/>
+          <w:lang w:val="en-US" w:eastAsia="zh-CN" w:bidi="ar"/>
+        </w:rPr>
+        <w:t xml:space="preserve">, </w:t>
+      </w:r>
+      <w:r>
+        <w:rPr>
+          <w:rFonts w:hint="default" w:ascii="Consolas" w:hAnsi="Consolas" w:eastAsia="Consolas" w:cs="Consolas"/>
+          <w:b w:val="0"/>
+          <w:bCs w:val="0"/>
+          <w:color w:val="9CDCFE"/>
+          <w:kern w:val="0"/>
+          <w:sz w:val="14"/>
+          <w:szCs w:val="14"/>
+          <w:shd w:val="clear" w:fill="1E1E2E"/>
+          <w:lang w:val="en-US" w:eastAsia="zh-CN" w:bidi="ar"/>
+        </w:rPr>
+        <w:t>text:</w:t>
+      </w:r>
+      <w:r>
+        <w:rPr>
+          <w:rFonts w:hint="default" w:ascii="Consolas" w:hAnsi="Consolas" w:eastAsia="Consolas" w:cs="Consolas"/>
+          <w:b w:val="0"/>
+          <w:bCs w:val="0"/>
+          <w:color w:val="CDD6F4"/>
+          <w:kern w:val="0"/>
+          <w:sz w:val="14"/>
+          <w:szCs w:val="14"/>
+          <w:shd w:val="clear" w:fill="1E1E2E"/>
+          <w:lang w:val="en-US" w:eastAsia="zh-CN" w:bidi="ar"/>
+        </w:rPr>
+        <w:t xml:space="preserve"> </w:t>
+      </w:r>
+      <w:r>
+        <w:rPr>
+          <w:rFonts w:hint="default" w:ascii="Consolas" w:hAnsi="Consolas" w:eastAsia="Consolas" w:cs="Consolas"/>
+          <w:b w:val="0"/>
+          <w:bCs w:val="0"/>
+          <w:color w:val="CE9178"/>
+          <w:kern w:val="0"/>
+          <w:sz w:val="14"/>
+          <w:szCs w:val="14"/>
+          <w:shd w:val="clear" w:fill="1E1E2E"/>
+          <w:lang w:val="en-US" w:eastAsia="zh-CN" w:bidi="ar"/>
+        </w:rPr>
+        <w:t>'而今天故事的主角，是你——{name}。一名往来于各大城邦之间的赏金猎人。'</w:t>
+      </w:r>
+      <w:r>
+        <w:rPr>
+          <w:rFonts w:hint="default" w:ascii="Consolas" w:hAnsi="Consolas" w:eastAsia="Consolas" w:cs="Consolas"/>
+          <w:b w:val="0"/>
+          <w:bCs w:val="0"/>
+          <w:color w:val="CDD6F4"/>
+          <w:kern w:val="0"/>
+          <w:sz w:val="14"/>
+          <w:szCs w:val="14"/>
+          <w:shd w:val="clear" w:fill="1E1E2E"/>
+          <w:lang w:val="en-US" w:eastAsia="zh-CN" w:bidi="ar"/>
+        </w:rPr>
+        <w:t xml:space="preserve"> },</w:t>
+      </w:r>
+    </w:p>
+    <w:p>
+      <w:pPr>
+        <w:widowControl w:val="0"/>
+        <w:numPr>
+          <w:ilvl w:val="0"/>
+          <w:numId w:val="0"/>
+        </w:numPr>
+        <w:ind w:leftChars="0"/>
+        <w:jc w:val="both"/>
+        <w:rPr>
+          <w:rFonts w:hint="default" w:ascii="宋体" w:hAnsi="宋体" w:eastAsia="宋体" w:cs="宋体"/>
+          <w:sz w:val="24"/>
+          <w:szCs w:val="24"/>
+          <w:lang w:val="en-US" w:eastAsia="zh-CN"/>
+        </w:rPr>
+      </w:pPr>
+      <w:r>
+        <w:rPr>
+          <w:rFonts w:hint="default" w:ascii="宋体" w:hAnsi="宋体" w:eastAsia="宋体" w:cs="宋体"/>
+          <w:sz w:val="24"/>
+          <w:szCs w:val="24"/>
+          <w:lang w:val="en-US" w:eastAsia="zh-CN"/>
+        </w:rPr>
+        <w:t>frontend\public\assets\scenes\opening\opening0</w:t>
+      </w:r>
+      <w:r>
+        <w:rPr>
+          <w:rFonts w:hint="eastAsia" w:ascii="宋体" w:hAnsi="宋体" w:eastAsia="宋体" w:cs="宋体"/>
+          <w:sz w:val="24"/>
+          <w:szCs w:val="24"/>
+          <w:lang w:val="en-US" w:eastAsia="zh-CN"/>
+        </w:rPr>
+        <w:t>7</w:t>
+      </w:r>
+      <w:r>
+        <w:rPr>
+          <w:rFonts w:hint="default" w:ascii="宋体" w:hAnsi="宋体" w:eastAsia="宋体" w:cs="宋体"/>
+          <w:sz w:val="24"/>
+          <w:szCs w:val="24"/>
+          <w:lang w:val="en-US" w:eastAsia="zh-CN"/>
+        </w:rPr>
+        <w:t>.webp"</w:t>
+      </w:r>
+    </w:p>
+    <w:p>
+      <w:pPr>
+        <w:widowControl w:val="0"/>
+        <w:numPr>
+          <w:ilvl w:val="0"/>
+          <w:numId w:val="0"/>
+        </w:numPr>
+        <w:ind w:leftChars="0"/>
+        <w:jc w:val="both"/>
+        <w:rPr>
+          <w:rFonts w:hint="default" w:ascii="宋体" w:hAnsi="宋体" w:eastAsia="宋体" w:cs="宋体"/>
+          <w:sz w:val="24"/>
+          <w:szCs w:val="24"/>
+          <w:lang w:val="en-US" w:eastAsia="zh-CN"/>
+        </w:rPr>
+      </w:pPr>
+    </w:p>
+    <w:p>
+      <w:pPr>
+        <w:keepNext w:val="0"/>
+        <w:keepLines w:val="0"/>
+        <w:widowControl/>
+        <w:suppressLineNumbers w:val="0"/>
+        <w:shd w:val="clear" w:fill="1E1E2E"/>
+        <w:spacing w:line="190" w:lineRule="atLeast"/>
+        <w:jc w:val="left"/>
+        <w:rPr>
+          <w:rFonts w:ascii="Consolas" w:hAnsi="Consolas" w:eastAsia="Consolas" w:cs="Consolas"/>
+          <w:b w:val="0"/>
+          <w:bCs w:val="0"/>
+          <w:color w:val="CDD6F4"/>
+          <w:sz w:val="14"/>
+          <w:szCs w:val="14"/>
+        </w:rPr>
+      </w:pPr>
+      <w:r>
+        <w:rPr>
+          <w:rFonts w:hint="default" w:ascii="Consolas" w:hAnsi="Consolas" w:eastAsia="Consolas" w:cs="Consolas"/>
+          <w:b w:val="0"/>
+          <w:bCs w:val="0"/>
+          <w:color w:val="CDD6F4"/>
+          <w:kern w:val="0"/>
+          <w:sz w:val="14"/>
+          <w:szCs w:val="14"/>
+          <w:shd w:val="clear" w:fill="1E1E2E"/>
+          <w:lang w:val="en-US" w:eastAsia="zh-CN" w:bidi="ar"/>
+        </w:rPr>
+        <w:t xml:space="preserve">{ </w:t>
+      </w:r>
+      <w:r>
+        <w:rPr>
+          <w:rFonts w:hint="default" w:ascii="Consolas" w:hAnsi="Consolas" w:eastAsia="Consolas" w:cs="Consolas"/>
+          <w:b w:val="0"/>
+          <w:bCs w:val="0"/>
+          <w:color w:val="9CDCFE"/>
+          <w:kern w:val="0"/>
+          <w:sz w:val="14"/>
+          <w:szCs w:val="14"/>
+          <w:shd w:val="clear" w:fill="1E1E2E"/>
+          <w:lang w:val="en-US" w:eastAsia="zh-CN" w:bidi="ar"/>
+        </w:rPr>
+        <w:t>speaker:</w:t>
+      </w:r>
+      <w:r>
+        <w:rPr>
+          <w:rFonts w:hint="default" w:ascii="Consolas" w:hAnsi="Consolas" w:eastAsia="Consolas" w:cs="Consolas"/>
+          <w:b w:val="0"/>
+          <w:bCs w:val="0"/>
+          <w:color w:val="CDD6F4"/>
+          <w:kern w:val="0"/>
+          <w:sz w:val="14"/>
+          <w:szCs w:val="14"/>
+          <w:shd w:val="clear" w:fill="1E1E2E"/>
+          <w:lang w:val="en-US" w:eastAsia="zh-CN" w:bidi="ar"/>
+        </w:rPr>
+        <w:t xml:space="preserve"> </w:t>
+      </w:r>
+      <w:r>
+        <w:rPr>
+          <w:rFonts w:hint="default" w:ascii="Consolas" w:hAnsi="Consolas" w:eastAsia="Consolas" w:cs="Consolas"/>
+          <w:b w:val="0"/>
+          <w:bCs w:val="0"/>
+          <w:color w:val="CE9178"/>
+          <w:kern w:val="0"/>
+          <w:sz w:val="14"/>
+          <w:szCs w:val="14"/>
+          <w:shd w:val="clear" w:fill="1E1E2E"/>
+          <w:lang w:val="en-US" w:eastAsia="zh-CN" w:bidi="ar"/>
+        </w:rPr>
+        <w:t>'主持人'</w:t>
+      </w:r>
+      <w:r>
+        <w:rPr>
+          <w:rFonts w:hint="default" w:ascii="Consolas" w:hAnsi="Consolas" w:eastAsia="Consolas" w:cs="Consolas"/>
+          <w:b w:val="0"/>
+          <w:bCs w:val="0"/>
+          <w:color w:val="CDD6F4"/>
+          <w:kern w:val="0"/>
+          <w:sz w:val="14"/>
+          <w:szCs w:val="14"/>
+          <w:shd w:val="clear" w:fill="1E1E2E"/>
+          <w:lang w:val="en-US" w:eastAsia="zh-CN" w:bidi="ar"/>
+        </w:rPr>
+        <w:t xml:space="preserve">, </w:t>
+      </w:r>
+      <w:r>
+        <w:rPr>
+          <w:rFonts w:hint="default" w:ascii="Consolas" w:hAnsi="Consolas" w:eastAsia="Consolas" w:cs="Consolas"/>
+          <w:b w:val="0"/>
+          <w:bCs w:val="0"/>
+          <w:color w:val="9CDCFE"/>
+          <w:kern w:val="0"/>
+          <w:sz w:val="14"/>
+          <w:szCs w:val="14"/>
+          <w:shd w:val="clear" w:fill="1E1E2E"/>
+          <w:lang w:val="en-US" w:eastAsia="zh-CN" w:bidi="ar"/>
+        </w:rPr>
+        <w:t>text:</w:t>
+      </w:r>
+      <w:r>
+        <w:rPr>
+          <w:rFonts w:hint="default" w:ascii="Consolas" w:hAnsi="Consolas" w:eastAsia="Consolas" w:cs="Consolas"/>
+          <w:b w:val="0"/>
+          <w:bCs w:val="0"/>
+          <w:color w:val="CDD6F4"/>
+          <w:kern w:val="0"/>
+          <w:sz w:val="14"/>
+          <w:szCs w:val="14"/>
+          <w:shd w:val="clear" w:fill="1E1E2E"/>
+          <w:lang w:val="en-US" w:eastAsia="zh-CN" w:bidi="ar"/>
+        </w:rPr>
+        <w:t xml:space="preserve"> </w:t>
+      </w:r>
+      <w:r>
+        <w:rPr>
+          <w:rFonts w:hint="default" w:ascii="Consolas" w:hAnsi="Consolas" w:eastAsia="Consolas" w:cs="Consolas"/>
+          <w:b w:val="0"/>
+          <w:bCs w:val="0"/>
+          <w:color w:val="CE9178"/>
+          <w:kern w:val="0"/>
+          <w:sz w:val="14"/>
+          <w:szCs w:val="14"/>
+          <w:shd w:val="clear" w:fill="1E1E2E"/>
+          <w:lang w:val="en-US" w:eastAsia="zh-CN" w:bidi="ar"/>
+        </w:rPr>
+        <w:t>'三个月前，一份来自逆穹城的指名委托被送到你手中。'</w:t>
+      </w:r>
+      <w:r>
+        <w:rPr>
+          <w:rFonts w:hint="default" w:ascii="Consolas" w:hAnsi="Consolas" w:eastAsia="Consolas" w:cs="Consolas"/>
+          <w:b w:val="0"/>
+          <w:bCs w:val="0"/>
+          <w:color w:val="CDD6F4"/>
+          <w:kern w:val="0"/>
+          <w:sz w:val="14"/>
+          <w:szCs w:val="14"/>
+          <w:shd w:val="clear" w:fill="1E1E2E"/>
+          <w:lang w:val="en-US" w:eastAsia="zh-CN" w:bidi="ar"/>
+        </w:rPr>
+        <w:t xml:space="preserve"> },</w:t>
+      </w:r>
+    </w:p>
+    <w:p>
+      <w:pPr>
+        <w:widowControl w:val="0"/>
+        <w:numPr>
+          <w:ilvl w:val="0"/>
+          <w:numId w:val="0"/>
+        </w:numPr>
+        <w:ind w:leftChars="0"/>
+        <w:jc w:val="both"/>
+        <w:rPr>
+          <w:rFonts w:hint="default" w:ascii="宋体" w:hAnsi="宋体" w:eastAsia="宋体" w:cs="宋体"/>
+          <w:sz w:val="24"/>
+          <w:szCs w:val="24"/>
+          <w:lang w:val="en-US" w:eastAsia="zh-CN"/>
+        </w:rPr>
+      </w:pPr>
+      <w:r>
+        <w:rPr>
+          <w:rFonts w:hint="default" w:ascii="宋体" w:hAnsi="宋体" w:eastAsia="宋体" w:cs="宋体"/>
+          <w:sz w:val="24"/>
+          <w:szCs w:val="24"/>
+          <w:lang w:val="en-US" w:eastAsia="zh-CN"/>
+        </w:rPr>
+        <w:t>frontend\public\assets\scenes\opening\opening0</w:t>
+      </w:r>
+      <w:r>
+        <w:rPr>
+          <w:rFonts w:hint="eastAsia" w:ascii="宋体" w:hAnsi="宋体" w:eastAsia="宋体" w:cs="宋体"/>
+          <w:sz w:val="24"/>
+          <w:szCs w:val="24"/>
+          <w:lang w:val="en-US" w:eastAsia="zh-CN"/>
+        </w:rPr>
+        <w:t>8</w:t>
+      </w:r>
+      <w:r>
+        <w:rPr>
+          <w:rFonts w:hint="default" w:ascii="宋体" w:hAnsi="宋体" w:eastAsia="宋体" w:cs="宋体"/>
+          <w:sz w:val="24"/>
+          <w:szCs w:val="24"/>
+          <w:lang w:val="en-US" w:eastAsia="zh-CN"/>
+        </w:rPr>
+        <w:t>.webp"</w:t>
+      </w:r>
+    </w:p>
+    <w:p>
+      <w:pPr>
+        <w:widowControl w:val="0"/>
+        <w:numPr>
+          <w:ilvl w:val="0"/>
+          <w:numId w:val="0"/>
+        </w:numPr>
+        <w:ind w:leftChars="0"/>
+        <w:jc w:val="both"/>
+        <w:rPr>
+          <w:rFonts w:hint="default" w:ascii="宋体" w:hAnsi="宋体" w:eastAsia="宋体" w:cs="宋体"/>
+          <w:sz w:val="24"/>
+          <w:szCs w:val="24"/>
+          <w:lang w:val="en-US" w:eastAsia="zh-CN"/>
+        </w:rPr>
+      </w:pPr>
+    </w:p>
+    <w:p>
+      <w:pPr>
+        <w:keepNext w:val="0"/>
+        <w:keepLines w:val="0"/>
+        <w:widowControl/>
+        <w:suppressLineNumbers w:val="0"/>
+        <w:shd w:val="clear" w:fill="1E1E2E"/>
+        <w:spacing w:line="190" w:lineRule="atLeast"/>
+        <w:jc w:val="left"/>
+        <w:rPr>
+          <w:rFonts w:hint="default" w:ascii="宋体" w:hAnsi="宋体" w:eastAsia="宋体" w:cs="宋体"/>
+          <w:sz w:val="24"/>
+          <w:szCs w:val="24"/>
+          <w:lang w:val="en-US" w:eastAsia="zh-CN"/>
+        </w:rPr>
+      </w:pPr>
+      <w:r>
+        <w:rPr>
+          <w:rFonts w:hint="default" w:ascii="Consolas" w:hAnsi="Consolas" w:eastAsia="Consolas" w:cs="Consolas"/>
+          <w:b w:val="0"/>
+          <w:bCs w:val="0"/>
+          <w:color w:val="CE9178"/>
+          <w:kern w:val="0"/>
+          <w:sz w:val="14"/>
+          <w:szCs w:val="14"/>
+          <w:shd w:val="clear" w:fill="1E1E2E"/>
+          <w:lang w:val="en-US" w:eastAsia="zh-CN" w:bidi="ar"/>
+        </w:rPr>
+        <w:t>'你沿着一条废弃的符文矿道不断下行，起初还能看见锈蚀矿车与熄灭的矮人锻炉。'</w:t>
+      </w:r>
+      <w:r>
+        <w:rPr>
+          <w:rFonts w:hint="default" w:ascii="Consolas" w:hAnsi="Consolas" w:eastAsia="Consolas" w:cs="Consolas"/>
+          <w:b w:val="0"/>
+          <w:bCs w:val="0"/>
+          <w:color w:val="CDD6F4"/>
+          <w:kern w:val="0"/>
+          <w:sz w:val="14"/>
+          <w:szCs w:val="14"/>
+          <w:shd w:val="clear" w:fill="1E1E2E"/>
+          <w:lang w:val="en-US" w:eastAsia="zh-CN" w:bidi="ar"/>
+        </w:rPr>
+        <w:t xml:space="preserve"> </w:t>
+      </w:r>
+    </w:p>
+    <w:p>
+      <w:pPr>
+        <w:widowControl w:val="0"/>
+        <w:numPr>
+          <w:ilvl w:val="0"/>
+          <w:numId w:val="0"/>
+        </w:numPr>
+        <w:ind w:leftChars="0"/>
+        <w:jc w:val="both"/>
+        <w:rPr>
+          <w:rFonts w:hint="default" w:ascii="宋体" w:hAnsi="宋体" w:eastAsia="宋体" w:cs="宋体"/>
+          <w:sz w:val="24"/>
+          <w:szCs w:val="24"/>
+          <w:lang w:val="en-US" w:eastAsia="zh-CN"/>
+        </w:rPr>
+      </w:pPr>
+      <w:r>
+        <w:rPr>
+          <w:rFonts w:hint="default" w:ascii="宋体" w:hAnsi="宋体" w:eastAsia="宋体" w:cs="宋体"/>
+          <w:sz w:val="24"/>
+          <w:szCs w:val="24"/>
+          <w:lang w:val="en-US" w:eastAsia="zh-CN"/>
+        </w:rPr>
+        <w:t>frontend\public\assets\scenes\opening\opening0</w:t>
+      </w:r>
+      <w:r>
+        <w:rPr>
+          <w:rFonts w:hint="eastAsia" w:ascii="宋体" w:hAnsi="宋体" w:eastAsia="宋体" w:cs="宋体"/>
+          <w:sz w:val="24"/>
+          <w:szCs w:val="24"/>
+          <w:lang w:val="en-US" w:eastAsia="zh-CN"/>
+        </w:rPr>
+        <w:t>9</w:t>
+      </w:r>
+      <w:r>
+        <w:rPr>
+          <w:rFonts w:hint="default" w:ascii="宋体" w:hAnsi="宋体" w:eastAsia="宋体" w:cs="宋体"/>
+          <w:sz w:val="24"/>
+          <w:szCs w:val="24"/>
+          <w:lang w:val="en-US" w:eastAsia="zh-CN"/>
+        </w:rPr>
+        <w:t>.webp"</w:t>
+      </w:r>
+    </w:p>
+    <w:p>
+      <w:pPr>
+        <w:widowControl w:val="0"/>
+        <w:numPr>
+          <w:numId w:val="0"/>
+        </w:numPr>
+        <w:ind w:leftChars="0"/>
+        <w:jc w:val="both"/>
+        <w:rPr>
+          <w:rFonts w:hint="default" w:ascii="宋体" w:hAnsi="宋体" w:eastAsia="宋体" w:cs="宋体"/>
+          <w:sz w:val="24"/>
+          <w:szCs w:val="24"/>
+          <w:lang w:val="en-US" w:eastAsia="zh-CN"/>
+        </w:rPr>
+      </w:pPr>
+    </w:p>
+    <w:p>
+      <w:pPr>
+        <w:keepNext w:val="0"/>
+        <w:keepLines w:val="0"/>
+        <w:widowControl/>
+        <w:suppressLineNumbers w:val="0"/>
+        <w:shd w:val="clear" w:fill="1E1E2E"/>
+        <w:spacing w:line="190" w:lineRule="atLeast"/>
+        <w:jc w:val="left"/>
+        <w:rPr>
+          <w:rFonts w:ascii="Consolas" w:hAnsi="Consolas" w:eastAsia="Consolas" w:cs="Consolas"/>
+          <w:b w:val="0"/>
+          <w:bCs w:val="0"/>
+          <w:color w:val="CDD6F4"/>
+          <w:sz w:val="14"/>
+          <w:szCs w:val="14"/>
+        </w:rPr>
+      </w:pPr>
+      <w:r>
+        <w:rPr>
+          <w:rFonts w:hint="default" w:ascii="Consolas" w:hAnsi="Consolas" w:eastAsia="Consolas" w:cs="Consolas"/>
+          <w:b w:val="0"/>
+          <w:bCs w:val="0"/>
+          <w:color w:val="CE9178"/>
+          <w:kern w:val="0"/>
+          <w:sz w:val="14"/>
+          <w:szCs w:val="14"/>
+          <w:shd w:val="clear" w:fill="1E1E2E"/>
+          <w:lang w:val="en-US" w:eastAsia="zh-CN" w:bidi="ar"/>
+        </w:rPr>
+        <w:t>'再往下，连矮人的路标也消失了。黑暗中，只剩侏儒工程师留下的发光铆钉，引着你继续深入。'</w:t>
+      </w:r>
+    </w:p>
+    <w:p>
+      <w:pPr>
+        <w:widowControl w:val="0"/>
+        <w:numPr>
+          <w:ilvl w:val="0"/>
+          <w:numId w:val="0"/>
+        </w:numPr>
+        <w:ind w:leftChars="0"/>
+        <w:jc w:val="both"/>
+        <w:rPr>
+          <w:rFonts w:hint="default" w:ascii="宋体" w:hAnsi="宋体" w:eastAsia="宋体" w:cs="宋体"/>
+          <w:sz w:val="24"/>
+          <w:szCs w:val="24"/>
+          <w:lang w:val="en-US" w:eastAsia="zh-CN"/>
+        </w:rPr>
+      </w:pPr>
+      <w:r>
+        <w:rPr>
+          <w:rFonts w:hint="default" w:ascii="宋体" w:hAnsi="宋体" w:eastAsia="宋体" w:cs="宋体"/>
+          <w:sz w:val="24"/>
+          <w:szCs w:val="24"/>
+          <w:lang w:val="en-US" w:eastAsia="zh-CN"/>
+        </w:rPr>
+        <w:t>frontend\public\assets\scenes\opening\opening</w:t>
+      </w:r>
+      <w:r>
+        <w:rPr>
+          <w:rFonts w:hint="eastAsia" w:ascii="宋体" w:hAnsi="宋体" w:eastAsia="宋体" w:cs="宋体"/>
+          <w:sz w:val="24"/>
+          <w:szCs w:val="24"/>
+          <w:lang w:val="en-US" w:eastAsia="zh-CN"/>
+        </w:rPr>
+        <w:t>10</w:t>
+      </w:r>
+      <w:r>
+        <w:rPr>
+          <w:rFonts w:hint="default" w:ascii="宋体" w:hAnsi="宋体" w:eastAsia="宋体" w:cs="宋体"/>
+          <w:sz w:val="24"/>
+          <w:szCs w:val="24"/>
+          <w:lang w:val="en-US" w:eastAsia="zh-CN"/>
+        </w:rPr>
+        <w:t>.webp"</w:t>
+      </w:r>
+    </w:p>
+    <w:p>
+      <w:pPr>
+        <w:widowControl w:val="0"/>
+        <w:numPr>
+          <w:numId w:val="0"/>
+        </w:numPr>
+        <w:ind w:leftChars="0"/>
+        <w:jc w:val="both"/>
+        <w:rPr>
+          <w:rFonts w:hint="default" w:ascii="宋体" w:hAnsi="宋体" w:eastAsia="宋体" w:cs="宋体"/>
+          <w:sz w:val="24"/>
+          <w:szCs w:val="24"/>
+          <w:lang w:val="en-US" w:eastAsia="zh-CN"/>
+        </w:rPr>
+      </w:pPr>
+    </w:p>
+    <w:p>
+      <w:pPr>
+        <w:keepNext w:val="0"/>
+        <w:keepLines w:val="0"/>
+        <w:widowControl/>
+        <w:suppressLineNumbers w:val="0"/>
+        <w:shd w:val="clear" w:fill="1E1E2E"/>
+        <w:spacing w:line="190" w:lineRule="atLeast"/>
+        <w:jc w:val="left"/>
+        <w:rPr>
+          <w:rFonts w:ascii="Consolas" w:hAnsi="Consolas" w:eastAsia="Consolas" w:cs="Consolas"/>
+          <w:b w:val="0"/>
+          <w:bCs w:val="0"/>
+          <w:color w:val="CDD6F4"/>
+          <w:sz w:val="14"/>
+          <w:szCs w:val="14"/>
+        </w:rPr>
+      </w:pPr>
+      <w:r>
+        <w:rPr>
+          <w:rFonts w:hint="default" w:ascii="Consolas" w:hAnsi="Consolas" w:eastAsia="Consolas" w:cs="Consolas"/>
+          <w:b w:val="0"/>
+          <w:bCs w:val="0"/>
+          <w:color w:val="CDD6F4"/>
+          <w:kern w:val="0"/>
+          <w:sz w:val="14"/>
+          <w:szCs w:val="14"/>
+          <w:shd w:val="clear" w:fill="1E1E2E"/>
+          <w:lang w:val="en-US" w:eastAsia="zh-CN" w:bidi="ar"/>
+        </w:rPr>
+        <w:t> </w:t>
+      </w:r>
+      <w:r>
+        <w:rPr>
+          <w:rFonts w:hint="default" w:ascii="Consolas" w:hAnsi="Consolas" w:eastAsia="Consolas" w:cs="Consolas"/>
+          <w:b w:val="0"/>
+          <w:bCs w:val="0"/>
+          <w:color w:val="CE9178"/>
+          <w:kern w:val="0"/>
+          <w:sz w:val="14"/>
+          <w:szCs w:val="14"/>
+          <w:shd w:val="clear" w:fill="1E1E2E"/>
+          <w:lang w:val="en-US" w:eastAsia="zh-CN" w:bidi="ar"/>
+        </w:rPr>
+        <w:t>'不久后，矿道尽头终于吹来带着矿尘与孢粉气味的风。'</w:t>
+      </w:r>
+    </w:p>
+    <w:p>
+      <w:pPr>
+        <w:widowControl w:val="0"/>
+        <w:numPr>
+          <w:ilvl w:val="0"/>
+          <w:numId w:val="0"/>
+        </w:numPr>
+        <w:ind w:leftChars="0"/>
+        <w:jc w:val="both"/>
+        <w:rPr>
+          <w:rFonts w:hint="default" w:ascii="宋体" w:hAnsi="宋体" w:eastAsia="宋体" w:cs="宋体"/>
+          <w:sz w:val="24"/>
+          <w:szCs w:val="24"/>
+          <w:lang w:val="en-US" w:eastAsia="zh-CN"/>
+        </w:rPr>
+      </w:pPr>
+      <w:r>
+        <w:rPr>
+          <w:rFonts w:hint="default" w:ascii="宋体" w:hAnsi="宋体" w:eastAsia="宋体" w:cs="宋体"/>
+          <w:sz w:val="24"/>
+          <w:szCs w:val="24"/>
+          <w:lang w:val="en-US" w:eastAsia="zh-CN"/>
+        </w:rPr>
+        <w:t>frontend\public\assets\scenes\opening\opening</w:t>
+      </w:r>
+      <w:r>
+        <w:rPr>
+          <w:rFonts w:hint="eastAsia" w:ascii="宋体" w:hAnsi="宋体" w:eastAsia="宋体" w:cs="宋体"/>
+          <w:sz w:val="24"/>
+          <w:szCs w:val="24"/>
+          <w:lang w:val="en-US" w:eastAsia="zh-CN"/>
+        </w:rPr>
+        <w:t>11</w:t>
+      </w:r>
+      <w:r>
+        <w:rPr>
+          <w:rFonts w:hint="default" w:ascii="宋体" w:hAnsi="宋体" w:eastAsia="宋体" w:cs="宋体"/>
+          <w:sz w:val="24"/>
+          <w:szCs w:val="24"/>
+          <w:lang w:val="en-US" w:eastAsia="zh-CN"/>
+        </w:rPr>
+        <w:t>.webp"</w:t>
+      </w:r>
+    </w:p>
+    <w:p>
+      <w:pPr>
+        <w:widowControl w:val="0"/>
+        <w:numPr>
+          <w:numId w:val="0"/>
+        </w:numPr>
+        <w:ind w:leftChars="0"/>
+        <w:jc w:val="both"/>
+        <w:rPr>
+          <w:rFonts w:hint="default" w:ascii="宋体" w:hAnsi="宋体" w:eastAsia="宋体" w:cs="宋体"/>
+          <w:sz w:val="24"/>
+          <w:szCs w:val="24"/>
+          <w:lang w:val="en-US" w:eastAsia="zh-CN"/>
+        </w:rPr>
+      </w:pPr>
     </w:p>
     <w:sectPr>
       <w:pgSz w:w="11906" w:h="16838"/>
